--- a/04-滤波电路/05-其他滤波器/自适应滤波器/自适应滤波器.docx
+++ b/04-滤波电路/05-其他滤波器/自适应滤波器/自适应滤波器.docx
@@ -2897,6 +2897,20 @@
     </w:p>
     <w:bookmarkEnd w:id="26"/>
     <w:bookmarkEnd w:id="27"/>
+    <w:p>
+      <w:pPr>
+        <w:spacing w:before="360"/>
+        <w:jc w:val="center"/>
+      </w:pPr>
+      <w:r>
+        <w:rPr>
+          <w:rFonts w:ascii="Times New Roman" w:hAnsi="Times New Roman"/>
+          <w:color w:val="555555"/>
+          <w:sz w:val="21"/>
+        </w:rPr>
+        <w:t>材料收集者：杜文杰</w:t>
+      </w:r>
+    </w:p>
     <w:sectPr>
       <w:headerReference r:id="rId9" w:type="default"/>
       <w:footerReference r:id="rId10" w:type="default"/>

--- a/04-滤波电路/05-其他滤波器/自适应滤波器/自适应滤波器.docx
+++ b/04-滤波电路/05-其他滤波器/自适应滤波器/自适应滤波器.docx
@@ -1,6 +1,6 @@
 
 <file path=word/document.xml><?xml version="1.0" encoding="utf-8"?>
-<w:document xmlns:w="http://schemas.openxmlformats.org/wordprocessingml/2006/main" xmlns:m="http://schemas.openxmlformats.org/officeDocument/2006/math" xmlns:r="http://schemas.openxmlformats.org/officeDocument/2006/relationships" xmlns:o="urn:schemas-microsoft-com:office:office" xmlns:v="urn:schemas-microsoft-com:vml" xmlns:w10="urn:schemas-microsoft-com:office:word" xmlns:a="http://schemas.openxmlformats.org/drawingml/2006/main" xmlns:pic="http://schemas.openxmlformats.org/drawingml/2006/picture" xmlns:wp="http://schemas.openxmlformats.org/drawingml/2006/wordprocessingDrawing">
+<w:document xmlns:m="http://schemas.openxmlformats.org/officeDocument/2006/math" xmlns:r="http://schemas.openxmlformats.org/officeDocument/2006/relationships" xmlns:w="http://schemas.openxmlformats.org/wordprocessingml/2006/main" xmlns:o="urn:schemas-microsoft-com:office:office" xmlns:v="urn:schemas-microsoft-com:vml" xmlns:w10="urn:schemas-microsoft-com:office:word" xmlns:a="http://schemas.openxmlformats.org/drawingml/2006/main" xmlns:pic="http://schemas.openxmlformats.org/drawingml/2006/picture" xmlns:wp="http://schemas.openxmlformats.org/drawingml/2006/wordprocessingDrawing">
   <w:body>
     <w:bookmarkStart w:id="27" w:name="自适应滤波器"/>
     <w:p>
@@ -9,7 +9,7 @@
       </w:pPr>
       <w:r>
         <w:rPr>
-          <w:rFonts w:hint="eastAsia"/>
+          <w:rFonts w:hint="eastAsia" w:eastAsia="黑体"/>
         </w:rPr>
         <w:t xml:space="preserve">自适应滤波器</w:t>
       </w:r>
@@ -21,7 +21,7 @@
       </w:pPr>
       <w:r>
         <w:rPr>
-          <w:rFonts w:hint="eastAsia"/>
+          <w:rFonts w:hint="eastAsia" w:eastAsia="黑体"/>
         </w:rPr>
         <w:t xml:space="preserve">拓扑描述</w:t>
       </w:r>
@@ -32,16 +32,19 @@
       </w:pPr>
       <w:r>
         <w:rPr>
-          <w:rFonts w:hint="eastAsia"/>
+          <w:rFonts w:hint="eastAsia" w:eastAsia="黑体"/>
         </w:rPr>
         <w:t xml:space="preserve">本电路为根据输入信号与误差信号动态调整自身系数、使输出逼近期望响应的滤波系统，由</w:t>
       </w:r>
       <w:r>
+        <w:rPr>
+          <w:rFonts w:eastAsia="黑体"/>
+        </w:rPr>
         <w:t xml:space="preserve"> </w:t>
       </w:r>
       <w:r>
         <w:rPr>
-          <w:rFonts w:hint="eastAsia"/>
+          <w:rFonts w:hint="eastAsia" w:eastAsia="黑体"/>
           <w:b/>
           <w:bCs/>
         </w:rPr>
@@ -49,6 +52,7 @@
       </w:r>
       <w:r>
         <w:rPr>
+          <w:rFonts w:eastAsia="黑体"/>
           <w:b/>
           <w:bCs/>
         </w:rPr>
@@ -56,7 +60,7 @@
       </w:r>
       <w:r>
         <w:rPr>
-          <w:rFonts w:hint="eastAsia"/>
+          <w:rFonts w:hint="eastAsia" w:eastAsia="黑体"/>
           <w:b/>
           <w:bCs/>
         </w:rPr>
@@ -64,6 +68,7 @@
       </w:r>
       <w:r>
         <w:rPr>
+          <w:rFonts w:eastAsia="黑体"/>
           <w:b/>
           <w:bCs/>
         </w:rPr>
@@ -91,7 +96,7 @@
       </m:oMath>
       <w:r>
         <w:rPr>
-          <w:rFonts w:hint="eastAsia"/>
+          <w:rFonts w:hint="eastAsia" w:eastAsia="黑体"/>
           <w:b/>
           <w:bCs/>
         </w:rPr>
@@ -99,6 +104,7 @@
       </w:r>
       <w:r>
         <w:rPr>
+          <w:rFonts w:eastAsia="黑体"/>
           <w:b/>
           <w:bCs/>
         </w:rPr>
@@ -120,6 +126,7 @@
       </m:oMath>
       <w:r>
         <w:rPr>
+          <w:rFonts w:eastAsia="黑体"/>
           <w:b/>
           <w:bCs/>
         </w:rPr>
@@ -127,7 +134,7 @@
       </w:r>
       <w:r>
         <w:rPr>
-          <w:rFonts w:hint="eastAsia"/>
+          <w:rFonts w:hint="eastAsia" w:eastAsia="黑体"/>
           <w:b/>
           <w:bCs/>
         </w:rPr>
@@ -135,6 +142,7 @@
       </w:r>
       <w:r>
         <w:rPr>
+          <w:rFonts w:eastAsia="黑体"/>
           <w:b/>
           <w:bCs/>
         </w:rPr>
@@ -147,6 +155,7 @@
       </m:oMath>
       <w:r>
         <w:rPr>
+          <w:rFonts w:eastAsia="黑体"/>
           <w:b/>
           <w:bCs/>
         </w:rPr>
@@ -154,22 +163,28 @@
       </w:r>
       <w:r>
         <w:rPr>
-          <w:rFonts w:hint="eastAsia"/>
+          <w:rFonts w:hint="eastAsia" w:eastAsia="黑体"/>
           <w:b/>
           <w:bCs/>
         </w:rPr>
         <w:t xml:space="preserve">等）</w:t>
       </w:r>
       <w:r>
+        <w:rPr>
+          <w:rFonts w:eastAsia="黑体"/>
+        </w:rPr>
         <w:t xml:space="preserve"> </w:t>
       </w:r>
       <w:r>
         <w:rPr>
-          <w:rFonts w:hint="eastAsia"/>
+          <w:rFonts w:hint="eastAsia" w:eastAsia="黑体"/>
         </w:rPr>
         <w:t xml:space="preserve">构成。关键节点命名如下：输入节点</w:t>
       </w:r>
       <w:r>
+        <w:rPr>
+          <w:rFonts w:eastAsia="黑体"/>
+        </w:rPr>
         <w:t xml:space="preserve"> </w:t>
       </w:r>
       <m:oMath>
@@ -190,15 +205,21 @@
         </m:sSub>
       </m:oMath>
       <w:r>
+        <w:rPr>
+          <w:rFonts w:eastAsia="黑体"/>
+        </w:rPr>
         <w:t xml:space="preserve"> </w:t>
       </w:r>
       <w:r>
         <w:rPr>
-          <w:rFonts w:hint="eastAsia"/>
+          <w:rFonts w:hint="eastAsia" w:eastAsia="黑体"/>
         </w:rPr>
         <w:t xml:space="preserve">接收输入序列</w:t>
       </w:r>
       <w:r>
+        <w:rPr>
+          <w:rFonts w:eastAsia="黑体"/>
+        </w:rPr>
         <w:t xml:space="preserve"> </w:t>
       </w:r>
       <m:oMath>
@@ -223,11 +244,14 @@
       </m:oMath>
       <w:r>
         <w:rPr>
-          <w:rFonts w:hint="eastAsia"/>
+          <w:rFonts w:hint="eastAsia" w:eastAsia="黑体"/>
         </w:rPr>
         <w:t xml:space="preserve">，输出节点</w:t>
       </w:r>
       <w:r>
+        <w:rPr>
+          <w:rFonts w:eastAsia="黑体"/>
+        </w:rPr>
         <w:t xml:space="preserve"> </w:t>
       </w:r>
       <m:oMath>
@@ -251,15 +275,21 @@
         </m:sSub>
       </m:oMath>
       <w:r>
+        <w:rPr>
+          <w:rFonts w:eastAsia="黑体"/>
+        </w:rPr>
         <w:t xml:space="preserve"> </w:t>
       </w:r>
       <w:r>
         <w:rPr>
-          <w:rFonts w:hint="eastAsia"/>
+          <w:rFonts w:hint="eastAsia" w:eastAsia="黑体"/>
         </w:rPr>
         <w:t xml:space="preserve">给出滤波器输出</w:t>
       </w:r>
       <w:r>
+        <w:rPr>
+          <w:rFonts w:eastAsia="黑体"/>
+        </w:rPr>
         <w:t xml:space="preserve"> </w:t>
       </w:r>
       <m:oMath>
@@ -284,11 +314,14 @@
       </m:oMath>
       <w:r>
         <w:rPr>
-          <w:rFonts w:hint="eastAsia"/>
+          <w:rFonts w:hint="eastAsia" w:eastAsia="黑体"/>
         </w:rPr>
         <w:t xml:space="preserve">，期望信号节点</w:t>
       </w:r>
       <w:r>
+        <w:rPr>
+          <w:rFonts w:eastAsia="黑体"/>
+        </w:rPr>
         <w:t xml:space="preserve"> </w:t>
       </w:r>
       <m:oMath>
@@ -306,15 +339,21 @@
         </m:sSub>
       </m:oMath>
       <w:r>
+        <w:rPr>
+          <w:rFonts w:eastAsia="黑体"/>
+        </w:rPr>
         <w:t xml:space="preserve"> </w:t>
       </w:r>
       <w:r>
         <w:rPr>
-          <w:rFonts w:hint="eastAsia"/>
+          <w:rFonts w:hint="eastAsia" w:eastAsia="黑体"/>
         </w:rPr>
         <w:t xml:space="preserve">提供参考信号</w:t>
       </w:r>
       <w:r>
+        <w:rPr>
+          <w:rFonts w:eastAsia="黑体"/>
+        </w:rPr>
         <w:t xml:space="preserve"> </w:t>
       </w:r>
       <m:oMath>
@@ -339,11 +378,14 @@
       </m:oMath>
       <w:r>
         <w:rPr>
-          <w:rFonts w:hint="eastAsia"/>
+          <w:rFonts w:hint="eastAsia" w:eastAsia="黑体"/>
         </w:rPr>
         <w:t xml:space="preserve">，误差节点</w:t>
       </w:r>
       <w:r>
+        <w:rPr>
+          <w:rFonts w:eastAsia="黑体"/>
+        </w:rPr>
         <w:t xml:space="preserve"> </w:t>
       </w:r>
       <m:oMath>
@@ -361,15 +403,21 @@
         </m:sSub>
       </m:oMath>
       <w:r>
+        <w:rPr>
+          <w:rFonts w:eastAsia="黑体"/>
+        </w:rPr>
         <w:t xml:space="preserve"> </w:t>
       </w:r>
       <w:r>
         <w:rPr>
-          <w:rFonts w:hint="eastAsia"/>
+          <w:rFonts w:hint="eastAsia" w:eastAsia="黑体"/>
         </w:rPr>
         <w:t xml:space="preserve">为期望信号与输出相减后得到的</w:t>
       </w:r>
       <w:r>
+        <w:rPr>
+          <w:rFonts w:eastAsia="黑体"/>
+        </w:rPr>
         <w:t xml:space="preserve"> </w:t>
       </w:r>
       <m:oMath>
@@ -394,11 +442,14 @@
       </m:oMath>
       <w:r>
         <w:rPr>
-          <w:rFonts w:hint="eastAsia"/>
+          <w:rFonts w:hint="eastAsia" w:eastAsia="黑体"/>
         </w:rPr>
         <w:t xml:space="preserve">，各延迟节点</w:t>
       </w:r>
       <w:r>
+        <w:rPr>
+          <w:rFonts w:eastAsia="黑体"/>
+        </w:rPr>
         <w:t xml:space="preserve"> </w:t>
       </w:r>
       <m:oMath>
@@ -419,6 +470,9 @@
         </m:sSub>
       </m:oMath>
       <w:r>
+        <w:rPr>
+          <w:rFonts w:eastAsia="黑体"/>
+        </w:rPr>
         <w:t xml:space="preserve">、…、</w:t>
       </w:r>
       <m:oMath>
@@ -448,15 +502,21 @@
         </m:sSub>
       </m:oMath>
       <w:r>
+        <w:rPr>
+          <w:rFonts w:eastAsia="黑体"/>
+        </w:rPr>
         <w:t xml:space="preserve"> </w:t>
       </w:r>
       <w:r>
         <w:rPr>
-          <w:rFonts w:hint="eastAsia"/>
+          <w:rFonts w:hint="eastAsia" w:eastAsia="黑体"/>
         </w:rPr>
         <w:t xml:space="preserve">为各级</w:t>
       </w:r>
       <w:r>
+        <w:rPr>
+          <w:rFonts w:eastAsia="黑体"/>
+        </w:rPr>
         <w:t xml:space="preserve"> </w:t>
       </w:r>
       <m:oMath>
@@ -480,15 +540,21 @@
         </m:sSup>
       </m:oMath>
       <w:r>
+        <w:rPr>
+          <w:rFonts w:eastAsia="黑体"/>
+        </w:rPr>
         <w:t xml:space="preserve"> </w:t>
       </w:r>
       <w:r>
         <w:rPr>
-          <w:rFonts w:hint="eastAsia"/>
+          <w:rFonts w:hint="eastAsia" w:eastAsia="黑体"/>
         </w:rPr>
         <w:t xml:space="preserve">的输出抽头，求和节点</w:t>
       </w:r>
       <w:r>
+        <w:rPr>
+          <w:rFonts w:eastAsia="黑体"/>
+        </w:rPr>
         <w:t xml:space="preserve"> </w:t>
       </w:r>
       <m:oMath>
@@ -509,11 +575,14 @@
         </m:sSub>
       </m:oMath>
       <w:r>
+        <w:rPr>
+          <w:rFonts w:eastAsia="黑体"/>
+        </w:rPr>
         <w:t xml:space="preserve"> </w:t>
       </w:r>
       <w:r>
         <w:rPr>
-          <w:rFonts w:hint="eastAsia"/>
+          <w:rFonts w:hint="eastAsia" w:eastAsia="黑体"/>
         </w:rPr>
         <w:t xml:space="preserve">汇聚各抽头乘积。</w:t>
       </w:r>
@@ -522,20 +591,26 @@
       <w:pPr/>
       <w:r>
         <w:rPr>
-          <w:rFonts w:hint="eastAsia"/>
+          <w:rFonts w:hint="eastAsia" w:eastAsia="黑体"/>
         </w:rPr>
         <w:t xml:space="preserve">各支路连接：FIR</w:t>
       </w:r>
       <w:r>
+        <w:rPr>
+          <w:rFonts w:eastAsia="黑体"/>
+        </w:rPr>
         <w:t xml:space="preserve"> </w:t>
       </w:r>
       <w:r>
         <w:rPr>
-          <w:rFonts w:hint="eastAsia"/>
+          <w:rFonts w:hint="eastAsia" w:eastAsia="黑体"/>
         </w:rPr>
         <w:t xml:space="preserve">横向支路中，输入</w:t>
       </w:r>
       <w:r>
+        <w:rPr>
+          <w:rFonts w:eastAsia="黑体"/>
+        </w:rPr>
         <w:t xml:space="preserve"> </w:t>
       </w:r>
       <m:oMath>
@@ -559,15 +634,21 @@
         </m:r>
       </m:oMath>
       <w:r>
+        <w:rPr>
+          <w:rFonts w:eastAsia="黑体"/>
+        </w:rPr>
         <w:t xml:space="preserve"> </w:t>
       </w:r>
       <w:r>
         <w:rPr>
-          <w:rFonts w:hint="eastAsia"/>
+          <w:rFonts w:hint="eastAsia" w:eastAsia="黑体"/>
         </w:rPr>
         <w:t xml:space="preserve">进入第一个延迟单元</w:t>
       </w:r>
       <w:r>
+        <w:rPr>
+          <w:rFonts w:eastAsia="黑体"/>
+        </w:rPr>
         <w:t xml:space="preserve"> </w:t>
       </w:r>
       <m:oMath>
@@ -592,11 +673,14 @@
       </m:oMath>
       <w:r>
         <w:rPr>
-          <w:rFonts w:hint="eastAsia"/>
+          <w:rFonts w:hint="eastAsia" w:eastAsia="黑体"/>
         </w:rPr>
         <w:t xml:space="preserve">，其输出接下一个延迟节点，形成</w:t>
       </w:r>
       <w:r>
+        <w:rPr>
+          <w:rFonts w:eastAsia="黑体"/>
+        </w:rPr>
         <w:t xml:space="preserve"> </w:t>
       </w:r>
       <m:oMath>
@@ -605,15 +689,21 @@
         </m:r>
       </m:oMath>
       <w:r>
+        <w:rPr>
+          <w:rFonts w:eastAsia="黑体"/>
+        </w:rPr>
         <w:t xml:space="preserve"> </w:t>
       </w:r>
       <w:r>
         <w:rPr>
-          <w:rFonts w:hint="eastAsia"/>
+          <w:rFonts w:hint="eastAsia" w:eastAsia="黑体"/>
         </w:rPr>
         <w:t xml:space="preserve">个抽头</w:t>
       </w:r>
       <w:r>
+        <w:rPr>
+          <w:rFonts w:eastAsia="黑体"/>
+        </w:rPr>
         <w:t xml:space="preserve"> </w:t>
       </w:r>
       <m:oMath>
@@ -647,11 +737,14 @@
       </m:oMath>
       <w:r>
         <w:rPr>
-          <w:rFonts w:hint="eastAsia"/>
+          <w:rFonts w:hint="eastAsia" w:eastAsia="黑体"/>
         </w:rPr>
         <w:t xml:space="preserve">；每个抽头经乘法器乘以权系数</w:t>
       </w:r>
       <w:r>
+        <w:rPr>
+          <w:rFonts w:eastAsia="黑体"/>
+        </w:rPr>
         <w:t xml:space="preserve"> </w:t>
       </w:r>
       <m:oMath>
@@ -669,15 +762,21 @@
         </m:sSub>
       </m:oMath>
       <w:r>
+        <w:rPr>
+          <w:rFonts w:eastAsia="黑体"/>
+        </w:rPr>
         <w:t xml:space="preserve"> </w:t>
       </w:r>
       <w:r>
         <w:rPr>
-          <w:rFonts w:hint="eastAsia"/>
+          <w:rFonts w:hint="eastAsia" w:eastAsia="黑体"/>
         </w:rPr>
         <w:t xml:space="preserve">后送入求和节点</w:t>
       </w:r>
       <w:r>
+        <w:rPr>
+          <w:rFonts w:eastAsia="黑体"/>
+        </w:rPr>
         <w:t xml:space="preserve"> </w:t>
       </w:r>
       <m:oMath>
@@ -699,11 +798,14 @@
       </m:oMath>
       <w:r>
         <w:rPr>
-          <w:rFonts w:hint="eastAsia"/>
+          <w:rFonts w:hint="eastAsia" w:eastAsia="黑体"/>
         </w:rPr>
         <w:t xml:space="preserve">，得到输出</w:t>
       </w:r>
       <w:r>
+        <w:rPr>
+          <w:rFonts w:eastAsia="黑体"/>
+        </w:rPr>
         <w:t xml:space="preserve"> </w:t>
       </w:r>
       <m:oMath>
@@ -727,15 +829,21 @@
         </m:r>
       </m:oMath>
       <w:r>
+        <w:rPr>
+          <w:rFonts w:eastAsia="黑体"/>
+        </w:rPr>
         <w:t xml:space="preserve"> </w:t>
       </w:r>
       <w:r>
         <w:rPr>
-          <w:rFonts w:hint="eastAsia"/>
+          <w:rFonts w:hint="eastAsia" w:eastAsia="黑体"/>
         </w:rPr>
         <w:t xml:space="preserve">并从</w:t>
       </w:r>
       <w:r>
+        <w:rPr>
+          <w:rFonts w:eastAsia="黑体"/>
+        </w:rPr>
         <w:t xml:space="preserve"> </w:t>
       </w:r>
       <m:oMath>
@@ -759,15 +867,21 @@
         </m:sSub>
       </m:oMath>
       <w:r>
+        <w:rPr>
+          <w:rFonts w:eastAsia="黑体"/>
+        </w:rPr>
         <w:t xml:space="preserve"> </w:t>
       </w:r>
       <w:r>
         <w:rPr>
-          <w:rFonts w:hint="eastAsia"/>
+          <w:rFonts w:hint="eastAsia" w:eastAsia="黑体"/>
         </w:rPr>
         <w:t xml:space="preserve">输出。误差支路中，期望信号节点</w:t>
       </w:r>
       <w:r>
+        <w:rPr>
+          <w:rFonts w:eastAsia="黑体"/>
+        </w:rPr>
         <w:t xml:space="preserve"> </w:t>
       </w:r>
       <m:oMath>
@@ -785,15 +899,21 @@
         </m:sSub>
       </m:oMath>
       <w:r>
+        <w:rPr>
+          <w:rFonts w:eastAsia="黑体"/>
+        </w:rPr>
         <w:t xml:space="preserve"> </w:t>
       </w:r>
       <w:r>
         <w:rPr>
-          <w:rFonts w:hint="eastAsia"/>
+          <w:rFonts w:hint="eastAsia" w:eastAsia="黑体"/>
         </w:rPr>
         <w:t xml:space="preserve">与输出节点</w:t>
       </w:r>
       <w:r>
+        <w:rPr>
+          <w:rFonts w:eastAsia="黑体"/>
+        </w:rPr>
         <w:t xml:space="preserve"> </w:t>
       </w:r>
       <m:oMath>
@@ -817,15 +937,21 @@
         </m:sSub>
       </m:oMath>
       <w:r>
+        <w:rPr>
+          <w:rFonts w:eastAsia="黑体"/>
+        </w:rPr>
         <w:t xml:space="preserve"> </w:t>
       </w:r>
       <w:r>
         <w:rPr>
-          <w:rFonts w:hint="eastAsia"/>
+          <w:rFonts w:hint="eastAsia" w:eastAsia="黑体"/>
         </w:rPr>
         <w:t xml:space="preserve">分别接减法器的同相、反相端，其输出为误差节点</w:t>
       </w:r>
       <w:r>
+        <w:rPr>
+          <w:rFonts w:eastAsia="黑体"/>
+        </w:rPr>
         <w:t xml:space="preserve"> </w:t>
       </w:r>
       <m:oMath>
@@ -844,11 +970,14 @@
       </m:oMath>
       <w:r>
         <w:rPr>
-          <w:rFonts w:hint="eastAsia"/>
+          <w:rFonts w:hint="eastAsia" w:eastAsia="黑体"/>
         </w:rPr>
         <w:t xml:space="preserve">；自适应算法支路以</w:t>
       </w:r>
       <w:r>
+        <w:rPr>
+          <w:rFonts w:eastAsia="黑体"/>
+        </w:rPr>
         <w:t xml:space="preserve"> </w:t>
       </w:r>
       <m:oMath>
@@ -866,15 +995,21 @@
         </m:sSub>
       </m:oMath>
       <w:r>
+        <w:rPr>
+          <w:rFonts w:eastAsia="黑体"/>
+        </w:rPr>
         <w:t xml:space="preserve"> </w:t>
       </w:r>
       <w:r>
         <w:rPr>
-          <w:rFonts w:hint="eastAsia"/>
+          <w:rFonts w:hint="eastAsia" w:eastAsia="黑体"/>
         </w:rPr>
         <w:t xml:space="preserve">与各抽头</w:t>
       </w:r>
       <w:r>
+        <w:rPr>
+          <w:rFonts w:eastAsia="黑体"/>
+        </w:rPr>
         <w:t xml:space="preserve"> </w:t>
       </w:r>
       <m:oMath>
@@ -907,15 +1042,21 @@
         </m:r>
       </m:oMath>
       <w:r>
+        <w:rPr>
+          <w:rFonts w:eastAsia="黑体"/>
+        </w:rPr>
         <w:t xml:space="preserve"> </w:t>
       </w:r>
       <w:r>
         <w:rPr>
-          <w:rFonts w:hint="eastAsia"/>
+          <w:rFonts w:hint="eastAsia" w:eastAsia="黑体"/>
         </w:rPr>
         <w:t xml:space="preserve">为输入，按</w:t>
       </w:r>
       <w:r>
+        <w:rPr>
+          <w:rFonts w:eastAsia="黑体"/>
+        </w:rPr>
         <w:t xml:space="preserve"> </w:t>
       </w:r>
       <m:oMath>
@@ -1047,11 +1188,14 @@
         </m:r>
       </m:oMath>
       <w:r>
+        <w:rPr>
+          <w:rFonts w:eastAsia="黑体"/>
+        </w:rPr>
         <w:t xml:space="preserve"> </w:t>
       </w:r>
       <w:r>
         <w:rPr>
-          <w:rFonts w:hint="eastAsia"/>
+          <w:rFonts w:hint="eastAsia" w:eastAsia="黑体"/>
         </w:rPr>
         <w:t xml:space="preserve">迭代，把更新后的权系数写回各乘法器系数端，形成闭环迭代。</w:t>
       </w:r>
@@ -1060,7 +1204,7 @@
       <w:pPr/>
       <w:r>
         <w:rPr>
-          <w:rFonts w:hint="eastAsia"/>
+          <w:rFonts w:hint="eastAsia" w:eastAsia="黑体"/>
         </w:rPr>
         <w:t xml:space="preserve">组态上，这是自适应算法沿梯度方向迭代更新权系数、使均方误差最小化的闭环滤波组态，用于系统辨识、回波/噪声消除、信道均衡与自适应预测。</w:t>
       </w:r>
@@ -1073,7 +1217,7 @@
       </w:pPr>
       <w:r>
         <w:rPr>
-          <w:rFonts w:hint="eastAsia"/>
+          <w:rFonts w:hint="eastAsia" w:eastAsia="黑体"/>
         </w:rPr>
         <w:t xml:space="preserve">工作原理</w:t>
       </w:r>
@@ -1084,7 +1228,7 @@
       </w:pPr>
       <w:r>
         <w:rPr>
-          <w:rFonts w:hint="eastAsia"/>
+          <w:rFonts w:hint="eastAsia" w:eastAsia="黑体"/>
         </w:rPr>
         <w:t xml:space="preserve">滤波器的输出与期望信号相减得到误差，自适应算法按误差（常结合步长因子）沿梯度方向迭代更新滤波器权系数，使均方误差逐步最小化。滤波器持续跟踪时变信号与未知系统的特性变化，无需事先精确建模。</w:t>
       </w:r>
@@ -1097,7 +1241,7 @@
       </w:pPr>
       <w:r>
         <w:rPr>
-          <w:rFonts w:hint="eastAsia"/>
+          <w:rFonts w:hint="eastAsia" w:eastAsia="黑体"/>
         </w:rPr>
         <w:t xml:space="preserve">关键计算公式</w:t>
       </w:r>
@@ -1110,11 +1254,14 @@
         </w:numPr>
       </w:pPr>
       <w:r>
+        <w:rPr>
+          <w:rFonts w:eastAsia="黑体"/>
+        </w:rPr>
         <w:t xml:space="preserve">FIR </w:t>
       </w:r>
       <w:r>
         <w:rPr>
-          <w:rFonts w:hint="eastAsia"/>
+          <w:rFonts w:hint="eastAsia" w:eastAsia="黑体"/>
         </w:rPr>
         <w:t xml:space="preserve">横向滤波器输出：</w:t>
       </w:r>
@@ -1260,7 +1407,7 @@
       </w:pPr>
       <w:r>
         <w:rPr>
-          <w:rFonts w:hint="eastAsia"/>
+          <w:rFonts w:hint="eastAsia" w:eastAsia="黑体"/>
         </w:rPr>
         <w:t xml:space="preserve">误差信号（</w:t>
       </w:r>
@@ -1285,11 +1432,14 @@
         </m:r>
       </m:oMath>
       <w:r>
+        <w:rPr>
+          <w:rFonts w:eastAsia="黑体"/>
+        </w:rPr>
         <w:t xml:space="preserve"> </w:t>
       </w:r>
       <w:r>
         <w:rPr>
-          <w:rFonts w:hint="eastAsia"/>
+          <w:rFonts w:hint="eastAsia" w:eastAsia="黑体"/>
         </w:rPr>
         <w:t xml:space="preserve">为期望信号）：</w:t>
       </w:r>
@@ -1381,11 +1531,14 @@
         </w:numPr>
       </w:pPr>
       <w:r>
+        <w:rPr>
+          <w:rFonts w:eastAsia="黑体"/>
+        </w:rPr>
         <w:t xml:space="preserve">LMS </w:t>
       </w:r>
       <w:r>
         <w:rPr>
-          <w:rFonts w:hint="eastAsia"/>
+          <w:rFonts w:hint="eastAsia" w:eastAsia="黑体"/>
         </w:rPr>
         <w:t xml:space="preserve">权系数更新：</w:t>
       </w:r>
@@ -1543,11 +1696,14 @@
         </w:numPr>
       </w:pPr>
       <w:r>
+        <w:rPr>
+          <w:rFonts w:eastAsia="黑体"/>
+        </w:rPr>
         <w:t xml:space="preserve">RLS </w:t>
       </w:r>
       <w:r>
         <w:rPr>
-          <w:rFonts w:hint="eastAsia"/>
+          <w:rFonts w:hint="eastAsia" w:eastAsia="黑体"/>
         </w:rPr>
         <w:t xml:space="preserve">增益向量（</w:t>
       </w:r>
@@ -1557,11 +1713,14 @@
         </m:r>
       </m:oMath>
       <w:r>
+        <w:rPr>
+          <w:rFonts w:eastAsia="黑体"/>
+        </w:rPr>
         <w:t xml:space="preserve"> </w:t>
       </w:r>
       <w:r>
         <w:rPr>
-          <w:rFonts w:hint="eastAsia"/>
+          <w:rFonts w:hint="eastAsia" w:eastAsia="黑体"/>
         </w:rPr>
         <w:t xml:space="preserve">为相关矩阵逆、</w:t>
       </w:r>
@@ -1571,11 +1730,14 @@
         </m:r>
       </m:oMath>
       <w:r>
+        <w:rPr>
+          <w:rFonts w:eastAsia="黑体"/>
+        </w:rPr>
         <w:t xml:space="preserve"> </w:t>
       </w:r>
       <w:r>
         <w:rPr>
-          <w:rFonts w:hint="eastAsia"/>
+          <w:rFonts w:hint="eastAsia" w:eastAsia="黑体"/>
         </w:rPr>
         <w:t xml:space="preserve">为遗忘因子）：</w:t>
       </w:r>
@@ -1822,7 +1984,7 @@
             </w:pPr>
             <w:r>
               <w:rPr>
-                <w:rFonts w:hint="eastAsia"/>
+                <w:rFonts w:hint="eastAsia" w:eastAsia="黑体"/>
               </w:rPr>
               <w:t xml:space="preserve">符号</w:t>
             </w:r>
@@ -1836,7 +1998,7 @@
             </w:pPr>
             <w:r>
               <w:rPr>
-                <w:rFonts w:hint="eastAsia"/>
+                <w:rFonts w:hint="eastAsia" w:eastAsia="黑体"/>
               </w:rPr>
               <w:t xml:space="preserve">含义</w:t>
             </w:r>
@@ -1850,7 +2012,7 @@
             </w:pPr>
             <w:r>
               <w:rPr>
-                <w:rFonts w:hint="eastAsia"/>
+                <w:rFonts w:hint="eastAsia" w:eastAsia="黑体"/>
               </w:rPr>
               <w:t xml:space="preserve">单位</w:t>
             </w:r>
@@ -1879,6 +2041,9 @@
               </m:sSub>
             </m:oMath>
             <w:r>
+              <w:rPr>
+                <w:rFonts w:eastAsia="黑体"/>
+              </w:rPr>
               <w:t xml:space="preserve">​</w:t>
             </w:r>
           </w:p>
@@ -1891,16 +2056,19 @@
             </w:pPr>
             <w:r>
               <w:rPr>
-                <w:rFonts w:hint="eastAsia"/>
+                <w:rFonts w:hint="eastAsia" w:eastAsia="黑体"/>
               </w:rPr>
               <w:t xml:space="preserve">第</w:t>
             </w:r>
             <w:r>
+              <w:rPr>
+                <w:rFonts w:eastAsia="黑体"/>
+              </w:rPr>
               <w:t xml:space="preserve"> k </w:t>
             </w:r>
             <w:r>
               <w:rPr>
-                <w:rFonts w:hint="eastAsia"/>
+                <w:rFonts w:hint="eastAsia" w:eastAsia="黑体"/>
               </w:rPr>
               <w:t xml:space="preserve">个权系数</w:t>
             </w:r>
@@ -1913,6 +2081,9 @@
               <w:pStyle w:val="Compact"/>
             </w:pPr>
             <w:r>
+              <w:rPr>
+                <w:rFonts w:eastAsia="黑体"/>
+              </w:rPr>
               <w:t xml:space="preserve">—</w:t>
             </w:r>
           </w:p>
@@ -1946,6 +2117,9 @@
               </m:r>
             </m:oMath>
             <w:r>
+              <w:rPr>
+                <w:rFonts w:eastAsia="黑体"/>
+              </w:rPr>
               <w:t xml:space="preserve">​</w:t>
             </w:r>
           </w:p>
@@ -1958,7 +2132,7 @@
             </w:pPr>
             <w:r>
               <w:rPr>
-                <w:rFonts w:hint="eastAsia"/>
+                <w:rFonts w:hint="eastAsia" w:eastAsia="黑体"/>
               </w:rPr>
               <w:t xml:space="preserve">输入序列</w:t>
             </w:r>
@@ -1971,6 +2145,9 @@
               <w:pStyle w:val="Compact"/>
             </w:pPr>
             <w:r>
+              <w:rPr>
+                <w:rFonts w:eastAsia="黑体"/>
+              </w:rPr>
               <w:t xml:space="preserve">—</w:t>
             </w:r>
           </w:p>
@@ -2004,6 +2181,9 @@
               </m:r>
             </m:oMath>
             <w:r>
+              <w:rPr>
+                <w:rFonts w:eastAsia="黑体"/>
+              </w:rPr>
               <w:t xml:space="preserve">​</w:t>
             </w:r>
           </w:p>
@@ -2016,7 +2196,7 @@
             </w:pPr>
             <w:r>
               <w:rPr>
-                <w:rFonts w:hint="eastAsia"/>
+                <w:rFonts w:hint="eastAsia" w:eastAsia="黑体"/>
               </w:rPr>
               <w:t xml:space="preserve">滤波器输出</w:t>
             </w:r>
@@ -2029,6 +2209,9 @@
               <w:pStyle w:val="Compact"/>
             </w:pPr>
             <w:r>
+              <w:rPr>
+                <w:rFonts w:eastAsia="黑体"/>
+              </w:rPr>
               <w:t xml:space="preserve">—</w:t>
             </w:r>
           </w:p>
@@ -2062,6 +2245,9 @@
               </m:r>
             </m:oMath>
             <w:r>
+              <w:rPr>
+                <w:rFonts w:eastAsia="黑体"/>
+              </w:rPr>
               <w:t xml:space="preserve">​</w:t>
             </w:r>
           </w:p>
@@ -2074,7 +2260,7 @@
             </w:pPr>
             <w:r>
               <w:rPr>
-                <w:rFonts w:hint="eastAsia"/>
+                <w:rFonts w:hint="eastAsia" w:eastAsia="黑体"/>
               </w:rPr>
               <w:t xml:space="preserve">期望信号</w:t>
             </w:r>
@@ -2087,6 +2273,9 @@
               <w:pStyle w:val="Compact"/>
             </w:pPr>
             <w:r>
+              <w:rPr>
+                <w:rFonts w:eastAsia="黑体"/>
+              </w:rPr>
               <w:t xml:space="preserve">—</w:t>
             </w:r>
           </w:p>
@@ -2120,6 +2309,9 @@
               </m:r>
             </m:oMath>
             <w:r>
+              <w:rPr>
+                <w:rFonts w:eastAsia="黑体"/>
+              </w:rPr>
               <w:t xml:space="preserve">​</w:t>
             </w:r>
           </w:p>
@@ -2132,7 +2324,7 @@
             </w:pPr>
             <w:r>
               <w:rPr>
-                <w:rFonts w:hint="eastAsia"/>
+                <w:rFonts w:hint="eastAsia" w:eastAsia="黑体"/>
               </w:rPr>
               <w:t xml:space="preserve">误差信号</w:t>
             </w:r>
@@ -2145,6 +2337,9 @@
               <w:pStyle w:val="Compact"/>
             </w:pPr>
             <w:r>
+              <w:rPr>
+                <w:rFonts w:eastAsia="黑体"/>
+              </w:rPr>
               <w:t xml:space="preserve">—</w:t>
             </w:r>
           </w:p>
@@ -2163,6 +2358,9 @@
               </m:r>
             </m:oMath>
             <w:r>
+              <w:rPr>
+                <w:rFonts w:eastAsia="黑体"/>
+              </w:rPr>
               <w:t xml:space="preserve">​</w:t>
             </w:r>
           </w:p>
@@ -2175,7 +2373,7 @@
             </w:pPr>
             <w:r>
               <w:rPr>
-                <w:rFonts w:hint="eastAsia"/>
+                <w:rFonts w:hint="eastAsia" w:eastAsia="黑体"/>
               </w:rPr>
               <w:t xml:space="preserve">步长（收敛）因子</w:t>
             </w:r>
@@ -2188,6 +2386,9 @@
               <w:pStyle w:val="Compact"/>
             </w:pPr>
             <w:r>
+              <w:rPr>
+                <w:rFonts w:eastAsia="黑体"/>
+              </w:rPr>
               <w:t xml:space="preserve">—</w:t>
             </w:r>
           </w:p>
@@ -2206,6 +2407,9 @@
               </m:r>
             </m:oMath>
             <w:r>
+              <w:rPr>
+                <w:rFonts w:eastAsia="黑体"/>
+              </w:rPr>
               <w:t xml:space="preserve">​</w:t>
             </w:r>
           </w:p>
@@ -2218,7 +2422,7 @@
             </w:pPr>
             <w:r>
               <w:rPr>
-                <w:rFonts w:hint="eastAsia"/>
+                <w:rFonts w:hint="eastAsia" w:eastAsia="黑体"/>
               </w:rPr>
               <w:t xml:space="preserve">遗忘因子</w:t>
             </w:r>
@@ -2231,6 +2435,9 @@
               <w:pStyle w:val="Compact"/>
             </w:pPr>
             <w:r>
+              <w:rPr>
+                <w:rFonts w:eastAsia="黑体"/>
+              </w:rPr>
               <w:t xml:space="preserve">—</w:t>
             </w:r>
           </w:p>
@@ -2245,7 +2452,7 @@
       </w:pPr>
       <w:r>
         <w:rPr>
-          <w:rFonts w:hint="eastAsia"/>
+          <w:rFonts w:hint="eastAsia" w:eastAsia="黑体"/>
         </w:rPr>
         <w:t xml:space="preserve">元件调整影响</w:t>
       </w:r>
@@ -2260,7 +2467,7 @@
       </w:pPr>
       <w:r>
         <w:rPr>
-          <w:rFonts w:hint="eastAsia"/>
+          <w:rFonts w:hint="eastAsia" w:eastAsia="黑体"/>
           <w:b/>
           <w:bCs/>
         </w:rPr>
@@ -2268,6 +2475,7 @@
       </w:r>
       <w:r>
         <w:rPr>
+          <w:rFonts w:eastAsia="黑体"/>
           <w:b/>
           <w:bCs/>
         </w:rPr>
@@ -2280,6 +2488,7 @@
       </m:oMath>
       <w:r>
         <w:rPr>
+          <w:rFonts w:eastAsia="黑体"/>
           <w:b/>
           <w:bCs/>
         </w:rPr>
@@ -2287,30 +2496,39 @@
       </w:r>
       <w:r>
         <w:rPr>
-          <w:rFonts w:hint="eastAsia"/>
+          <w:rFonts w:hint="eastAsia" w:eastAsia="黑体"/>
           <w:b/>
           <w:bCs/>
         </w:rPr>
         <w:t xml:space="preserve">增大</w:t>
       </w:r>
       <w:r>
+        <w:rPr>
+          <w:rFonts w:eastAsia="黑体"/>
+        </w:rPr>
         <w:t xml:space="preserve"> </w:t>
       </w:r>
       <w:r>
+        <w:rPr>
+          <w:rFonts w:eastAsia="黑体"/>
+        </w:rPr>
         <w:t xml:space="preserve">→ </w:t>
       </w:r>
       <w:r>
         <w:rPr>
-          <w:rFonts w:hint="eastAsia"/>
+          <w:rFonts w:hint="eastAsia" w:eastAsia="黑体"/>
         </w:rPr>
         <w:t xml:space="preserve">收敛更快，但稳态误差大、易失稳</w:t>
       </w:r>
       <w:r>
+        <w:rPr>
+          <w:rFonts w:eastAsia="黑体"/>
+        </w:rPr>
         <w:t xml:space="preserve"> / </w:t>
       </w:r>
       <w:r>
         <w:rPr>
-          <w:rFonts w:hint="eastAsia"/>
+          <w:rFonts w:hint="eastAsia" w:eastAsia="黑体"/>
         </w:rPr>
         <w:t xml:space="preserve">振荡。</w:t>
       </w:r>
@@ -2325,7 +2543,7 @@
       </w:pPr>
       <w:r>
         <w:rPr>
-          <w:rFonts w:hint="eastAsia"/>
+          <w:rFonts w:hint="eastAsia" w:eastAsia="黑体"/>
           <w:b/>
           <w:bCs/>
         </w:rPr>
@@ -2333,6 +2551,7 @@
       </w:r>
       <w:r>
         <w:rPr>
+          <w:rFonts w:eastAsia="黑体"/>
           <w:b/>
           <w:bCs/>
         </w:rPr>
@@ -2345,6 +2564,7 @@
       </m:oMath>
       <w:r>
         <w:rPr>
+          <w:rFonts w:eastAsia="黑体"/>
           <w:b/>
           <w:bCs/>
         </w:rPr>
@@ -2352,21 +2572,27 @@
       </w:r>
       <w:r>
         <w:rPr>
-          <w:rFonts w:hint="eastAsia"/>
+          <w:rFonts w:hint="eastAsia" w:eastAsia="黑体"/>
           <w:b/>
           <w:bCs/>
         </w:rPr>
         <w:t xml:space="preserve">减小</w:t>
       </w:r>
       <w:r>
+        <w:rPr>
+          <w:rFonts w:eastAsia="黑体"/>
+        </w:rPr>
         <w:t xml:space="preserve"> </w:t>
       </w:r>
       <w:r>
+        <w:rPr>
+          <w:rFonts w:eastAsia="黑体"/>
+        </w:rPr>
         <w:t xml:space="preserve">→ </w:t>
       </w:r>
       <w:r>
         <w:rPr>
-          <w:rFonts w:hint="eastAsia"/>
+          <w:rFonts w:hint="eastAsia" w:eastAsia="黑体"/>
         </w:rPr>
         <w:t xml:space="preserve">收敛慢、稳态误差小、跟踪能力弱。</w:t>
       </w:r>
@@ -2381,21 +2607,27 @@
       </w:pPr>
       <w:r>
         <w:rPr>
-          <w:rFonts w:hint="eastAsia"/>
+          <w:rFonts w:hint="eastAsia" w:eastAsia="黑体"/>
           <w:b/>
           <w:bCs/>
         </w:rPr>
         <w:t xml:space="preserve">滤波器阶数增大</w:t>
       </w:r>
       <w:r>
+        <w:rPr>
+          <w:rFonts w:eastAsia="黑体"/>
+        </w:rPr>
         <w:t xml:space="preserve"> </w:t>
       </w:r>
       <w:r>
+        <w:rPr>
+          <w:rFonts w:eastAsia="黑体"/>
+        </w:rPr>
         <w:t xml:space="preserve">→ </w:t>
       </w:r>
       <w:r>
         <w:rPr>
-          <w:rFonts w:hint="eastAsia"/>
+          <w:rFonts w:hint="eastAsia" w:eastAsia="黑体"/>
         </w:rPr>
         <w:t xml:space="preserve">可逼近更复杂系统，但计算量与失调增大。</w:t>
       </w:r>
@@ -2410,11 +2642,14 @@
       </w:pPr>
       <w:r>
         <w:rPr>
-          <w:rFonts w:hint="eastAsia"/>
+          <w:rFonts w:hint="eastAsia" w:eastAsia="黑体"/>
         </w:rPr>
         <w:t xml:space="preserve">遗忘因子</w:t>
       </w:r>
       <w:r>
+        <w:rPr>
+          <w:rFonts w:eastAsia="黑体"/>
+        </w:rPr>
         <w:t xml:space="preserve"> </w:t>
       </w:r>
       <m:oMath>
@@ -2424,16 +2659,19 @@
       </m:oMath>
       <w:r>
         <w:rPr>
-          <w:rFonts w:hint="eastAsia"/>
+          <w:rFonts w:hint="eastAsia" w:eastAsia="黑体"/>
         </w:rPr>
         <w:t xml:space="preserve">（RLS）越小</w:t>
       </w:r>
       <w:r>
+        <w:rPr>
+          <w:rFonts w:eastAsia="黑体"/>
+        </w:rPr>
         <w:t xml:space="preserve"> → </w:t>
       </w:r>
       <w:r>
         <w:rPr>
-          <w:rFonts w:hint="eastAsia"/>
+          <w:rFonts w:hint="eastAsia" w:eastAsia="黑体"/>
         </w:rPr>
         <w:t xml:space="preserve">跟踪时变能力越强，但稳态方差越大。</w:t>
       </w:r>
@@ -2446,7 +2684,7 @@
       </w:pPr>
       <w:r>
         <w:rPr>
-          <w:rFonts w:hint="eastAsia"/>
+          <w:rFonts w:hint="eastAsia" w:eastAsia="黑体"/>
         </w:rPr>
         <w:t xml:space="preserve">典型参数示例</w:t>
       </w:r>
@@ -2461,20 +2699,26 @@
       </w:pPr>
       <w:r>
         <w:rPr>
-          <w:rFonts w:hint="eastAsia"/>
+          <w:rFonts w:hint="eastAsia" w:eastAsia="黑体"/>
         </w:rPr>
         <w:t xml:space="preserve">在</w:t>
       </w:r>
       <w:r>
+        <w:rPr>
+          <w:rFonts w:eastAsia="黑体"/>
+        </w:rPr>
         <w:t xml:space="preserve"> LMS </w:t>
       </w:r>
       <w:r>
         <w:rPr>
-          <w:rFonts w:hint="eastAsia"/>
+          <w:rFonts w:hint="eastAsia" w:eastAsia="黑体"/>
         </w:rPr>
         <w:t xml:space="preserve">回波消除中，若取</w:t>
       </w:r>
       <w:r>
+        <w:rPr>
+          <w:rFonts w:eastAsia="黑体"/>
+        </w:rPr>
         <w:t xml:space="preserve"> </w:t>
       </w:r>
       <m:oMath>
@@ -2492,11 +2736,14 @@
         </m:r>
       </m:oMath>
       <w:r>
+        <w:rPr>
+          <w:rFonts w:eastAsia="黑体"/>
+        </w:rPr>
         <w:t xml:space="preserve"> </w:t>
       </w:r>
       <w:r>
         <w:rPr>
-          <w:rFonts w:hint="eastAsia"/>
+          <w:rFonts w:hint="eastAsia" w:eastAsia="黑体"/>
         </w:rPr>
         <w:t xml:space="preserve">阶、</w:t>
       </w:r>
@@ -2516,11 +2763,14 @@
       </m:oMath>
       <w:r>
         <w:rPr>
-          <w:rFonts w:hint="eastAsia"/>
+          <w:rFonts w:hint="eastAsia" w:eastAsia="黑体"/>
         </w:rPr>
         <w:t xml:space="preserve">，则权向量每次迭代更新</w:t>
       </w:r>
       <w:r>
+        <w:rPr>
+          <w:rFonts w:eastAsia="黑体"/>
+        </w:rPr>
         <w:t xml:space="preserve"> </w:t>
       </w:r>
       <m:oMath>
@@ -2656,7 +2906,7 @@
       </m:oMath>
       <w:r>
         <w:rPr>
-          <w:rFonts w:hint="eastAsia"/>
+          <w:rFonts w:hint="eastAsia" w:eastAsia="黑体"/>
         </w:rPr>
         <w:t xml:space="preserve">，经过约数千个采样点收敛至自适应解，收敛速度由步长决定。</w:t>
       </w:r>
@@ -2669,7 +2919,7 @@
       </w:pPr>
       <w:r>
         <w:rPr>
-          <w:rFonts w:hint="eastAsia"/>
+          <w:rFonts w:hint="eastAsia" w:eastAsia="黑体"/>
         </w:rPr>
         <w:t xml:space="preserve">常见器件型号</w:t>
       </w:r>
@@ -2684,11 +2934,14 @@
       </w:pPr>
       <w:r>
         <w:rPr>
-          <w:rFonts w:hint="eastAsia"/>
+          <w:rFonts w:hint="eastAsia" w:eastAsia="黑体"/>
         </w:rPr>
         <w:t xml:space="preserve">DSP：TMS320C55xx</w:t>
       </w:r>
       <w:r>
+        <w:rPr>
+          <w:rFonts w:eastAsia="黑体"/>
+        </w:rPr>
         <w:t xml:space="preserve"> / C67xx、ADSP-214xx。</w:t>
       </w:r>
     </w:p>
@@ -2702,25 +2955,31 @@
       </w:pPr>
       <w:r>
         <w:rPr>
-          <w:rFonts w:hint="eastAsia"/>
+          <w:rFonts w:hint="eastAsia" w:eastAsia="黑体"/>
         </w:rPr>
         <w:t xml:space="preserve">FPGA：Xilinx</w:t>
       </w:r>
       <w:r>
+        <w:rPr>
+          <w:rFonts w:eastAsia="黑体"/>
+        </w:rPr>
         <w:t xml:space="preserve"> / Intel </w:t>
       </w:r>
       <w:r>
         <w:rPr>
-          <w:rFonts w:hint="eastAsia"/>
+          <w:rFonts w:hint="eastAsia" w:eastAsia="黑体"/>
         </w:rPr>
         <w:t xml:space="preserve">FPGA（LMS</w:t>
       </w:r>
       <w:r>
+        <w:rPr>
+          <w:rFonts w:eastAsia="黑体"/>
+        </w:rPr>
         <w:t xml:space="preserve"> </w:t>
       </w:r>
       <w:r>
         <w:rPr>
-          <w:rFonts w:hint="eastAsia"/>
+          <w:rFonts w:hint="eastAsia" w:eastAsia="黑体"/>
         </w:rPr>
         <w:t xml:space="preserve">硬核实现）。</w:t>
       </w:r>
@@ -2735,25 +2994,31 @@
       </w:pPr>
       <w:r>
         <w:rPr>
-          <w:rFonts w:hint="eastAsia"/>
+          <w:rFonts w:hint="eastAsia" w:eastAsia="黑体"/>
         </w:rPr>
         <w:t xml:space="preserve">单片机：STM32（CMSIS-DSP</w:t>
       </w:r>
       <w:r>
+        <w:rPr>
+          <w:rFonts w:eastAsia="黑体"/>
+        </w:rPr>
         <w:t xml:space="preserve"> </w:t>
       </w:r>
       <w:r>
         <w:rPr>
-          <w:rFonts w:hint="eastAsia"/>
+          <w:rFonts w:hint="eastAsia" w:eastAsia="黑体"/>
         </w:rPr>
         <w:t xml:space="preserve">提供</w:t>
       </w:r>
       <w:r>
+        <w:rPr>
+          <w:rFonts w:eastAsia="黑体"/>
+        </w:rPr>
         <w:t xml:space="preserve"> LMS </w:t>
       </w:r>
       <w:r>
         <w:rPr>
-          <w:rFonts w:hint="eastAsia"/>
+          <w:rFonts w:hint="eastAsia" w:eastAsia="黑体"/>
         </w:rPr>
         <w:t xml:space="preserve">函数）。</w:t>
       </w:r>
@@ -2766,7 +3031,7 @@
       </w:pPr>
       <w:r>
         <w:rPr>
-          <w:rFonts w:hint="eastAsia"/>
+          <w:rFonts w:hint="eastAsia" w:eastAsia="黑体"/>
         </w:rPr>
         <w:t xml:space="preserve">注意事项</w:t>
       </w:r>
@@ -2781,7 +3046,7 @@
       </w:pPr>
       <w:r>
         <w:rPr>
-          <w:rFonts w:hint="eastAsia"/>
+          <w:rFonts w:hint="eastAsia" w:eastAsia="黑体"/>
         </w:rPr>
         <w:t xml:space="preserve">步长需折中收敛速度与稳态误差，过大易发散。</w:t>
       </w:r>
@@ -2796,20 +3061,26 @@
       </w:pPr>
       <w:r>
         <w:rPr>
-          <w:rFonts w:hint="eastAsia"/>
+          <w:rFonts w:hint="eastAsia" w:eastAsia="黑体"/>
         </w:rPr>
         <w:t xml:space="preserve">输入信号相关性会影响</w:t>
       </w:r>
       <w:r>
+        <w:rPr>
+          <w:rFonts w:eastAsia="黑体"/>
+        </w:rPr>
         <w:t xml:space="preserve"> LMS </w:t>
       </w:r>
       <w:r>
         <w:rPr>
-          <w:rFonts w:hint="eastAsia"/>
+          <w:rFonts w:hint="eastAsia" w:eastAsia="黑体"/>
         </w:rPr>
         <w:t xml:space="preserve">收敛速度，可预处理或改用</w:t>
       </w:r>
       <w:r>
+        <w:rPr>
+          <w:rFonts w:eastAsia="黑体"/>
+        </w:rPr>
         <w:t xml:space="preserve"> RLS。</w:t>
       </w:r>
     </w:p>
@@ -2823,7 +3094,7 @@
       </w:pPr>
       <w:r>
         <w:rPr>
-          <w:rFonts w:hint="eastAsia"/>
+          <w:rFonts w:hint="eastAsia" w:eastAsia="黑体"/>
         </w:rPr>
         <w:t xml:space="preserve">实时实现需保证每次采样内完成权值更新，注意运算量与定标。</w:t>
       </w:r>
@@ -2836,7 +3107,7 @@
       </w:pPr>
       <w:r>
         <w:rPr>
-          <w:rFonts w:hint="eastAsia"/>
+          <w:rFonts w:hint="eastAsia" w:eastAsia="黑体"/>
         </w:rPr>
         <w:t xml:space="preserve">参考资料</w:t>
       </w:r>
@@ -2850,6 +3121,9 @@
         </w:numPr>
       </w:pPr>
       <w:r>
+        <w:rPr>
+          <w:rFonts w:eastAsia="黑体"/>
+        </w:rPr>
         <w:t xml:space="preserve">Wikipedia: Adaptive filter。</w:t>
       </w:r>
     </w:p>
@@ -2863,16 +3137,19 @@
       </w:pPr>
       <w:r>
         <w:rPr>
-          <w:rFonts w:hint="eastAsia"/>
+          <w:rFonts w:hint="eastAsia" w:eastAsia="黑体"/>
         </w:rPr>
         <w:t xml:space="preserve">《自适应信号处理》（Simon</w:t>
       </w:r>
       <w:r>
+        <w:rPr>
+          <w:rFonts w:eastAsia="黑体"/>
+        </w:rPr>
         <w:t xml:space="preserve"> </w:t>
       </w:r>
       <w:r>
         <w:rPr>
-          <w:rFonts w:hint="eastAsia"/>
+          <w:rFonts w:hint="eastAsia" w:eastAsia="黑体"/>
         </w:rPr>
         <w:t xml:space="preserve">Haykin）。</w:t>
       </w:r>
@@ -2886,11 +3163,14 @@
         </w:numPr>
       </w:pPr>
       <w:r>
+        <w:rPr>
+          <w:rFonts w:eastAsia="黑体"/>
+        </w:rPr>
         <w:t xml:space="preserve">TI / ADI </w:t>
       </w:r>
       <w:r>
         <w:rPr>
-          <w:rFonts w:hint="eastAsia"/>
+          <w:rFonts w:hint="eastAsia" w:eastAsia="黑体"/>
         </w:rPr>
         <w:t xml:space="preserve">自适应滤波应用笔记。</w:t>
       </w:r>
@@ -2904,11 +3184,11 @@
       </w:pPr>
       <w:r>
         <w:rPr>
-          <w:rFonts w:ascii="Times New Roman" w:hAnsi="Times New Roman"/>
+          <w:rFonts w:ascii="Times New Roman" w:hAnsi="Times New Roman" w:eastAsia="黑体"/>
           <w:color w:val="555555"/>
           <w:sz w:val="21"/>
         </w:rPr>
-        <w:t>材料收集者：杜文杰</w:t>
+        <w:t>材料收集者：杜文杰，WX手机：19519196569，QQ:3478827729</w:t>
       </w:r>
     </w:p>
     <w:sectPr>
@@ -2928,7 +3208,7 @@
 </file>
 
 <file path=word/footer1.xml><?xml version="1.0" encoding="utf-8"?>
-<w:ftr xmlns:m="http://schemas.openxmlformats.org/officeDocument/2006/math" xmlns:mc="http://schemas.openxmlformats.org/markup-compatibility/2006" xmlns:mo="http://schemas.microsoft.com/office/mac/office/2008/main" xmlns:mv="urn:schemas-microsoft-com:mac:vml" xmlns:o="urn:schemas-microsoft-com:office:office" xmlns:r="http://schemas.openxmlformats.org/officeDocument/2006/relationships" xmlns:v="urn:schemas-microsoft-com:vml" xmlns:w10="urn:schemas-microsoft-com:office:word" xmlns:w14="http://schemas.microsoft.com/office/word/2010/wordml" xmlns:w="http://schemas.openxmlformats.org/wordprocessingml/2006/main" xmlns:wne="http://schemas.microsoft.com/office/word/2006/wordml" xmlns:wp14="http://schemas.microsoft.com/office/word/2010/wordprocessingDrawing" xmlns:wp="http://schemas.openxmlformats.org/drawingml/2006/wordprocessingDrawing" xmlns:wpc="http://schemas.microsoft.com/office/word/2010/wordprocessingCanvas" xmlns:wpg="http://schemas.microsoft.com/office/word/2010/wordprocessingGroup" xmlns:wpi="http://schemas.microsoft.com/office/word/2010/wordprocessingInk" xmlns:wps="http://schemas.microsoft.com/office/word/2010/wordprocessingShape" mc:Ignorable="w14 wp14">
+<w:ftr xmlns:mc="http://schemas.openxmlformats.org/markup-compatibility/2006" xmlns:w="http://schemas.openxmlformats.org/wordprocessingml/2006/main" xmlns:m="http://schemas.openxmlformats.org/officeDocument/2006/math" xmlns:mo="http://schemas.microsoft.com/office/mac/office/2008/main" xmlns:mv="urn:schemas-microsoft-com:mac:vml" xmlns:o="urn:schemas-microsoft-com:office:office" xmlns:r="http://schemas.openxmlformats.org/officeDocument/2006/relationships" xmlns:v="urn:schemas-microsoft-com:vml" xmlns:w10="urn:schemas-microsoft-com:office:word" xmlns:w14="http://schemas.microsoft.com/office/word/2010/wordml" xmlns:wne="http://schemas.microsoft.com/office/word/2006/wordml" xmlns:wp14="http://schemas.microsoft.com/office/word/2010/wordprocessingDrawing" xmlns:wp="http://schemas.openxmlformats.org/drawingml/2006/wordprocessingDrawing" xmlns:wpc="http://schemas.microsoft.com/office/word/2010/wordprocessingCanvas" xmlns:wpg="http://schemas.microsoft.com/office/word/2010/wordprocessingGroup" xmlns:wpi="http://schemas.microsoft.com/office/word/2010/wordprocessingInk" xmlns:wps="http://schemas.microsoft.com/office/word/2010/wordprocessingShape" mc:Ignorable="w14 wp14">
   <w:p>
     <w:pPr>
       <w:pStyle w:val="Footer"/>
@@ -2936,12 +3216,14 @@
     </w:pPr>
     <w:r>
       <w:rPr>
+        <w:rFonts w:eastAsia="黑体"/>
         <w:sz w:val="18"/>
       </w:rPr>
       <w:t xml:space="preserve">第 </w:t>
     </w:r>
     <w:r>
       <w:rPr>
+        <w:rFonts w:eastAsia="黑体"/>
         <w:sz w:val="18"/>
       </w:rPr>
       <w:fldChar w:fldCharType="begin"/>
@@ -2950,6 +3232,7 @@
     </w:r>
     <w:r>
       <w:rPr>
+        <w:rFonts w:eastAsia="黑体"/>
         <w:sz w:val="18"/>
       </w:rPr>
       <w:t xml:space="preserve"> 页</w:t>
@@ -2963,6 +3246,9 @@
   <w:footnote w:type="continuationSeparator" w:id="0">
     <w:p>
       <w:r>
+        <w:rPr>
+          <w:rFonts w:eastAsia="黑体"/>
+        </w:rPr>
         <w:continuationSeparator/>
       </w:r>
     </w:p>
@@ -2970,6 +3256,9 @@
   <w:footnote w:type="separator" w:id="-1">
     <w:p>
       <w:r>
+        <w:rPr>
+          <w:rFonts w:eastAsia="黑体"/>
+        </w:rPr>
         <w:separator/>
       </w:r>
     </w:p>
@@ -2978,7 +3267,7 @@
 </file>
 
 <file path=word/header1.xml><?xml version="1.0" encoding="utf-8"?>
-<w:hdr xmlns:m="http://schemas.openxmlformats.org/officeDocument/2006/math" xmlns:mc="http://schemas.openxmlformats.org/markup-compatibility/2006" xmlns:mo="http://schemas.microsoft.com/office/mac/office/2008/main" xmlns:mv="urn:schemas-microsoft-com:mac:vml" xmlns:o="urn:schemas-microsoft-com:office:office" xmlns:r="http://schemas.openxmlformats.org/officeDocument/2006/relationships" xmlns:v="urn:schemas-microsoft-com:vml" xmlns:w10="urn:schemas-microsoft-com:office:word" xmlns:w14="http://schemas.microsoft.com/office/word/2010/wordml" xmlns:w="http://schemas.openxmlformats.org/wordprocessingml/2006/main" xmlns:wne="http://schemas.microsoft.com/office/word/2006/wordml" xmlns:wp14="http://schemas.microsoft.com/office/word/2010/wordprocessingDrawing" xmlns:wp="http://schemas.openxmlformats.org/drawingml/2006/wordprocessingDrawing" xmlns:wpc="http://schemas.microsoft.com/office/word/2010/wordprocessingCanvas" xmlns:wpg="http://schemas.microsoft.com/office/word/2010/wordprocessingGroup" xmlns:wpi="http://schemas.microsoft.com/office/word/2010/wordprocessingInk" xmlns:wps="http://schemas.microsoft.com/office/word/2010/wordprocessingShape" mc:Ignorable="w14 wp14">
+<w:hdr xmlns:mc="http://schemas.openxmlformats.org/markup-compatibility/2006" xmlns:w="http://schemas.openxmlformats.org/wordprocessingml/2006/main" xmlns:m="http://schemas.openxmlformats.org/officeDocument/2006/math" xmlns:mo="http://schemas.microsoft.com/office/mac/office/2008/main" xmlns:mv="urn:schemas-microsoft-com:mac:vml" xmlns:o="urn:schemas-microsoft-com:office:office" xmlns:r="http://schemas.openxmlformats.org/officeDocument/2006/relationships" xmlns:v="urn:schemas-microsoft-com:vml" xmlns:w10="urn:schemas-microsoft-com:office:word" xmlns:w14="http://schemas.microsoft.com/office/word/2010/wordml" xmlns:wne="http://schemas.microsoft.com/office/word/2006/wordml" xmlns:wp14="http://schemas.microsoft.com/office/word/2010/wordprocessingDrawing" xmlns:wp="http://schemas.openxmlformats.org/drawingml/2006/wordprocessingDrawing" xmlns:wpc="http://schemas.microsoft.com/office/word/2010/wordprocessingCanvas" xmlns:wpg="http://schemas.microsoft.com/office/word/2010/wordprocessingGroup" xmlns:wpi="http://schemas.microsoft.com/office/word/2010/wordprocessingInk" xmlns:wps="http://schemas.microsoft.com/office/word/2010/wordprocessingShape" mc:Ignorable="w14 wp14">
   <w:p>
     <w:pPr>
       <w:pStyle w:val="Header"/>
@@ -2986,7 +3275,7 @@
     </w:pPr>
     <w:r>
       <w:rPr>
-        <w:rFonts w:ascii="Times New Roman" w:hAnsi="Times New Roman"/>
+        <w:rFonts w:ascii="Times New Roman" w:hAnsi="Times New Roman" w:eastAsia="黑体"/>
         <w:sz w:val="18"/>
         <w:rFonts w:eastAsia="黑体"/>
         <w:rFonts w:eastAsia="黑体"/>
@@ -2998,7 +3287,7 @@
 </file>
 
 <file path=word/numbering.xml><?xml version="1.0" encoding="utf-8"?>
-<w:numbering xmlns:m="http://schemas.openxmlformats.org/officeDocument/2006/math" xmlns:mc="http://schemas.openxmlformats.org/markup-compatibility/2006" xmlns:mo="http://schemas.microsoft.com/office/mac/office/2008/main" xmlns:mv="urn:schemas-microsoft-com:mac:vml" xmlns:o="urn:schemas-microsoft-com:office:office" xmlns:r="http://schemas.openxmlformats.org/officeDocument/2006/relationships" xmlns:v="urn:schemas-microsoft-com:vml" xmlns:w="http://schemas.openxmlformats.org/wordprocessingml/2006/main" xmlns:w10="urn:schemas-microsoft-com:office:word" xmlns:w14="http://schemas.microsoft.com/office/word/2010/wordml" xmlns:wne="http://schemas.microsoft.com/office/word/2006/wordml" xmlns:wp="http://schemas.openxmlformats.org/drawingml/2006/wordprocessingDrawing" xmlns:wp14="http://schemas.microsoft.com/office/word/2010/wordprocessingDrawing" xmlns:wpc="http://schemas.microsoft.com/office/word/2010/wordprocessingCanvas" xmlns:wpg="http://schemas.microsoft.com/office/word/2010/wordprocessingGroup" xmlns:wpi="http://schemas.microsoft.com/office/word/2010/wordprocessingInk" xmlns:wps="http://schemas.microsoft.com/office/word/2010/wordprocessingShape" mc:Ignorable="w14 wp14">
+<w:numbering xmlns:mc="http://schemas.openxmlformats.org/markup-compatibility/2006" xmlns:w="http://schemas.openxmlformats.org/wordprocessingml/2006/main" xmlns:m="http://schemas.openxmlformats.org/officeDocument/2006/math" xmlns:mo="http://schemas.microsoft.com/office/mac/office/2008/main" xmlns:mv="urn:schemas-microsoft-com:mac:vml" xmlns:o="urn:schemas-microsoft-com:office:office" xmlns:r="http://schemas.openxmlformats.org/officeDocument/2006/relationships" xmlns:v="urn:schemas-microsoft-com:vml" xmlns:w10="urn:schemas-microsoft-com:office:word" xmlns:w14="http://schemas.microsoft.com/office/word/2010/wordml" xmlns:wne="http://schemas.microsoft.com/office/word/2006/wordml" xmlns:wp="http://schemas.openxmlformats.org/drawingml/2006/wordprocessingDrawing" xmlns:wp14="http://schemas.microsoft.com/office/word/2010/wordprocessingDrawing" xmlns:wpc="http://schemas.microsoft.com/office/word/2010/wordprocessingCanvas" xmlns:wpg="http://schemas.microsoft.com/office/word/2010/wordprocessingGroup" xmlns:wpi="http://schemas.microsoft.com/office/word/2010/wordprocessingInk" xmlns:wps="http://schemas.microsoft.com/office/word/2010/wordprocessingShape" mc:Ignorable="w14 wp14">
   <w:abstractNum w:abstractNumId="0">
     <w:nsid w:val="FFFFFF7C"/>
     <w:multiLevelType w:val="singleLevel"/>
@@ -3085,7 +3374,7 @@
         <w:ind w:hanging="360" w:left="1440"/>
       </w:pPr>
       <w:rPr>
-        <w:rFonts w:ascii="Symbol" w:hAnsi="Symbol" w:hint="default"/>
+        <w:rFonts w:ascii="Symbol" w:hAnsi="Symbol" w:hint="default" w:eastAsia="黑体"/>
       </w:rPr>
     </w:lvl>
   </w:abstractNum>
@@ -3106,7 +3395,7 @@
         <w:ind w:hanging="360" w:left="1080"/>
       </w:pPr>
       <w:rPr>
-        <w:rFonts w:ascii="Symbol" w:hAnsi="Symbol" w:hint="default"/>
+        <w:rFonts w:ascii="Symbol" w:hAnsi="Symbol" w:hint="default" w:eastAsia="黑体"/>
       </w:rPr>
     </w:lvl>
   </w:abstractNum>
@@ -3127,7 +3416,7 @@
         <w:ind w:hanging="360" w:left="720"/>
       </w:pPr>
       <w:rPr>
-        <w:rFonts w:ascii="Symbol" w:hAnsi="Symbol" w:hint="default"/>
+        <w:rFonts w:ascii="Symbol" w:hAnsi="Symbol" w:hint="default" w:eastAsia="黑体"/>
       </w:rPr>
     </w:lvl>
   </w:abstractNum>
@@ -3166,7 +3455,7 @@
         <w:ind w:hanging="360" w:left="360"/>
       </w:pPr>
       <w:rPr>
-        <w:rFonts w:ascii="Symbol" w:hAnsi="Symbol" w:hint="default"/>
+        <w:rFonts w:ascii="Symbol" w:hAnsi="Symbol" w:hint="default" w:eastAsia="黑体"/>
       </w:rPr>
     </w:lvl>
   </w:abstractNum>
@@ -3257,7 +3546,7 @@
         <w:ind w:left="720" w:hanging="360"/>
       </w:pPr>
       <w:rPr>
-        <w:rFonts w:ascii="Symbol" w:hAnsi="Symbol" w:cs="Symbol" w:hint="default"/>
+        <w:rFonts w:ascii="Symbol" w:hAnsi="Symbol" w:cs="Symbol" w:hint="default" w:eastAsia="黑体"/>
       </w:rPr>
     </w:lvl>
     <w:lvl w:ilvl="1">
@@ -3268,7 +3557,7 @@
         <w:ind w:left="1440" w:hanging="360"/>
       </w:pPr>
       <w:rPr>
-        <w:rFonts w:ascii="Courier New" w:hAnsi="Courier New" w:cs="Courier New" w:hint="default"/>
+        <w:rFonts w:ascii="Courier New" w:hAnsi="Courier New" w:cs="Courier New" w:hint="default" w:eastAsia="黑体"/>
       </w:rPr>
     </w:lvl>
     <w:lvl w:ilvl="2">
@@ -3279,7 +3568,7 @@
         <w:ind w:left="2160" w:hanging="360"/>
       </w:pPr>
       <w:rPr>
-        <w:rFonts w:ascii="Wingdings" w:hAnsi="Wingdings" w:cs="Wingdings" w:hint="default"/>
+        <w:rFonts w:ascii="Wingdings" w:hAnsi="Wingdings" w:cs="Wingdings" w:hint="default" w:eastAsia="黑体"/>
       </w:rPr>
     </w:lvl>
     <w:lvl w:ilvl="3">
@@ -3290,7 +3579,7 @@
         <w:ind w:left="2880" w:hanging="360"/>
       </w:pPr>
       <w:rPr>
-        <w:rFonts w:ascii="Symbol" w:hAnsi="Symbol" w:cs="Symbol" w:hint="default"/>
+        <w:rFonts w:ascii="Symbol" w:hAnsi="Symbol" w:cs="Symbol" w:hint="default" w:eastAsia="黑体"/>
       </w:rPr>
     </w:lvl>
     <w:lvl w:ilvl="4">
@@ -3301,7 +3590,7 @@
         <w:ind w:left="3600" w:hanging="360"/>
       </w:pPr>
       <w:rPr>
-        <w:rFonts w:ascii="Courier New" w:hAnsi="Courier New" w:cs="Courier New" w:hint="default"/>
+        <w:rFonts w:ascii="Courier New" w:hAnsi="Courier New" w:cs="Courier New" w:hint="default" w:eastAsia="黑体"/>
       </w:rPr>
     </w:lvl>
     <w:lvl w:ilvl="5">
@@ -3312,7 +3601,7 @@
         <w:ind w:left="4320" w:hanging="360"/>
       </w:pPr>
       <w:rPr>
-        <w:rFonts w:ascii="Wingdings" w:hAnsi="Wingdings" w:cs="Wingdings" w:hint="default"/>
+        <w:rFonts w:ascii="Wingdings" w:hAnsi="Wingdings" w:cs="Wingdings" w:hint="default" w:eastAsia="黑体"/>
       </w:rPr>
     </w:lvl>
     <w:lvl w:ilvl="6">
@@ -3323,7 +3612,7 @@
         <w:ind w:left="5040" w:hanging="360"/>
       </w:pPr>
       <w:rPr>
-        <w:rFonts w:ascii="Symbol" w:hAnsi="Symbol" w:cs="Symbol" w:hint="default"/>
+        <w:rFonts w:ascii="Symbol" w:hAnsi="Symbol" w:cs="Symbol" w:hint="default" w:eastAsia="黑体"/>
       </w:rPr>
     </w:lvl>
     <w:lvl w:ilvl="7">
@@ -3334,7 +3623,7 @@
         <w:ind w:left="5760" w:hanging="360"/>
       </w:pPr>
       <w:rPr>
-        <w:rFonts w:ascii="Courier New" w:hAnsi="Courier New" w:cs="Courier New" w:hint="default"/>
+        <w:rFonts w:ascii="Courier New" w:hAnsi="Courier New" w:cs="Courier New" w:hint="default" w:eastAsia="黑体"/>
       </w:rPr>
     </w:lvl>
     <w:lvl w:ilvl="8">
@@ -3345,7 +3634,7 @@
         <w:ind w:left="6480" w:hanging="360"/>
       </w:pPr>
       <w:rPr>
-        <w:rFonts w:ascii="Wingdings" w:hAnsi="Wingdings" w:cs="Wingdings" w:hint="default"/>
+        <w:rFonts w:ascii="Wingdings" w:hAnsi="Wingdings" w:cs="Wingdings" w:hint="default" w:eastAsia="黑体"/>
       </w:rPr>
     </w:lvl>
   </w:abstractNum>
@@ -3401,11 +3690,11 @@
 </file>
 
 <file path=word/styles.xml><?xml version="1.0" encoding="utf-8"?>
-<w:styles xmlns:mc="http://schemas.openxmlformats.org/markup-compatibility/2006" xmlns:r="http://schemas.openxmlformats.org/officeDocument/2006/relationships" xmlns:w="http://schemas.openxmlformats.org/wordprocessingml/2006/main" xmlns:w14="http://schemas.microsoft.com/office/word/2010/wordml" mc:Ignorable="w14">
+<w:styles xmlns:mc="http://schemas.openxmlformats.org/markup-compatibility/2006" xmlns:w="http://schemas.openxmlformats.org/wordprocessingml/2006/main" xmlns:r="http://schemas.openxmlformats.org/officeDocument/2006/relationships" xmlns:w14="http://schemas.microsoft.com/office/word/2010/wordml" mc:Ignorable="w14">
   <w:docDefaults>
     <w:rPrDefault>
       <w:rPr>
-        <w:rFonts w:asciiTheme="minorHAnsi" w:cstheme="minorBidi" w:eastAsiaTheme="minorEastAsia" w:hAnsiTheme="minorHAnsi"/>
+        <w:rFonts w:asciiTheme="minorHAnsi" w:cstheme="minorBidi" w:hAnsiTheme="minorHAnsi" w:eastAsia="黑体"/>
         <w:sz w:val="22"/>
         <w:szCs w:val="22"/>
         <w:lang w:bidi="ar-SA" w:eastAsia="en-US" w:val="en-US"/>
@@ -3627,7 +3916,7 @@
       <w:outlineLvl w:val="0"/>
     </w:pPr>
     <w:rPr>
-      <w:rFonts w:ascii="Times New Roman" w:asciiTheme="majorHAnsi" w:cstheme="majorBidi" w:eastAsia="黑体" w:eastAsiaTheme="majorEastAsia" w:hAnsi="Times New Roman" w:hAnsiTheme="majorHAnsi"/>
+      <w:rFonts w:ascii="Times New Roman" w:asciiTheme="majorHAnsi" w:cstheme="majorBidi" w:eastAsia="黑体" w:hAnsi="Times New Roman" w:hAnsiTheme="majorHAnsi"/>
       <w:b/>
       <w:bCs/>
       <w:color w:val="1F3864"/>
@@ -3651,7 +3940,7 @@
       <w:outlineLvl w:val="1"/>
     </w:pPr>
     <w:rPr>
-      <w:rFonts w:ascii="Times New Roman" w:asciiTheme="majorHAnsi" w:cstheme="majorBidi" w:eastAsia="黑体" w:eastAsiaTheme="majorEastAsia" w:hAnsi="Times New Roman" w:hAnsiTheme="majorHAnsi"/>
+      <w:rFonts w:ascii="Times New Roman" w:asciiTheme="majorHAnsi" w:cstheme="majorBidi" w:eastAsia="黑体" w:hAnsi="Times New Roman" w:hAnsiTheme="majorHAnsi"/>
       <w:b/>
       <w:bCs/>
       <w:color w:val="2E4E7E"/>
@@ -3675,7 +3964,7 @@
       <w:outlineLvl w:val="2"/>
     </w:pPr>
     <w:rPr>
-      <w:rFonts w:ascii="Times New Roman" w:asciiTheme="majorHAnsi" w:cstheme="majorBidi" w:eastAsia="黑体" w:eastAsiaTheme="majorEastAsia" w:hAnsi="Times New Roman" w:hAnsiTheme="majorHAnsi"/>
+      <w:rFonts w:ascii="Times New Roman" w:asciiTheme="majorHAnsi" w:cstheme="majorBidi" w:eastAsia="黑体" w:hAnsi="Times New Roman" w:hAnsiTheme="majorHAnsi"/>
       <w:b/>
       <w:bCs/>
       <w:color w:val="2E4E7E"/>
@@ -3699,7 +3988,7 @@
       <w:outlineLvl w:val="3"/>
     </w:pPr>
     <w:rPr>
-      <w:rFonts w:ascii="Times New Roman" w:asciiTheme="majorHAnsi" w:cstheme="majorBidi" w:eastAsia="黑体" w:eastAsiaTheme="majorEastAsia" w:hAnsi="Times New Roman" w:hAnsiTheme="majorHAnsi"/>
+      <w:rFonts w:ascii="Times New Roman" w:asciiTheme="majorHAnsi" w:cstheme="majorBidi" w:eastAsia="黑体" w:hAnsi="Times New Roman" w:hAnsiTheme="majorHAnsi"/>
       <w:b/>
       <w:bCs/>
       <w:i/>
@@ -3725,7 +4014,7 @@
       <w:outlineLvl w:val="4"/>
     </w:pPr>
     <w:rPr>
-      <w:rFonts w:ascii="Times New Roman" w:asciiTheme="majorHAnsi" w:cstheme="majorBidi" w:eastAsia="黑体" w:eastAsiaTheme="majorEastAsia" w:hAnsi="Times New Roman" w:hAnsiTheme="majorHAnsi"/>
+      <w:rFonts w:ascii="Times New Roman" w:asciiTheme="majorHAnsi" w:cstheme="majorBidi" w:eastAsia="黑体" w:hAnsi="Times New Roman" w:hAnsiTheme="majorHAnsi"/>
       <w:b/>
       <w:color w:val="333333"/>
       <w:sz w:val="22"/>
@@ -3748,7 +4037,7 @@
       <w:outlineLvl w:val="5"/>
     </w:pPr>
     <w:rPr>
-      <w:rFonts w:asciiTheme="majorHAnsi" w:cstheme="majorBidi" w:eastAsiaTheme="majorEastAsia" w:hAnsiTheme="majorHAnsi"/>
+      <w:rFonts w:asciiTheme="majorHAnsi" w:cstheme="majorBidi" w:hAnsiTheme="majorHAnsi" w:eastAsia="黑体"/>
       <w:i/>
       <w:iCs/>
       <w:color w:themeColor="accent1" w:themeShade="7F" w:val="243F60"/>
@@ -3771,7 +4060,7 @@
       <w:outlineLvl w:val="6"/>
     </w:pPr>
     <w:rPr>
-      <w:rFonts w:asciiTheme="majorHAnsi" w:cstheme="majorBidi" w:eastAsiaTheme="majorEastAsia" w:hAnsiTheme="majorHAnsi"/>
+      <w:rFonts w:asciiTheme="majorHAnsi" w:cstheme="majorBidi" w:hAnsiTheme="majorHAnsi" w:eastAsia="黑体"/>
       <w:i/>
       <w:iCs/>
       <w:color w:themeColor="text1" w:themeTint="BF" w:val="404040"/>
@@ -3794,7 +4083,7 @@
       <w:outlineLvl w:val="7"/>
     </w:pPr>
     <w:rPr>
-      <w:rFonts w:asciiTheme="majorHAnsi" w:cstheme="majorBidi" w:eastAsiaTheme="majorEastAsia" w:hAnsiTheme="majorHAnsi"/>
+      <w:rFonts w:asciiTheme="majorHAnsi" w:cstheme="majorBidi" w:hAnsiTheme="majorHAnsi" w:eastAsia="黑体"/>
       <w:color w:themeColor="accent1" w:val="4F81BD"/>
       <w:sz w:val="20"/>
       <w:szCs w:val="20"/>
@@ -3817,7 +4106,7 @@
       <w:outlineLvl w:val="8"/>
     </w:pPr>
     <w:rPr>
-      <w:rFonts w:asciiTheme="majorHAnsi" w:cstheme="majorBidi" w:eastAsiaTheme="majorEastAsia" w:hAnsiTheme="majorHAnsi"/>
+      <w:rFonts w:asciiTheme="majorHAnsi" w:cstheme="majorBidi" w:hAnsiTheme="majorHAnsi" w:eastAsia="黑体"/>
       <w:i/>
       <w:iCs/>
       <w:color w:themeColor="text1" w:themeTint="BF" w:val="404040"/>
@@ -3868,7 +4157,7 @@
     <w:uiPriority w:val="9"/>
     <w:rsid w:val="00FC693F"/>
     <w:rPr>
-      <w:rFonts w:asciiTheme="majorHAnsi" w:cstheme="majorBidi" w:eastAsiaTheme="majorEastAsia" w:hAnsiTheme="majorHAnsi"/>
+      <w:rFonts w:asciiTheme="majorHAnsi" w:cstheme="majorBidi" w:hAnsiTheme="majorHAnsi" w:eastAsia="黑体"/>
       <w:b/>
       <w:bCs/>
       <w:color w:themeColor="accent1" w:themeShade="BF" w:val="365F91"/>
@@ -3883,7 +4172,7 @@
     <w:uiPriority w:val="9"/>
     <w:rsid w:val="00FC693F"/>
     <w:rPr>
-      <w:rFonts w:asciiTheme="majorHAnsi" w:cstheme="majorBidi" w:eastAsiaTheme="majorEastAsia" w:hAnsiTheme="majorHAnsi"/>
+      <w:rFonts w:asciiTheme="majorHAnsi" w:cstheme="majorBidi" w:hAnsiTheme="majorHAnsi" w:eastAsia="黑体"/>
       <w:b/>
       <w:bCs/>
       <w:color w:themeColor="accent1" w:val="4F81BD"/>
@@ -3898,7 +4187,7 @@
     <w:uiPriority w:val="9"/>
     <w:rsid w:val="00FC693F"/>
     <w:rPr>
-      <w:rFonts w:asciiTheme="majorHAnsi" w:cstheme="majorBidi" w:eastAsiaTheme="majorEastAsia" w:hAnsiTheme="majorHAnsi"/>
+      <w:rFonts w:asciiTheme="majorHAnsi" w:cstheme="majorBidi" w:hAnsiTheme="majorHAnsi" w:eastAsia="黑体"/>
       <w:b/>
       <w:bCs/>
       <w:color w:themeColor="accent1" w:val="4F81BD"/>
@@ -3921,7 +4210,7 @@
       <w:contextualSpacing/>
     </w:pPr>
     <w:rPr>
-      <w:rFonts w:ascii="Times New Roman" w:asciiTheme="majorHAnsi" w:cstheme="majorBidi" w:eastAsia="黑体" w:eastAsiaTheme="majorEastAsia" w:hAnsi="Times New Roman" w:hAnsiTheme="majorHAnsi"/>
+      <w:rFonts w:ascii="Times New Roman" w:asciiTheme="majorHAnsi" w:cstheme="majorBidi" w:eastAsia="黑体" w:hAnsi="Times New Roman" w:hAnsiTheme="majorHAnsi"/>
       <w:b/>
       <w:color w:val="1F3864"/>
       <w:spacing w:val="5"/>
@@ -3937,7 +4226,7 @@
     <w:uiPriority w:val="10"/>
     <w:rsid w:val="00FC693F"/>
     <w:rPr>
-      <w:rFonts w:asciiTheme="majorHAnsi" w:cstheme="majorBidi" w:eastAsiaTheme="majorEastAsia" w:hAnsiTheme="majorHAnsi"/>
+      <w:rFonts w:asciiTheme="majorHAnsi" w:cstheme="majorBidi" w:hAnsiTheme="majorHAnsi" w:eastAsia="黑体"/>
       <w:color w:themeColor="text2" w:themeShade="BF" w:val="17365D"/>
       <w:spacing w:val="5"/>
       <w:kern w:val="28"/>
@@ -3959,7 +4248,7 @@
       </w:numPr>
     </w:pPr>
     <w:rPr>
-      <w:rFonts w:asciiTheme="majorHAnsi" w:cstheme="majorBidi" w:eastAsiaTheme="majorEastAsia" w:hAnsiTheme="majorHAnsi"/>
+      <w:rFonts w:asciiTheme="majorHAnsi" w:cstheme="majorBidi" w:hAnsiTheme="majorHAnsi" w:eastAsia="黑体"/>
       <w:i/>
       <w:iCs/>
       <w:color w:themeColor="accent1" w:val="4F81BD"/>
@@ -3975,7 +4264,7 @@
     <w:uiPriority w:val="11"/>
     <w:rsid w:val="00FC693F"/>
     <w:rPr>
-      <w:rFonts w:asciiTheme="majorHAnsi" w:cstheme="majorBidi" w:eastAsiaTheme="majorEastAsia" w:hAnsiTheme="majorHAnsi"/>
+      <w:rFonts w:asciiTheme="majorHAnsi" w:cstheme="majorBidi" w:hAnsiTheme="majorHAnsi" w:eastAsia="黑体"/>
       <w:i/>
       <w:iCs/>
       <w:color w:themeColor="accent1" w:val="4F81BD"/>
@@ -4042,6 +4331,7 @@
       <w:spacing w:after="120"/>
     </w:pPr>
     <w:rPr>
+      <w:rFonts w:eastAsia="黑体"/>
       <w:sz w:val="16"/>
       <w:szCs w:val="16"/>
     </w:rPr>
@@ -4053,6 +4343,7 @@
     <w:uiPriority w:val="99"/>
     <w:rsid w:val="00AA1D8D"/>
     <w:rPr>
+      <w:rFonts w:eastAsia="黑体"/>
       <w:sz w:val="16"/>
       <w:szCs w:val="16"/>
     </w:rPr>
@@ -4222,7 +4513,7 @@
       </w:tabs>
     </w:pPr>
     <w:rPr>
-      <w:rFonts w:ascii="Courier" w:hAnsi="Courier"/>
+      <w:rFonts w:ascii="Courier" w:hAnsi="Courier" w:eastAsia="黑体"/>
       <w:sz w:val="20"/>
       <w:szCs w:val="20"/>
     </w:rPr>
@@ -4234,7 +4525,7 @@
     <w:uiPriority w:val="99"/>
     <w:rsid w:val="0029639D"/>
     <w:rPr>
-      <w:rFonts w:ascii="Courier" w:hAnsi="Courier"/>
+      <w:rFonts w:ascii="Courier" w:hAnsi="Courier" w:eastAsia="黑体"/>
       <w:sz w:val="20"/>
       <w:szCs w:val="20"/>
     </w:rPr>
@@ -4270,6 +4561,7 @@
     <w:uiPriority w:val="29"/>
     <w:rsid w:val="00FC693F"/>
     <w:rPr>
+      <w:rFonts w:eastAsia="黑体"/>
       <w:i/>
       <w:iCs/>
       <w:color w:themeColor="text1" w:val="000000"/>
@@ -4283,7 +4575,7 @@
     <w:semiHidden/>
     <w:rsid w:val="00FC693F"/>
     <w:rPr>
-      <w:rFonts w:asciiTheme="majorHAnsi" w:cstheme="majorBidi" w:eastAsiaTheme="majorEastAsia" w:hAnsiTheme="majorHAnsi"/>
+      <w:rFonts w:asciiTheme="majorHAnsi" w:cstheme="majorBidi" w:hAnsiTheme="majorHAnsi" w:eastAsia="黑体"/>
       <w:b/>
       <w:bCs/>
       <w:i/>
@@ -4299,7 +4591,7 @@
     <w:semiHidden/>
     <w:rsid w:val="00FC693F"/>
     <w:rPr>
-      <w:rFonts w:asciiTheme="majorHAnsi" w:cstheme="majorBidi" w:eastAsiaTheme="majorEastAsia" w:hAnsiTheme="majorHAnsi"/>
+      <w:rFonts w:asciiTheme="majorHAnsi" w:cstheme="majorBidi" w:hAnsiTheme="majorHAnsi" w:eastAsia="黑体"/>
       <w:color w:themeColor="accent1" w:themeShade="7F" w:val="243F60"/>
     </w:rPr>
   </w:style>
@@ -4311,7 +4603,7 @@
     <w:semiHidden/>
     <w:rsid w:val="00FC693F"/>
     <w:rPr>
-      <w:rFonts w:asciiTheme="majorHAnsi" w:cstheme="majorBidi" w:eastAsiaTheme="majorEastAsia" w:hAnsiTheme="majorHAnsi"/>
+      <w:rFonts w:asciiTheme="majorHAnsi" w:cstheme="majorBidi" w:hAnsiTheme="majorHAnsi" w:eastAsia="黑体"/>
       <w:i/>
       <w:iCs/>
       <w:color w:themeColor="accent1" w:themeShade="7F" w:val="243F60"/>
@@ -4325,7 +4617,7 @@
     <w:semiHidden/>
     <w:rsid w:val="00FC693F"/>
     <w:rPr>
-      <w:rFonts w:asciiTheme="majorHAnsi" w:cstheme="majorBidi" w:eastAsiaTheme="majorEastAsia" w:hAnsiTheme="majorHAnsi"/>
+      <w:rFonts w:asciiTheme="majorHAnsi" w:cstheme="majorBidi" w:hAnsiTheme="majorHAnsi" w:eastAsia="黑体"/>
       <w:i/>
       <w:iCs/>
       <w:color w:themeColor="text1" w:themeTint="BF" w:val="404040"/>
@@ -4339,7 +4631,7 @@
     <w:semiHidden/>
     <w:rsid w:val="00FC693F"/>
     <w:rPr>
-      <w:rFonts w:asciiTheme="majorHAnsi" w:cstheme="majorBidi" w:eastAsiaTheme="majorEastAsia" w:hAnsiTheme="majorHAnsi"/>
+      <w:rFonts w:asciiTheme="majorHAnsi" w:cstheme="majorBidi" w:hAnsiTheme="majorHAnsi" w:eastAsia="黑体"/>
       <w:color w:themeColor="accent1" w:val="4F81BD"/>
       <w:sz w:val="20"/>
       <w:szCs w:val="20"/>
@@ -4353,7 +4645,7 @@
     <w:semiHidden/>
     <w:rsid w:val="00FC693F"/>
     <w:rPr>
-      <w:rFonts w:asciiTheme="majorHAnsi" w:cstheme="majorBidi" w:eastAsiaTheme="majorEastAsia" w:hAnsiTheme="majorHAnsi"/>
+      <w:rFonts w:asciiTheme="majorHAnsi" w:cstheme="majorBidi" w:hAnsiTheme="majorHAnsi" w:eastAsia="黑体"/>
       <w:i/>
       <w:iCs/>
       <w:color w:themeColor="text1" w:themeTint="BF" w:val="404040"/>
@@ -4374,6 +4666,7 @@
       <w:spacing w:line="240" w:lineRule="auto"/>
     </w:pPr>
     <w:rPr>
+      <w:rFonts w:eastAsia="黑体"/>
       <w:b/>
       <w:bCs/>
       <w:color w:themeColor="accent1" w:val="4F81BD"/>
@@ -4388,6 +4681,7 @@
     <w:qFormat/>
     <w:rsid w:val="00FC693F"/>
     <w:rPr>
+      <w:rFonts w:eastAsia="黑体"/>
       <w:b/>
       <w:bCs/>
     </w:rPr>
@@ -4399,6 +4693,7 @@
     <w:qFormat/>
     <w:rsid w:val="00FC693F"/>
     <w:rPr>
+      <w:rFonts w:eastAsia="黑体"/>
       <w:i/>
       <w:iCs/>
     </w:rPr>
@@ -4419,6 +4714,7 @@
       <w:ind w:left="936" w:right="936"/>
     </w:pPr>
     <w:rPr>
+      <w:rFonts w:eastAsia="黑体"/>
       <w:b/>
       <w:bCs/>
       <w:i/>
@@ -4433,6 +4729,7 @@
     <w:uiPriority w:val="30"/>
     <w:rsid w:val="00FC693F"/>
     <w:rPr>
+      <w:rFonts w:eastAsia="黑体"/>
       <w:b/>
       <w:bCs/>
       <w:i/>
@@ -4447,6 +4744,7 @@
     <w:qFormat/>
     <w:rsid w:val="00FC693F"/>
     <w:rPr>
+      <w:rFonts w:eastAsia="黑体"/>
       <w:i/>
       <w:iCs/>
       <w:color w:themeColor="text1" w:themeTint="7F" w:val="808080"/>
@@ -4459,6 +4757,7 @@
     <w:qFormat/>
     <w:rsid w:val="00FC693F"/>
     <w:rPr>
+      <w:rFonts w:eastAsia="黑体"/>
       <w:b/>
       <w:bCs/>
       <w:i/>
@@ -4473,6 +4772,7 @@
     <w:qFormat/>
     <w:rsid w:val="00FC693F"/>
     <w:rPr>
+      <w:rFonts w:eastAsia="黑体"/>
       <w:smallCaps/>
       <w:color w:themeColor="accent2" w:val="C0504D"/>
       <w:u w:val="single"/>
@@ -4485,6 +4785,7 @@
     <w:qFormat/>
     <w:rsid w:val="00FC693F"/>
     <w:rPr>
+      <w:rFonts w:eastAsia="黑体"/>
       <w:b/>
       <w:bCs/>
       <w:smallCaps/>
@@ -4500,6 +4801,7 @@
     <w:qFormat/>
     <w:rsid w:val="00FC693F"/>
     <w:rPr>
+      <w:rFonts w:eastAsia="黑体"/>
       <w:b/>
       <w:bCs/>
       <w:smallCaps/>
@@ -4554,6 +4856,7 @@
       <w:spacing w:after="0" w:line="240" w:lineRule="auto"/>
     </w:pPr>
     <w:rPr>
+      <w:rFonts w:eastAsia="黑体"/>
       <w:color w:themeColor="text1" w:themeShade="BF" w:val="000000"/>
     </w:rPr>
     <w:tblPr>
@@ -4576,6 +4879,7 @@
         <w:spacing w:after="0" w:before="0" w:line="240" w:lineRule="auto"/>
       </w:pPr>
       <w:rPr>
+        <w:rFonts w:eastAsia="黑体"/>
         <w:b/>
         <w:bCs/>
       </w:rPr>
@@ -4596,6 +4900,7 @@
         <w:spacing w:after="0" w:before="0" w:line="240" w:lineRule="auto"/>
       </w:pPr>
       <w:rPr>
+        <w:rFonts w:eastAsia="黑体"/>
         <w:b/>
         <w:bCs/>
       </w:rPr>
@@ -4613,12 +4918,14 @@
     </w:tblStylePr>
     <w:tblStylePr w:type="firstCol">
       <w:rPr>
+        <w:rFonts w:eastAsia="黑体"/>
         <w:b/>
         <w:bCs/>
       </w:rPr>
     </w:tblStylePr>
     <w:tblStylePr w:type="lastCol">
       <w:rPr>
+        <w:rFonts w:eastAsia="黑体"/>
         <w:b/>
         <w:bCs/>
       </w:rPr>
@@ -4657,6 +4964,7 @@
       <w:spacing w:after="0" w:line="240" w:lineRule="auto"/>
     </w:pPr>
     <w:rPr>
+      <w:rFonts w:eastAsia="黑体"/>
       <w:color w:themeColor="accent1" w:themeShade="BF" w:val="365F91"/>
     </w:rPr>
     <w:tblPr>
@@ -4679,6 +4987,7 @@
         <w:spacing w:after="0" w:before="0" w:line="240" w:lineRule="auto"/>
       </w:pPr>
       <w:rPr>
+        <w:rFonts w:eastAsia="黑体"/>
         <w:b/>
         <w:bCs/>
       </w:rPr>
@@ -4699,6 +5008,7 @@
         <w:spacing w:after="0" w:before="0" w:line="240" w:lineRule="auto"/>
       </w:pPr>
       <w:rPr>
+        <w:rFonts w:eastAsia="黑体"/>
         <w:b/>
         <w:bCs/>
       </w:rPr>
@@ -4716,12 +5026,14 @@
     </w:tblStylePr>
     <w:tblStylePr w:type="firstCol">
       <w:rPr>
+        <w:rFonts w:eastAsia="黑体"/>
         <w:b/>
         <w:bCs/>
       </w:rPr>
     </w:tblStylePr>
     <w:tblStylePr w:type="lastCol">
       <w:rPr>
+        <w:rFonts w:eastAsia="黑体"/>
         <w:b/>
         <w:bCs/>
       </w:rPr>
@@ -4760,6 +5072,7 @@
       <w:spacing w:after="0" w:line="240" w:lineRule="auto"/>
     </w:pPr>
     <w:rPr>
+      <w:rFonts w:eastAsia="黑体"/>
       <w:color w:themeColor="accent2" w:themeShade="BF" w:val="943634"/>
     </w:rPr>
     <w:tblPr>
@@ -4782,6 +5095,7 @@
         <w:spacing w:after="0" w:before="0" w:line="240" w:lineRule="auto"/>
       </w:pPr>
       <w:rPr>
+        <w:rFonts w:eastAsia="黑体"/>
         <w:b/>
         <w:bCs/>
       </w:rPr>
@@ -4802,6 +5116,7 @@
         <w:spacing w:after="0" w:before="0" w:line="240" w:lineRule="auto"/>
       </w:pPr>
       <w:rPr>
+        <w:rFonts w:eastAsia="黑体"/>
         <w:b/>
         <w:bCs/>
       </w:rPr>
@@ -4819,12 +5134,14 @@
     </w:tblStylePr>
     <w:tblStylePr w:type="firstCol">
       <w:rPr>
+        <w:rFonts w:eastAsia="黑体"/>
         <w:b/>
         <w:bCs/>
       </w:rPr>
     </w:tblStylePr>
     <w:tblStylePr w:type="lastCol">
       <w:rPr>
+        <w:rFonts w:eastAsia="黑体"/>
         <w:b/>
         <w:bCs/>
       </w:rPr>
@@ -4863,6 +5180,7 @@
       <w:spacing w:after="0" w:line="240" w:lineRule="auto"/>
     </w:pPr>
     <w:rPr>
+      <w:rFonts w:eastAsia="黑体"/>
       <w:color w:themeColor="accent3" w:themeShade="BF" w:val="76923C"/>
     </w:rPr>
     <w:tblPr>
@@ -4885,6 +5203,7 @@
         <w:spacing w:after="0" w:before="0" w:line="240" w:lineRule="auto"/>
       </w:pPr>
       <w:rPr>
+        <w:rFonts w:eastAsia="黑体"/>
         <w:b/>
         <w:bCs/>
       </w:rPr>
@@ -4905,6 +5224,7 @@
         <w:spacing w:after="0" w:before="0" w:line="240" w:lineRule="auto"/>
       </w:pPr>
       <w:rPr>
+        <w:rFonts w:eastAsia="黑体"/>
         <w:b/>
         <w:bCs/>
       </w:rPr>
@@ -4922,12 +5242,14 @@
     </w:tblStylePr>
     <w:tblStylePr w:type="firstCol">
       <w:rPr>
+        <w:rFonts w:eastAsia="黑体"/>
         <w:b/>
         <w:bCs/>
       </w:rPr>
     </w:tblStylePr>
     <w:tblStylePr w:type="lastCol">
       <w:rPr>
+        <w:rFonts w:eastAsia="黑体"/>
         <w:b/>
         <w:bCs/>
       </w:rPr>
@@ -4966,6 +5288,7 @@
       <w:spacing w:after="0" w:line="240" w:lineRule="auto"/>
     </w:pPr>
     <w:rPr>
+      <w:rFonts w:eastAsia="黑体"/>
       <w:color w:themeColor="accent4" w:themeShade="BF" w:val="5F497A"/>
     </w:rPr>
     <w:tblPr>
@@ -4988,6 +5311,7 @@
         <w:spacing w:after="0" w:before="0" w:line="240" w:lineRule="auto"/>
       </w:pPr>
       <w:rPr>
+        <w:rFonts w:eastAsia="黑体"/>
         <w:b/>
         <w:bCs/>
       </w:rPr>
@@ -5008,6 +5332,7 @@
         <w:spacing w:after="0" w:before="0" w:line="240" w:lineRule="auto"/>
       </w:pPr>
       <w:rPr>
+        <w:rFonts w:eastAsia="黑体"/>
         <w:b/>
         <w:bCs/>
       </w:rPr>
@@ -5025,12 +5350,14 @@
     </w:tblStylePr>
     <w:tblStylePr w:type="firstCol">
       <w:rPr>
+        <w:rFonts w:eastAsia="黑体"/>
         <w:b/>
         <w:bCs/>
       </w:rPr>
     </w:tblStylePr>
     <w:tblStylePr w:type="lastCol">
       <w:rPr>
+        <w:rFonts w:eastAsia="黑体"/>
         <w:b/>
         <w:bCs/>
       </w:rPr>
@@ -5069,6 +5396,7 @@
       <w:spacing w:after="0" w:line="240" w:lineRule="auto"/>
     </w:pPr>
     <w:rPr>
+      <w:rFonts w:eastAsia="黑体"/>
       <w:color w:themeColor="accent5" w:themeShade="BF" w:val="31849B"/>
     </w:rPr>
     <w:tblPr>
@@ -5091,6 +5419,7 @@
         <w:spacing w:after="0" w:before="0" w:line="240" w:lineRule="auto"/>
       </w:pPr>
       <w:rPr>
+        <w:rFonts w:eastAsia="黑体"/>
         <w:b/>
         <w:bCs/>
       </w:rPr>
@@ -5111,6 +5440,7 @@
         <w:spacing w:after="0" w:before="0" w:line="240" w:lineRule="auto"/>
       </w:pPr>
       <w:rPr>
+        <w:rFonts w:eastAsia="黑体"/>
         <w:b/>
         <w:bCs/>
       </w:rPr>
@@ -5128,12 +5458,14 @@
     </w:tblStylePr>
     <w:tblStylePr w:type="firstCol">
       <w:rPr>
+        <w:rFonts w:eastAsia="黑体"/>
         <w:b/>
         <w:bCs/>
       </w:rPr>
     </w:tblStylePr>
     <w:tblStylePr w:type="lastCol">
       <w:rPr>
+        <w:rFonts w:eastAsia="黑体"/>
         <w:b/>
         <w:bCs/>
       </w:rPr>
@@ -5172,6 +5504,7 @@
       <w:spacing w:after="0" w:line="240" w:lineRule="auto"/>
     </w:pPr>
     <w:rPr>
+      <w:rFonts w:eastAsia="黑体"/>
       <w:color w:themeColor="accent6" w:themeShade="BF" w:val="E36C0A"/>
     </w:rPr>
     <w:tblPr>
@@ -5194,6 +5527,7 @@
         <w:spacing w:after="0" w:before="0" w:line="240" w:lineRule="auto"/>
       </w:pPr>
       <w:rPr>
+        <w:rFonts w:eastAsia="黑体"/>
         <w:b/>
         <w:bCs/>
       </w:rPr>
@@ -5214,6 +5548,7 @@
         <w:spacing w:after="0" w:before="0" w:line="240" w:lineRule="auto"/>
       </w:pPr>
       <w:rPr>
+        <w:rFonts w:eastAsia="黑体"/>
         <w:b/>
         <w:bCs/>
       </w:rPr>
@@ -5231,12 +5566,14 @@
     </w:tblStylePr>
     <w:tblStylePr w:type="firstCol">
       <w:rPr>
+        <w:rFonts w:eastAsia="黑体"/>
         <w:b/>
         <w:bCs/>
       </w:rPr>
     </w:tblStylePr>
     <w:tblStylePr w:type="lastCol">
       <w:rPr>
+        <w:rFonts w:eastAsia="黑体"/>
         <w:b/>
         <w:bCs/>
       </w:rPr>
@@ -5296,6 +5633,7 @@
         <w:spacing w:after="0" w:before="0" w:line="240" w:lineRule="auto"/>
       </w:pPr>
       <w:rPr>
+        <w:rFonts w:eastAsia="黑体"/>
         <w:b/>
         <w:bCs/>
         <w:color w:themeColor="background1" w:val="FFFFFF"/>
@@ -5310,6 +5648,7 @@
         <w:spacing w:after="0" w:before="0" w:line="240" w:lineRule="auto"/>
       </w:pPr>
       <w:rPr>
+        <w:rFonts w:eastAsia="黑体"/>
         <w:b/>
         <w:bCs/>
       </w:rPr>
@@ -5325,12 +5664,14 @@
     </w:tblStylePr>
     <w:tblStylePr w:type="firstCol">
       <w:rPr>
+        <w:rFonts w:eastAsia="黑体"/>
         <w:b/>
         <w:bCs/>
       </w:rPr>
     </w:tblStylePr>
     <w:tblStylePr w:type="lastCol">
       <w:rPr>
+        <w:rFonts w:eastAsia="黑体"/>
         <w:b/>
         <w:bCs/>
       </w:rPr>
@@ -5388,6 +5729,7 @@
         <w:spacing w:after="0" w:before="0" w:line="240" w:lineRule="auto"/>
       </w:pPr>
       <w:rPr>
+        <w:rFonts w:eastAsia="黑体"/>
         <w:b/>
         <w:bCs/>
         <w:color w:themeColor="background1" w:val="FFFFFF"/>
@@ -5402,6 +5744,7 @@
         <w:spacing w:after="0" w:before="0" w:line="240" w:lineRule="auto"/>
       </w:pPr>
       <w:rPr>
+        <w:rFonts w:eastAsia="黑体"/>
         <w:b/>
         <w:bCs/>
       </w:rPr>
@@ -5417,12 +5760,14 @@
     </w:tblStylePr>
     <w:tblStylePr w:type="firstCol">
       <w:rPr>
+        <w:rFonts w:eastAsia="黑体"/>
         <w:b/>
         <w:bCs/>
       </w:rPr>
     </w:tblStylePr>
     <w:tblStylePr w:type="lastCol">
       <w:rPr>
+        <w:rFonts w:eastAsia="黑体"/>
         <w:b/>
         <w:bCs/>
       </w:rPr>
@@ -5480,6 +5825,7 @@
         <w:spacing w:after="0" w:before="0" w:line="240" w:lineRule="auto"/>
       </w:pPr>
       <w:rPr>
+        <w:rFonts w:eastAsia="黑体"/>
         <w:b/>
         <w:bCs/>
         <w:color w:themeColor="background1" w:val="FFFFFF"/>
@@ -5494,6 +5840,7 @@
         <w:spacing w:after="0" w:before="0" w:line="240" w:lineRule="auto"/>
       </w:pPr>
       <w:rPr>
+        <w:rFonts w:eastAsia="黑体"/>
         <w:b/>
         <w:bCs/>
       </w:rPr>
@@ -5509,12 +5856,14 @@
     </w:tblStylePr>
     <w:tblStylePr w:type="firstCol">
       <w:rPr>
+        <w:rFonts w:eastAsia="黑体"/>
         <w:b/>
         <w:bCs/>
       </w:rPr>
     </w:tblStylePr>
     <w:tblStylePr w:type="lastCol">
       <w:rPr>
+        <w:rFonts w:eastAsia="黑体"/>
         <w:b/>
         <w:bCs/>
       </w:rPr>
@@ -5572,6 +5921,7 @@
         <w:spacing w:after="0" w:before="0" w:line="240" w:lineRule="auto"/>
       </w:pPr>
       <w:rPr>
+        <w:rFonts w:eastAsia="黑体"/>
         <w:b/>
         <w:bCs/>
         <w:color w:themeColor="background1" w:val="FFFFFF"/>
@@ -5586,6 +5936,7 @@
         <w:spacing w:after="0" w:before="0" w:line="240" w:lineRule="auto"/>
       </w:pPr>
       <w:rPr>
+        <w:rFonts w:eastAsia="黑体"/>
         <w:b/>
         <w:bCs/>
       </w:rPr>
@@ -5601,12 +5952,14 @@
     </w:tblStylePr>
     <w:tblStylePr w:type="firstCol">
       <w:rPr>
+        <w:rFonts w:eastAsia="黑体"/>
         <w:b/>
         <w:bCs/>
       </w:rPr>
     </w:tblStylePr>
     <w:tblStylePr w:type="lastCol">
       <w:rPr>
+        <w:rFonts w:eastAsia="黑体"/>
         <w:b/>
         <w:bCs/>
       </w:rPr>
@@ -5664,6 +6017,7 @@
         <w:spacing w:after="0" w:before="0" w:line="240" w:lineRule="auto"/>
       </w:pPr>
       <w:rPr>
+        <w:rFonts w:eastAsia="黑体"/>
         <w:b/>
         <w:bCs/>
         <w:color w:themeColor="background1" w:val="FFFFFF"/>
@@ -5678,6 +6032,7 @@
         <w:spacing w:after="0" w:before="0" w:line="240" w:lineRule="auto"/>
       </w:pPr>
       <w:rPr>
+        <w:rFonts w:eastAsia="黑体"/>
         <w:b/>
         <w:bCs/>
       </w:rPr>
@@ -5693,12 +6048,14 @@
     </w:tblStylePr>
     <w:tblStylePr w:type="firstCol">
       <w:rPr>
+        <w:rFonts w:eastAsia="黑体"/>
         <w:b/>
         <w:bCs/>
       </w:rPr>
     </w:tblStylePr>
     <w:tblStylePr w:type="lastCol">
       <w:rPr>
+        <w:rFonts w:eastAsia="黑体"/>
         <w:b/>
         <w:bCs/>
       </w:rPr>
@@ -5756,6 +6113,7 @@
         <w:spacing w:after="0" w:before="0" w:line="240" w:lineRule="auto"/>
       </w:pPr>
       <w:rPr>
+        <w:rFonts w:eastAsia="黑体"/>
         <w:b/>
         <w:bCs/>
         <w:color w:themeColor="background1" w:val="FFFFFF"/>
@@ -5770,6 +6128,7 @@
         <w:spacing w:after="0" w:before="0" w:line="240" w:lineRule="auto"/>
       </w:pPr>
       <w:rPr>
+        <w:rFonts w:eastAsia="黑体"/>
         <w:b/>
         <w:bCs/>
       </w:rPr>
@@ -5785,12 +6144,14 @@
     </w:tblStylePr>
     <w:tblStylePr w:type="firstCol">
       <w:rPr>
+        <w:rFonts w:eastAsia="黑体"/>
         <w:b/>
         <w:bCs/>
       </w:rPr>
     </w:tblStylePr>
     <w:tblStylePr w:type="lastCol">
       <w:rPr>
+        <w:rFonts w:eastAsia="黑体"/>
         <w:b/>
         <w:bCs/>
       </w:rPr>
@@ -5848,6 +6209,7 @@
         <w:spacing w:after="0" w:before="0" w:line="240" w:lineRule="auto"/>
       </w:pPr>
       <w:rPr>
+        <w:rFonts w:eastAsia="黑体"/>
         <w:b/>
         <w:bCs/>
         <w:color w:themeColor="background1" w:val="FFFFFF"/>
@@ -5862,6 +6224,7 @@
         <w:spacing w:after="0" w:before="0" w:line="240" w:lineRule="auto"/>
       </w:pPr>
       <w:rPr>
+        <w:rFonts w:eastAsia="黑体"/>
         <w:b/>
         <w:bCs/>
       </w:rPr>
@@ -5877,12 +6240,14 @@
     </w:tblStylePr>
     <w:tblStylePr w:type="firstCol">
       <w:rPr>
+        <w:rFonts w:eastAsia="黑体"/>
         <w:b/>
         <w:bCs/>
       </w:rPr>
     </w:tblStylePr>
     <w:tblStylePr w:type="lastCol">
       <w:rPr>
+        <w:rFonts w:eastAsia="黑体"/>
         <w:b/>
         <w:bCs/>
       </w:rPr>
@@ -5942,7 +6307,7 @@
         <w:spacing w:after="0" w:before="0" w:line="240" w:lineRule="auto"/>
       </w:pPr>
       <w:rPr>
-        <w:rFonts w:asciiTheme="majorHAnsi" w:cstheme="majorBidi" w:eastAsiaTheme="majorEastAsia" w:hAnsiTheme="majorHAnsi"/>
+        <w:rFonts w:asciiTheme="majorHAnsi" w:cstheme="majorBidi" w:hAnsiTheme="majorHAnsi" w:eastAsia="黑体"/>
         <w:b/>
         <w:bCs/>
       </w:rPr>
@@ -5963,7 +6328,7 @@
         <w:spacing w:after="0" w:before="0" w:line="240" w:lineRule="auto"/>
       </w:pPr>
       <w:rPr>
-        <w:rFonts w:asciiTheme="majorHAnsi" w:cstheme="majorBidi" w:eastAsiaTheme="majorEastAsia" w:hAnsiTheme="majorHAnsi"/>
+        <w:rFonts w:asciiTheme="majorHAnsi" w:cstheme="majorBidi" w:hAnsiTheme="majorHAnsi" w:eastAsia="黑体"/>
         <w:b/>
         <w:bCs/>
       </w:rPr>
@@ -5981,14 +6346,14 @@
     </w:tblStylePr>
     <w:tblStylePr w:type="firstCol">
       <w:rPr>
-        <w:rFonts w:asciiTheme="majorHAnsi" w:cstheme="majorBidi" w:eastAsiaTheme="majorEastAsia" w:hAnsiTheme="majorHAnsi"/>
+        <w:rFonts w:asciiTheme="majorHAnsi" w:cstheme="majorBidi" w:hAnsiTheme="majorHAnsi" w:eastAsia="黑体"/>
         <w:b/>
         <w:bCs/>
       </w:rPr>
     </w:tblStylePr>
     <w:tblStylePr w:type="lastCol">
       <w:rPr>
-        <w:rFonts w:asciiTheme="majorHAnsi" w:cstheme="majorBidi" w:eastAsiaTheme="majorEastAsia" w:hAnsiTheme="majorHAnsi"/>
+        <w:rFonts w:asciiTheme="majorHAnsi" w:cstheme="majorBidi" w:hAnsiTheme="majorHAnsi" w:eastAsia="黑体"/>
         <w:b/>
         <w:bCs/>
       </w:rPr>
@@ -6072,7 +6437,7 @@
         <w:spacing w:after="0" w:before="0" w:line="240" w:lineRule="auto"/>
       </w:pPr>
       <w:rPr>
-        <w:rFonts w:asciiTheme="majorHAnsi" w:cstheme="majorBidi" w:eastAsiaTheme="majorEastAsia" w:hAnsiTheme="majorHAnsi"/>
+        <w:rFonts w:asciiTheme="majorHAnsi" w:cstheme="majorBidi" w:hAnsiTheme="majorHAnsi" w:eastAsia="黑体"/>
         <w:b/>
         <w:bCs/>
       </w:rPr>
@@ -6093,7 +6458,7 @@
         <w:spacing w:after="0" w:before="0" w:line="240" w:lineRule="auto"/>
       </w:pPr>
       <w:rPr>
-        <w:rFonts w:asciiTheme="majorHAnsi" w:cstheme="majorBidi" w:eastAsiaTheme="majorEastAsia" w:hAnsiTheme="majorHAnsi"/>
+        <w:rFonts w:asciiTheme="majorHAnsi" w:cstheme="majorBidi" w:hAnsiTheme="majorHAnsi" w:eastAsia="黑体"/>
         <w:b/>
         <w:bCs/>
       </w:rPr>
@@ -6111,14 +6476,14 @@
     </w:tblStylePr>
     <w:tblStylePr w:type="firstCol">
       <w:rPr>
-        <w:rFonts w:asciiTheme="majorHAnsi" w:cstheme="majorBidi" w:eastAsiaTheme="majorEastAsia" w:hAnsiTheme="majorHAnsi"/>
+        <w:rFonts w:asciiTheme="majorHAnsi" w:cstheme="majorBidi" w:hAnsiTheme="majorHAnsi" w:eastAsia="黑体"/>
         <w:b/>
         <w:bCs/>
       </w:rPr>
     </w:tblStylePr>
     <w:tblStylePr w:type="lastCol">
       <w:rPr>
-        <w:rFonts w:asciiTheme="majorHAnsi" w:cstheme="majorBidi" w:eastAsiaTheme="majorEastAsia" w:hAnsiTheme="majorHAnsi"/>
+        <w:rFonts w:asciiTheme="majorHAnsi" w:cstheme="majorBidi" w:hAnsiTheme="majorHAnsi" w:eastAsia="黑体"/>
         <w:b/>
         <w:bCs/>
       </w:rPr>
@@ -6202,7 +6567,7 @@
         <w:spacing w:after="0" w:before="0" w:line="240" w:lineRule="auto"/>
       </w:pPr>
       <w:rPr>
-        <w:rFonts w:asciiTheme="majorHAnsi" w:cstheme="majorBidi" w:eastAsiaTheme="majorEastAsia" w:hAnsiTheme="majorHAnsi"/>
+        <w:rFonts w:asciiTheme="majorHAnsi" w:cstheme="majorBidi" w:hAnsiTheme="majorHAnsi" w:eastAsia="黑体"/>
         <w:b/>
         <w:bCs/>
       </w:rPr>
@@ -6223,7 +6588,7 @@
         <w:spacing w:after="0" w:before="0" w:line="240" w:lineRule="auto"/>
       </w:pPr>
       <w:rPr>
-        <w:rFonts w:asciiTheme="majorHAnsi" w:cstheme="majorBidi" w:eastAsiaTheme="majorEastAsia" w:hAnsiTheme="majorHAnsi"/>
+        <w:rFonts w:asciiTheme="majorHAnsi" w:cstheme="majorBidi" w:hAnsiTheme="majorHAnsi" w:eastAsia="黑体"/>
         <w:b/>
         <w:bCs/>
       </w:rPr>
@@ -6241,14 +6606,14 @@
     </w:tblStylePr>
     <w:tblStylePr w:type="firstCol">
       <w:rPr>
-        <w:rFonts w:asciiTheme="majorHAnsi" w:cstheme="majorBidi" w:eastAsiaTheme="majorEastAsia" w:hAnsiTheme="majorHAnsi"/>
+        <w:rFonts w:asciiTheme="majorHAnsi" w:cstheme="majorBidi" w:hAnsiTheme="majorHAnsi" w:eastAsia="黑体"/>
         <w:b/>
         <w:bCs/>
       </w:rPr>
     </w:tblStylePr>
     <w:tblStylePr w:type="lastCol">
       <w:rPr>
-        <w:rFonts w:asciiTheme="majorHAnsi" w:cstheme="majorBidi" w:eastAsiaTheme="majorEastAsia" w:hAnsiTheme="majorHAnsi"/>
+        <w:rFonts w:asciiTheme="majorHAnsi" w:cstheme="majorBidi" w:hAnsiTheme="majorHAnsi" w:eastAsia="黑体"/>
         <w:b/>
         <w:bCs/>
       </w:rPr>
@@ -6332,7 +6697,7 @@
         <w:spacing w:after="0" w:before="0" w:line="240" w:lineRule="auto"/>
       </w:pPr>
       <w:rPr>
-        <w:rFonts w:asciiTheme="majorHAnsi" w:cstheme="majorBidi" w:eastAsiaTheme="majorEastAsia" w:hAnsiTheme="majorHAnsi"/>
+        <w:rFonts w:asciiTheme="majorHAnsi" w:cstheme="majorBidi" w:hAnsiTheme="majorHAnsi" w:eastAsia="黑体"/>
         <w:b/>
         <w:bCs/>
       </w:rPr>
@@ -6353,7 +6718,7 @@
         <w:spacing w:after="0" w:before="0" w:line="240" w:lineRule="auto"/>
       </w:pPr>
       <w:rPr>
-        <w:rFonts w:asciiTheme="majorHAnsi" w:cstheme="majorBidi" w:eastAsiaTheme="majorEastAsia" w:hAnsiTheme="majorHAnsi"/>
+        <w:rFonts w:asciiTheme="majorHAnsi" w:cstheme="majorBidi" w:hAnsiTheme="majorHAnsi" w:eastAsia="黑体"/>
         <w:b/>
         <w:bCs/>
       </w:rPr>
@@ -6371,14 +6736,14 @@
     </w:tblStylePr>
     <w:tblStylePr w:type="firstCol">
       <w:rPr>
-        <w:rFonts w:asciiTheme="majorHAnsi" w:cstheme="majorBidi" w:eastAsiaTheme="majorEastAsia" w:hAnsiTheme="majorHAnsi"/>
+        <w:rFonts w:asciiTheme="majorHAnsi" w:cstheme="majorBidi" w:hAnsiTheme="majorHAnsi" w:eastAsia="黑体"/>
         <w:b/>
         <w:bCs/>
       </w:rPr>
     </w:tblStylePr>
     <w:tblStylePr w:type="lastCol">
       <w:rPr>
-        <w:rFonts w:asciiTheme="majorHAnsi" w:cstheme="majorBidi" w:eastAsiaTheme="majorEastAsia" w:hAnsiTheme="majorHAnsi"/>
+        <w:rFonts w:asciiTheme="majorHAnsi" w:cstheme="majorBidi" w:hAnsiTheme="majorHAnsi" w:eastAsia="黑体"/>
         <w:b/>
         <w:bCs/>
       </w:rPr>
@@ -6462,7 +6827,7 @@
         <w:spacing w:after="0" w:before="0" w:line="240" w:lineRule="auto"/>
       </w:pPr>
       <w:rPr>
-        <w:rFonts w:asciiTheme="majorHAnsi" w:cstheme="majorBidi" w:eastAsiaTheme="majorEastAsia" w:hAnsiTheme="majorHAnsi"/>
+        <w:rFonts w:asciiTheme="majorHAnsi" w:cstheme="majorBidi" w:hAnsiTheme="majorHAnsi" w:eastAsia="黑体"/>
         <w:b/>
         <w:bCs/>
       </w:rPr>
@@ -6483,7 +6848,7 @@
         <w:spacing w:after="0" w:before="0" w:line="240" w:lineRule="auto"/>
       </w:pPr>
       <w:rPr>
-        <w:rFonts w:asciiTheme="majorHAnsi" w:cstheme="majorBidi" w:eastAsiaTheme="majorEastAsia" w:hAnsiTheme="majorHAnsi"/>
+        <w:rFonts w:asciiTheme="majorHAnsi" w:cstheme="majorBidi" w:hAnsiTheme="majorHAnsi" w:eastAsia="黑体"/>
         <w:b/>
         <w:bCs/>
       </w:rPr>
@@ -6501,14 +6866,14 @@
     </w:tblStylePr>
     <w:tblStylePr w:type="firstCol">
       <w:rPr>
-        <w:rFonts w:asciiTheme="majorHAnsi" w:cstheme="majorBidi" w:eastAsiaTheme="majorEastAsia" w:hAnsiTheme="majorHAnsi"/>
+        <w:rFonts w:asciiTheme="majorHAnsi" w:cstheme="majorBidi" w:hAnsiTheme="majorHAnsi" w:eastAsia="黑体"/>
         <w:b/>
         <w:bCs/>
       </w:rPr>
     </w:tblStylePr>
     <w:tblStylePr w:type="lastCol">
       <w:rPr>
-        <w:rFonts w:asciiTheme="majorHAnsi" w:cstheme="majorBidi" w:eastAsiaTheme="majorEastAsia" w:hAnsiTheme="majorHAnsi"/>
+        <w:rFonts w:asciiTheme="majorHAnsi" w:cstheme="majorBidi" w:hAnsiTheme="majorHAnsi" w:eastAsia="黑体"/>
         <w:b/>
         <w:bCs/>
       </w:rPr>
@@ -6592,7 +6957,7 @@
         <w:spacing w:after="0" w:before="0" w:line="240" w:lineRule="auto"/>
       </w:pPr>
       <w:rPr>
-        <w:rFonts w:asciiTheme="majorHAnsi" w:cstheme="majorBidi" w:eastAsiaTheme="majorEastAsia" w:hAnsiTheme="majorHAnsi"/>
+        <w:rFonts w:asciiTheme="majorHAnsi" w:cstheme="majorBidi" w:hAnsiTheme="majorHAnsi" w:eastAsia="黑体"/>
         <w:b/>
         <w:bCs/>
       </w:rPr>
@@ -6613,7 +6978,7 @@
         <w:spacing w:after="0" w:before="0" w:line="240" w:lineRule="auto"/>
       </w:pPr>
       <w:rPr>
-        <w:rFonts w:asciiTheme="majorHAnsi" w:cstheme="majorBidi" w:eastAsiaTheme="majorEastAsia" w:hAnsiTheme="majorHAnsi"/>
+        <w:rFonts w:asciiTheme="majorHAnsi" w:cstheme="majorBidi" w:hAnsiTheme="majorHAnsi" w:eastAsia="黑体"/>
         <w:b/>
         <w:bCs/>
       </w:rPr>
@@ -6631,14 +6996,14 @@
     </w:tblStylePr>
     <w:tblStylePr w:type="firstCol">
       <w:rPr>
-        <w:rFonts w:asciiTheme="majorHAnsi" w:cstheme="majorBidi" w:eastAsiaTheme="majorEastAsia" w:hAnsiTheme="majorHAnsi"/>
+        <w:rFonts w:asciiTheme="majorHAnsi" w:cstheme="majorBidi" w:hAnsiTheme="majorHAnsi" w:eastAsia="黑体"/>
         <w:b/>
         <w:bCs/>
       </w:rPr>
     </w:tblStylePr>
     <w:tblStylePr w:type="lastCol">
       <w:rPr>
-        <w:rFonts w:asciiTheme="majorHAnsi" w:cstheme="majorBidi" w:eastAsiaTheme="majorEastAsia" w:hAnsiTheme="majorHAnsi"/>
+        <w:rFonts w:asciiTheme="majorHAnsi" w:cstheme="majorBidi" w:hAnsiTheme="majorHAnsi" w:eastAsia="黑体"/>
         <w:b/>
         <w:bCs/>
       </w:rPr>
@@ -6722,7 +7087,7 @@
         <w:spacing w:after="0" w:before="0" w:line="240" w:lineRule="auto"/>
       </w:pPr>
       <w:rPr>
-        <w:rFonts w:asciiTheme="majorHAnsi" w:cstheme="majorBidi" w:eastAsiaTheme="majorEastAsia" w:hAnsiTheme="majorHAnsi"/>
+        <w:rFonts w:asciiTheme="majorHAnsi" w:cstheme="majorBidi" w:hAnsiTheme="majorHAnsi" w:eastAsia="黑体"/>
         <w:b/>
         <w:bCs/>
       </w:rPr>
@@ -6743,7 +7108,7 @@
         <w:spacing w:after="0" w:before="0" w:line="240" w:lineRule="auto"/>
       </w:pPr>
       <w:rPr>
-        <w:rFonts w:asciiTheme="majorHAnsi" w:cstheme="majorBidi" w:eastAsiaTheme="majorEastAsia" w:hAnsiTheme="majorHAnsi"/>
+        <w:rFonts w:asciiTheme="majorHAnsi" w:cstheme="majorBidi" w:hAnsiTheme="majorHAnsi" w:eastAsia="黑体"/>
         <w:b/>
         <w:bCs/>
       </w:rPr>
@@ -6761,14 +7126,14 @@
     </w:tblStylePr>
     <w:tblStylePr w:type="firstCol">
       <w:rPr>
-        <w:rFonts w:asciiTheme="majorHAnsi" w:cstheme="majorBidi" w:eastAsiaTheme="majorEastAsia" w:hAnsiTheme="majorHAnsi"/>
+        <w:rFonts w:asciiTheme="majorHAnsi" w:cstheme="majorBidi" w:hAnsiTheme="majorHAnsi" w:eastAsia="黑体"/>
         <w:b/>
         <w:bCs/>
       </w:rPr>
     </w:tblStylePr>
     <w:tblStylePr w:type="lastCol">
       <w:rPr>
-        <w:rFonts w:asciiTheme="majorHAnsi" w:cstheme="majorBidi" w:eastAsiaTheme="majorEastAsia" w:hAnsiTheme="majorHAnsi"/>
+        <w:rFonts w:asciiTheme="majorHAnsi" w:cstheme="majorBidi" w:hAnsiTheme="majorHAnsi" w:eastAsia="黑体"/>
         <w:b/>
         <w:bCs/>
       </w:rPr>
@@ -6851,6 +7216,7 @@
         <w:spacing w:after="0" w:before="0" w:line="240" w:lineRule="auto"/>
       </w:pPr>
       <w:rPr>
+        <w:rFonts w:eastAsia="黑体"/>
         <w:b/>
         <w:bCs/>
         <w:color w:themeColor="background1" w:val="FFFFFF"/>
@@ -6873,6 +7239,7 @@
         <w:spacing w:after="0" w:before="0" w:line="240" w:lineRule="auto"/>
       </w:pPr>
       <w:rPr>
+        <w:rFonts w:eastAsia="黑体"/>
         <w:b/>
         <w:bCs/>
       </w:rPr>
@@ -6890,12 +7257,14 @@
     </w:tblStylePr>
     <w:tblStylePr w:type="firstCol">
       <w:rPr>
+        <w:rFonts w:eastAsia="黑体"/>
         <w:b/>
         <w:bCs/>
       </w:rPr>
     </w:tblStylePr>
     <w:tblStylePr w:type="lastCol">
       <w:rPr>
+        <w:rFonts w:eastAsia="黑体"/>
         <w:b/>
         <w:bCs/>
       </w:rPr>
@@ -6957,6 +7326,7 @@
         <w:spacing w:after="0" w:before="0" w:line="240" w:lineRule="auto"/>
       </w:pPr>
       <w:rPr>
+        <w:rFonts w:eastAsia="黑体"/>
         <w:b/>
         <w:bCs/>
         <w:color w:themeColor="background1" w:val="FFFFFF"/>
@@ -6979,6 +7349,7 @@
         <w:spacing w:after="0" w:before="0" w:line="240" w:lineRule="auto"/>
       </w:pPr>
       <w:rPr>
+        <w:rFonts w:eastAsia="黑体"/>
         <w:b/>
         <w:bCs/>
       </w:rPr>
@@ -6996,12 +7367,14 @@
     </w:tblStylePr>
     <w:tblStylePr w:type="firstCol">
       <w:rPr>
+        <w:rFonts w:eastAsia="黑体"/>
         <w:b/>
         <w:bCs/>
       </w:rPr>
     </w:tblStylePr>
     <w:tblStylePr w:type="lastCol">
       <w:rPr>
+        <w:rFonts w:eastAsia="黑体"/>
         <w:b/>
         <w:bCs/>
       </w:rPr>
@@ -7063,6 +7436,7 @@
         <w:spacing w:after="0" w:before="0" w:line="240" w:lineRule="auto"/>
       </w:pPr>
       <w:rPr>
+        <w:rFonts w:eastAsia="黑体"/>
         <w:b/>
         <w:bCs/>
         <w:color w:themeColor="background1" w:val="FFFFFF"/>
@@ -7085,6 +7459,7 @@
         <w:spacing w:after="0" w:before="0" w:line="240" w:lineRule="auto"/>
       </w:pPr>
       <w:rPr>
+        <w:rFonts w:eastAsia="黑体"/>
         <w:b/>
         <w:bCs/>
       </w:rPr>
@@ -7102,12 +7477,14 @@
     </w:tblStylePr>
     <w:tblStylePr w:type="firstCol">
       <w:rPr>
+        <w:rFonts w:eastAsia="黑体"/>
         <w:b/>
         <w:bCs/>
       </w:rPr>
     </w:tblStylePr>
     <w:tblStylePr w:type="lastCol">
       <w:rPr>
+        <w:rFonts w:eastAsia="黑体"/>
         <w:b/>
         <w:bCs/>
       </w:rPr>
@@ -7169,6 +7546,7 @@
         <w:spacing w:after="0" w:before="0" w:line="240" w:lineRule="auto"/>
       </w:pPr>
       <w:rPr>
+        <w:rFonts w:eastAsia="黑体"/>
         <w:b/>
         <w:bCs/>
         <w:color w:themeColor="background1" w:val="FFFFFF"/>
@@ -7191,6 +7569,7 @@
         <w:spacing w:after="0" w:before="0" w:line="240" w:lineRule="auto"/>
       </w:pPr>
       <w:rPr>
+        <w:rFonts w:eastAsia="黑体"/>
         <w:b/>
         <w:bCs/>
       </w:rPr>
@@ -7208,12 +7587,14 @@
     </w:tblStylePr>
     <w:tblStylePr w:type="firstCol">
       <w:rPr>
+        <w:rFonts w:eastAsia="黑体"/>
         <w:b/>
         <w:bCs/>
       </w:rPr>
     </w:tblStylePr>
     <w:tblStylePr w:type="lastCol">
       <w:rPr>
+        <w:rFonts w:eastAsia="黑体"/>
         <w:b/>
         <w:bCs/>
       </w:rPr>
@@ -7275,6 +7656,7 @@
         <w:spacing w:after="0" w:before="0" w:line="240" w:lineRule="auto"/>
       </w:pPr>
       <w:rPr>
+        <w:rFonts w:eastAsia="黑体"/>
         <w:b/>
         <w:bCs/>
         <w:color w:themeColor="background1" w:val="FFFFFF"/>
@@ -7297,6 +7679,7 @@
         <w:spacing w:after="0" w:before="0" w:line="240" w:lineRule="auto"/>
       </w:pPr>
       <w:rPr>
+        <w:rFonts w:eastAsia="黑体"/>
         <w:b/>
         <w:bCs/>
       </w:rPr>
@@ -7314,12 +7697,14 @@
     </w:tblStylePr>
     <w:tblStylePr w:type="firstCol">
       <w:rPr>
+        <w:rFonts w:eastAsia="黑体"/>
         <w:b/>
         <w:bCs/>
       </w:rPr>
     </w:tblStylePr>
     <w:tblStylePr w:type="lastCol">
       <w:rPr>
+        <w:rFonts w:eastAsia="黑体"/>
         <w:b/>
         <w:bCs/>
       </w:rPr>
@@ -7381,6 +7766,7 @@
         <w:spacing w:after="0" w:before="0" w:line="240" w:lineRule="auto"/>
       </w:pPr>
       <w:rPr>
+        <w:rFonts w:eastAsia="黑体"/>
         <w:b/>
         <w:bCs/>
         <w:color w:themeColor="background1" w:val="FFFFFF"/>
@@ -7403,6 +7789,7 @@
         <w:spacing w:after="0" w:before="0" w:line="240" w:lineRule="auto"/>
       </w:pPr>
       <w:rPr>
+        <w:rFonts w:eastAsia="黑体"/>
         <w:b/>
         <w:bCs/>
       </w:rPr>
@@ -7420,12 +7807,14 @@
     </w:tblStylePr>
     <w:tblStylePr w:type="firstCol">
       <w:rPr>
+        <w:rFonts w:eastAsia="黑体"/>
         <w:b/>
         <w:bCs/>
       </w:rPr>
     </w:tblStylePr>
     <w:tblStylePr w:type="lastCol">
       <w:rPr>
+        <w:rFonts w:eastAsia="黑体"/>
         <w:b/>
         <w:bCs/>
       </w:rPr>
@@ -7487,6 +7876,7 @@
         <w:spacing w:after="0" w:before="0" w:line="240" w:lineRule="auto"/>
       </w:pPr>
       <w:rPr>
+        <w:rFonts w:eastAsia="黑体"/>
         <w:b/>
         <w:bCs/>
         <w:color w:themeColor="background1" w:val="FFFFFF"/>
@@ -7509,6 +7899,7 @@
         <w:spacing w:after="0" w:before="0" w:line="240" w:lineRule="auto"/>
       </w:pPr>
       <w:rPr>
+        <w:rFonts w:eastAsia="黑体"/>
         <w:b/>
         <w:bCs/>
       </w:rPr>
@@ -7526,12 +7917,14 @@
     </w:tblStylePr>
     <w:tblStylePr w:type="firstCol">
       <w:rPr>
+        <w:rFonts w:eastAsia="黑体"/>
         <w:b/>
         <w:bCs/>
       </w:rPr>
     </w:tblStylePr>
     <w:tblStylePr w:type="lastCol">
       <w:rPr>
+        <w:rFonts w:eastAsia="黑体"/>
         <w:b/>
         <w:bCs/>
       </w:rPr>
@@ -7590,6 +7983,7 @@
         <w:spacing w:after="0" w:before="0" w:line="240" w:lineRule="auto"/>
       </w:pPr>
       <w:rPr>
+        <w:rFonts w:eastAsia="黑体"/>
         <w:b/>
         <w:bCs/>
         <w:color w:themeColor="background1" w:val="FFFFFF"/>
@@ -7612,6 +8006,7 @@
         <w:spacing w:after="0" w:before="0" w:line="240" w:lineRule="auto"/>
       </w:pPr>
       <w:rPr>
+        <w:rFonts w:eastAsia="黑体"/>
         <w:color w:val="auto"/>
       </w:rPr>
       <w:tblPr/>
@@ -7629,6 +8024,7 @@
     </w:tblStylePr>
     <w:tblStylePr w:type="firstCol">
       <w:rPr>
+        <w:rFonts w:eastAsia="黑体"/>
         <w:b/>
         <w:bCs/>
         <w:color w:themeColor="background1" w:val="FFFFFF"/>
@@ -7648,6 +8044,7 @@
     </w:tblStylePr>
     <w:tblStylePr w:type="lastCol">
       <w:rPr>
+        <w:rFonts w:eastAsia="黑体"/>
         <w:b/>
         <w:bCs/>
         <w:color w:themeColor="background1" w:val="FFFFFF"/>
@@ -7696,6 +8093,7 @@
     </w:tblStylePr>
     <w:tblStylePr w:type="nwCell">
       <w:rPr>
+        <w:rFonts w:eastAsia="黑体"/>
         <w:color w:themeColor="background1" w:val="FFFFFF"/>
       </w:rPr>
       <w:tblPr/>
@@ -7739,6 +8137,7 @@
         <w:spacing w:after="0" w:before="0" w:line="240" w:lineRule="auto"/>
       </w:pPr>
       <w:rPr>
+        <w:rFonts w:eastAsia="黑体"/>
         <w:b/>
         <w:bCs/>
         <w:color w:themeColor="background1" w:val="FFFFFF"/>
@@ -7761,6 +8160,7 @@
         <w:spacing w:after="0" w:before="0" w:line="240" w:lineRule="auto"/>
       </w:pPr>
       <w:rPr>
+        <w:rFonts w:eastAsia="黑体"/>
         <w:color w:val="auto"/>
       </w:rPr>
       <w:tblPr/>
@@ -7778,6 +8178,7 @@
     </w:tblStylePr>
     <w:tblStylePr w:type="firstCol">
       <w:rPr>
+        <w:rFonts w:eastAsia="黑体"/>
         <w:b/>
         <w:bCs/>
         <w:color w:themeColor="background1" w:val="FFFFFF"/>
@@ -7797,6 +8198,7 @@
     </w:tblStylePr>
     <w:tblStylePr w:type="lastCol">
       <w:rPr>
+        <w:rFonts w:eastAsia="黑体"/>
         <w:b/>
         <w:bCs/>
         <w:color w:themeColor="background1" w:val="FFFFFF"/>
@@ -7845,6 +8247,7 @@
     </w:tblStylePr>
     <w:tblStylePr w:type="nwCell">
       <w:rPr>
+        <w:rFonts w:eastAsia="黑体"/>
         <w:color w:themeColor="background1" w:val="FFFFFF"/>
       </w:rPr>
       <w:tblPr/>
@@ -7888,6 +8291,7 @@
         <w:spacing w:after="0" w:before="0" w:line="240" w:lineRule="auto"/>
       </w:pPr>
       <w:rPr>
+        <w:rFonts w:eastAsia="黑体"/>
         <w:b/>
         <w:bCs/>
         <w:color w:themeColor="background1" w:val="FFFFFF"/>
@@ -7910,6 +8314,7 @@
         <w:spacing w:after="0" w:before="0" w:line="240" w:lineRule="auto"/>
       </w:pPr>
       <w:rPr>
+        <w:rFonts w:eastAsia="黑体"/>
         <w:color w:val="auto"/>
       </w:rPr>
       <w:tblPr/>
@@ -7927,6 +8332,7 @@
     </w:tblStylePr>
     <w:tblStylePr w:type="firstCol">
       <w:rPr>
+        <w:rFonts w:eastAsia="黑体"/>
         <w:b/>
         <w:bCs/>
         <w:color w:themeColor="background1" w:val="FFFFFF"/>
@@ -7946,6 +8352,7 @@
     </w:tblStylePr>
     <w:tblStylePr w:type="lastCol">
       <w:rPr>
+        <w:rFonts w:eastAsia="黑体"/>
         <w:b/>
         <w:bCs/>
         <w:color w:themeColor="background1" w:val="FFFFFF"/>
@@ -7994,6 +8401,7 @@
     </w:tblStylePr>
     <w:tblStylePr w:type="nwCell">
       <w:rPr>
+        <w:rFonts w:eastAsia="黑体"/>
         <w:color w:themeColor="background1" w:val="FFFFFF"/>
       </w:rPr>
       <w:tblPr/>
@@ -8037,6 +8445,7 @@
         <w:spacing w:after="0" w:before="0" w:line="240" w:lineRule="auto"/>
       </w:pPr>
       <w:rPr>
+        <w:rFonts w:eastAsia="黑体"/>
         <w:b/>
         <w:bCs/>
         <w:color w:themeColor="background1" w:val="FFFFFF"/>
@@ -8059,6 +8468,7 @@
         <w:spacing w:after="0" w:before="0" w:line="240" w:lineRule="auto"/>
       </w:pPr>
       <w:rPr>
+        <w:rFonts w:eastAsia="黑体"/>
         <w:color w:val="auto"/>
       </w:rPr>
       <w:tblPr/>
@@ -8076,6 +8486,7 @@
     </w:tblStylePr>
     <w:tblStylePr w:type="firstCol">
       <w:rPr>
+        <w:rFonts w:eastAsia="黑体"/>
         <w:b/>
         <w:bCs/>
         <w:color w:themeColor="background1" w:val="FFFFFF"/>
@@ -8095,6 +8506,7 @@
     </w:tblStylePr>
     <w:tblStylePr w:type="lastCol">
       <w:rPr>
+        <w:rFonts w:eastAsia="黑体"/>
         <w:b/>
         <w:bCs/>
         <w:color w:themeColor="background1" w:val="FFFFFF"/>
@@ -8143,6 +8555,7 @@
     </w:tblStylePr>
     <w:tblStylePr w:type="nwCell">
       <w:rPr>
+        <w:rFonts w:eastAsia="黑体"/>
         <w:color w:themeColor="background1" w:val="FFFFFF"/>
       </w:rPr>
       <w:tblPr/>
@@ -8186,6 +8599,7 @@
         <w:spacing w:after="0" w:before="0" w:line="240" w:lineRule="auto"/>
       </w:pPr>
       <w:rPr>
+        <w:rFonts w:eastAsia="黑体"/>
         <w:b/>
         <w:bCs/>
         <w:color w:themeColor="background1" w:val="FFFFFF"/>
@@ -8208,6 +8622,7 @@
         <w:spacing w:after="0" w:before="0" w:line="240" w:lineRule="auto"/>
       </w:pPr>
       <w:rPr>
+        <w:rFonts w:eastAsia="黑体"/>
         <w:color w:val="auto"/>
       </w:rPr>
       <w:tblPr/>
@@ -8225,6 +8640,7 @@
     </w:tblStylePr>
     <w:tblStylePr w:type="firstCol">
       <w:rPr>
+        <w:rFonts w:eastAsia="黑体"/>
         <w:b/>
         <w:bCs/>
         <w:color w:themeColor="background1" w:val="FFFFFF"/>
@@ -8244,6 +8660,7 @@
     </w:tblStylePr>
     <w:tblStylePr w:type="lastCol">
       <w:rPr>
+        <w:rFonts w:eastAsia="黑体"/>
         <w:b/>
         <w:bCs/>
         <w:color w:themeColor="background1" w:val="FFFFFF"/>
@@ -8292,6 +8709,7 @@
     </w:tblStylePr>
     <w:tblStylePr w:type="nwCell">
       <w:rPr>
+        <w:rFonts w:eastAsia="黑体"/>
         <w:color w:themeColor="background1" w:val="FFFFFF"/>
       </w:rPr>
       <w:tblPr/>
@@ -8335,6 +8753,7 @@
         <w:spacing w:after="0" w:before="0" w:line="240" w:lineRule="auto"/>
       </w:pPr>
       <w:rPr>
+        <w:rFonts w:eastAsia="黑体"/>
         <w:b/>
         <w:bCs/>
         <w:color w:themeColor="background1" w:val="FFFFFF"/>
@@ -8357,6 +8776,7 @@
         <w:spacing w:after="0" w:before="0" w:line="240" w:lineRule="auto"/>
       </w:pPr>
       <w:rPr>
+        <w:rFonts w:eastAsia="黑体"/>
         <w:color w:val="auto"/>
       </w:rPr>
       <w:tblPr/>
@@ -8374,6 +8794,7 @@
     </w:tblStylePr>
     <w:tblStylePr w:type="firstCol">
       <w:rPr>
+        <w:rFonts w:eastAsia="黑体"/>
         <w:b/>
         <w:bCs/>
         <w:color w:themeColor="background1" w:val="FFFFFF"/>
@@ -8393,6 +8814,7 @@
     </w:tblStylePr>
     <w:tblStylePr w:type="lastCol">
       <w:rPr>
+        <w:rFonts w:eastAsia="黑体"/>
         <w:b/>
         <w:bCs/>
         <w:color w:themeColor="background1" w:val="FFFFFF"/>
@@ -8441,6 +8863,7 @@
     </w:tblStylePr>
     <w:tblStylePr w:type="nwCell">
       <w:rPr>
+        <w:rFonts w:eastAsia="黑体"/>
         <w:color w:themeColor="background1" w:val="FFFFFF"/>
       </w:rPr>
       <w:tblPr/>
@@ -8484,6 +8907,7 @@
         <w:spacing w:after="0" w:before="0" w:line="240" w:lineRule="auto"/>
       </w:pPr>
       <w:rPr>
+        <w:rFonts w:eastAsia="黑体"/>
         <w:b/>
         <w:bCs/>
         <w:color w:themeColor="background1" w:val="FFFFFF"/>
@@ -8506,6 +8930,7 @@
         <w:spacing w:after="0" w:before="0" w:line="240" w:lineRule="auto"/>
       </w:pPr>
       <w:rPr>
+        <w:rFonts w:eastAsia="黑体"/>
         <w:color w:val="auto"/>
       </w:rPr>
       <w:tblPr/>
@@ -8523,6 +8948,7 @@
     </w:tblStylePr>
     <w:tblStylePr w:type="firstCol">
       <w:rPr>
+        <w:rFonts w:eastAsia="黑体"/>
         <w:b/>
         <w:bCs/>
         <w:color w:themeColor="background1" w:val="FFFFFF"/>
@@ -8542,6 +8968,7 @@
     </w:tblStylePr>
     <w:tblStylePr w:type="lastCol">
       <w:rPr>
+        <w:rFonts w:eastAsia="黑体"/>
         <w:b/>
         <w:bCs/>
         <w:color w:themeColor="background1" w:val="FFFFFF"/>
@@ -8590,6 +9017,7 @@
     </w:tblStylePr>
     <w:tblStylePr w:type="nwCell">
       <w:rPr>
+        <w:rFonts w:eastAsia="黑体"/>
         <w:color w:themeColor="background1" w:val="FFFFFF"/>
       </w:rPr>
       <w:tblPr/>
@@ -8614,6 +9042,7 @@
       <w:spacing w:after="0" w:line="240" w:lineRule="auto"/>
     </w:pPr>
     <w:rPr>
+      <w:rFonts w:eastAsia="黑体"/>
       <w:color w:themeColor="text1" w:val="000000"/>
     </w:rPr>
     <w:tblPr>
@@ -8633,7 +9062,7 @@
     </w:tblPr>
     <w:tblStylePr w:type="firstRow">
       <w:rPr>
-        <w:rFonts w:asciiTheme="majorHAnsi" w:cstheme="majorBidi" w:eastAsiaTheme="majorEastAsia" w:hAnsiTheme="majorHAnsi"/>
+        <w:rFonts w:asciiTheme="majorHAnsi" w:cstheme="majorBidi" w:hAnsiTheme="majorHAnsi" w:eastAsia="黑体"/>
       </w:rPr>
       <w:tblPr/>
       <w:tcPr>
@@ -8645,6 +9074,7 @@
     </w:tblStylePr>
     <w:tblStylePr w:type="lastRow">
       <w:rPr>
+        <w:rFonts w:eastAsia="黑体"/>
         <w:b/>
         <w:bCs/>
         <w:color w:themeColor="text2" w:val="1F497D"/>
@@ -8659,12 +9089,14 @@
     </w:tblStylePr>
     <w:tblStylePr w:type="firstCol">
       <w:rPr>
+        <w:rFonts w:eastAsia="黑体"/>
         <w:b/>
         <w:bCs/>
       </w:rPr>
     </w:tblStylePr>
     <w:tblStylePr w:type="lastCol">
       <w:rPr>
+        <w:rFonts w:eastAsia="黑体"/>
         <w:b/>
         <w:bCs/>
       </w:rPr>
@@ -8698,6 +9130,7 @@
       <w:spacing w:after="0" w:line="240" w:lineRule="auto"/>
     </w:pPr>
     <w:rPr>
+      <w:rFonts w:eastAsia="黑体"/>
       <w:color w:themeColor="text1" w:val="000000"/>
     </w:rPr>
     <w:tblPr>
@@ -8717,7 +9150,7 @@
     </w:tblPr>
     <w:tblStylePr w:type="firstRow">
       <w:rPr>
-        <w:rFonts w:asciiTheme="majorHAnsi" w:cstheme="majorBidi" w:eastAsiaTheme="majorEastAsia" w:hAnsiTheme="majorHAnsi"/>
+        <w:rFonts w:asciiTheme="majorHAnsi" w:cstheme="majorBidi" w:hAnsiTheme="majorHAnsi" w:eastAsia="黑体"/>
       </w:rPr>
       <w:tblPr/>
       <w:tcPr>
@@ -8729,6 +9162,7 @@
     </w:tblStylePr>
     <w:tblStylePr w:type="lastRow">
       <w:rPr>
+        <w:rFonts w:eastAsia="黑体"/>
         <w:b/>
         <w:bCs/>
         <w:color w:themeColor="text2" w:val="1F497D"/>
@@ -8743,12 +9177,14 @@
     </w:tblStylePr>
     <w:tblStylePr w:type="firstCol">
       <w:rPr>
+        <w:rFonts w:eastAsia="黑体"/>
         <w:b/>
         <w:bCs/>
       </w:rPr>
     </w:tblStylePr>
     <w:tblStylePr w:type="lastCol">
       <w:rPr>
+        <w:rFonts w:eastAsia="黑体"/>
         <w:b/>
         <w:bCs/>
       </w:rPr>
@@ -8782,6 +9218,7 @@
       <w:spacing w:after="0" w:line="240" w:lineRule="auto"/>
     </w:pPr>
     <w:rPr>
+      <w:rFonts w:eastAsia="黑体"/>
       <w:color w:themeColor="text1" w:val="000000"/>
     </w:rPr>
     <w:tblPr>
@@ -8801,7 +9238,7 @@
     </w:tblPr>
     <w:tblStylePr w:type="firstRow">
       <w:rPr>
-        <w:rFonts w:asciiTheme="majorHAnsi" w:cstheme="majorBidi" w:eastAsiaTheme="majorEastAsia" w:hAnsiTheme="majorHAnsi"/>
+        <w:rFonts w:asciiTheme="majorHAnsi" w:cstheme="majorBidi" w:hAnsiTheme="majorHAnsi" w:eastAsia="黑体"/>
       </w:rPr>
       <w:tblPr/>
       <w:tcPr>
@@ -8813,6 +9250,7 @@
     </w:tblStylePr>
     <w:tblStylePr w:type="lastRow">
       <w:rPr>
+        <w:rFonts w:eastAsia="黑体"/>
         <w:b/>
         <w:bCs/>
         <w:color w:themeColor="text2" w:val="1F497D"/>
@@ -8827,12 +9265,14 @@
     </w:tblStylePr>
     <w:tblStylePr w:type="firstCol">
       <w:rPr>
+        <w:rFonts w:eastAsia="黑体"/>
         <w:b/>
         <w:bCs/>
       </w:rPr>
     </w:tblStylePr>
     <w:tblStylePr w:type="lastCol">
       <w:rPr>
+        <w:rFonts w:eastAsia="黑体"/>
         <w:b/>
         <w:bCs/>
       </w:rPr>
@@ -8866,6 +9306,7 @@
       <w:spacing w:after="0" w:line="240" w:lineRule="auto"/>
     </w:pPr>
     <w:rPr>
+      <w:rFonts w:eastAsia="黑体"/>
       <w:color w:themeColor="text1" w:val="000000"/>
     </w:rPr>
     <w:tblPr>
@@ -8885,7 +9326,7 @@
     </w:tblPr>
     <w:tblStylePr w:type="firstRow">
       <w:rPr>
-        <w:rFonts w:asciiTheme="majorHAnsi" w:cstheme="majorBidi" w:eastAsiaTheme="majorEastAsia" w:hAnsiTheme="majorHAnsi"/>
+        <w:rFonts w:asciiTheme="majorHAnsi" w:cstheme="majorBidi" w:hAnsiTheme="majorHAnsi" w:eastAsia="黑体"/>
       </w:rPr>
       <w:tblPr/>
       <w:tcPr>
@@ -8897,6 +9338,7 @@
     </w:tblStylePr>
     <w:tblStylePr w:type="lastRow">
       <w:rPr>
+        <w:rFonts w:eastAsia="黑体"/>
         <w:b/>
         <w:bCs/>
         <w:color w:themeColor="text2" w:val="1F497D"/>
@@ -8911,12 +9353,14 @@
     </w:tblStylePr>
     <w:tblStylePr w:type="firstCol">
       <w:rPr>
+        <w:rFonts w:eastAsia="黑体"/>
         <w:b/>
         <w:bCs/>
       </w:rPr>
     </w:tblStylePr>
     <w:tblStylePr w:type="lastCol">
       <w:rPr>
+        <w:rFonts w:eastAsia="黑体"/>
         <w:b/>
         <w:bCs/>
       </w:rPr>
@@ -8950,6 +9394,7 @@
       <w:spacing w:after="0" w:line="240" w:lineRule="auto"/>
     </w:pPr>
     <w:rPr>
+      <w:rFonts w:eastAsia="黑体"/>
       <w:color w:themeColor="text1" w:val="000000"/>
     </w:rPr>
     <w:tblPr>
@@ -8969,7 +9414,7 @@
     </w:tblPr>
     <w:tblStylePr w:type="firstRow">
       <w:rPr>
-        <w:rFonts w:asciiTheme="majorHAnsi" w:cstheme="majorBidi" w:eastAsiaTheme="majorEastAsia" w:hAnsiTheme="majorHAnsi"/>
+        <w:rFonts w:asciiTheme="majorHAnsi" w:cstheme="majorBidi" w:hAnsiTheme="majorHAnsi" w:eastAsia="黑体"/>
       </w:rPr>
       <w:tblPr/>
       <w:tcPr>
@@ -8981,6 +9426,7 @@
     </w:tblStylePr>
     <w:tblStylePr w:type="lastRow">
       <w:rPr>
+        <w:rFonts w:eastAsia="黑体"/>
         <w:b/>
         <w:bCs/>
         <w:color w:themeColor="text2" w:val="1F497D"/>
@@ -8995,12 +9441,14 @@
     </w:tblStylePr>
     <w:tblStylePr w:type="firstCol">
       <w:rPr>
+        <w:rFonts w:eastAsia="黑体"/>
         <w:b/>
         <w:bCs/>
       </w:rPr>
     </w:tblStylePr>
     <w:tblStylePr w:type="lastCol">
       <w:rPr>
+        <w:rFonts w:eastAsia="黑体"/>
         <w:b/>
         <w:bCs/>
       </w:rPr>
@@ -9034,6 +9482,7 @@
       <w:spacing w:after="0" w:line="240" w:lineRule="auto"/>
     </w:pPr>
     <w:rPr>
+      <w:rFonts w:eastAsia="黑体"/>
       <w:color w:themeColor="text1" w:val="000000"/>
     </w:rPr>
     <w:tblPr>
@@ -9053,7 +9502,7 @@
     </w:tblPr>
     <w:tblStylePr w:type="firstRow">
       <w:rPr>
-        <w:rFonts w:asciiTheme="majorHAnsi" w:cstheme="majorBidi" w:eastAsiaTheme="majorEastAsia" w:hAnsiTheme="majorHAnsi"/>
+        <w:rFonts w:asciiTheme="majorHAnsi" w:cstheme="majorBidi" w:hAnsiTheme="majorHAnsi" w:eastAsia="黑体"/>
       </w:rPr>
       <w:tblPr/>
       <w:tcPr>
@@ -9065,6 +9514,7 @@
     </w:tblStylePr>
     <w:tblStylePr w:type="lastRow">
       <w:rPr>
+        <w:rFonts w:eastAsia="黑体"/>
         <w:b/>
         <w:bCs/>
         <w:color w:themeColor="text2" w:val="1F497D"/>
@@ -9079,12 +9529,14 @@
     </w:tblStylePr>
     <w:tblStylePr w:type="firstCol">
       <w:rPr>
+        <w:rFonts w:eastAsia="黑体"/>
         <w:b/>
         <w:bCs/>
       </w:rPr>
     </w:tblStylePr>
     <w:tblStylePr w:type="lastCol">
       <w:rPr>
+        <w:rFonts w:eastAsia="黑体"/>
         <w:b/>
         <w:bCs/>
       </w:rPr>
@@ -9118,6 +9570,7 @@
       <w:spacing w:after="0" w:line="240" w:lineRule="auto"/>
     </w:pPr>
     <w:rPr>
+      <w:rFonts w:eastAsia="黑体"/>
       <w:color w:themeColor="text1" w:val="000000"/>
     </w:rPr>
     <w:tblPr>
@@ -9137,7 +9590,7 @@
     </w:tblPr>
     <w:tblStylePr w:type="firstRow">
       <w:rPr>
-        <w:rFonts w:asciiTheme="majorHAnsi" w:cstheme="majorBidi" w:eastAsiaTheme="majorEastAsia" w:hAnsiTheme="majorHAnsi"/>
+        <w:rFonts w:asciiTheme="majorHAnsi" w:cstheme="majorBidi" w:hAnsiTheme="majorHAnsi" w:eastAsia="黑体"/>
       </w:rPr>
       <w:tblPr/>
       <w:tcPr>
@@ -9149,6 +9602,7 @@
     </w:tblStylePr>
     <w:tblStylePr w:type="lastRow">
       <w:rPr>
+        <w:rFonts w:eastAsia="黑体"/>
         <w:b/>
         <w:bCs/>
         <w:color w:themeColor="text2" w:val="1F497D"/>
@@ -9163,12 +9617,14 @@
     </w:tblStylePr>
     <w:tblStylePr w:type="firstCol">
       <w:rPr>
+        <w:rFonts w:eastAsia="黑体"/>
         <w:b/>
         <w:bCs/>
       </w:rPr>
     </w:tblStylePr>
     <w:tblStylePr w:type="lastCol">
       <w:rPr>
+        <w:rFonts w:eastAsia="黑体"/>
         <w:b/>
         <w:bCs/>
       </w:rPr>
@@ -9202,7 +9658,7 @@
       <w:spacing w:after="0" w:line="240" w:lineRule="auto"/>
     </w:pPr>
     <w:rPr>
-      <w:rFonts w:asciiTheme="majorHAnsi" w:cstheme="majorBidi" w:eastAsiaTheme="majorEastAsia" w:hAnsiTheme="majorHAnsi"/>
+      <w:rFonts w:asciiTheme="majorHAnsi" w:cstheme="majorBidi" w:hAnsiTheme="majorHAnsi" w:eastAsia="黑体"/>
       <w:color w:themeColor="text1" w:val="000000"/>
     </w:rPr>
     <w:tblPr>
@@ -9224,6 +9680,7 @@
     </w:tblPr>
     <w:tblStylePr w:type="firstRow">
       <w:rPr>
+        <w:rFonts w:eastAsia="黑体"/>
         <w:sz w:val="24"/>
         <w:szCs w:val="24"/>
       </w:rPr>
@@ -9330,7 +9787,7 @@
       <w:spacing w:after="0" w:line="240" w:lineRule="auto"/>
     </w:pPr>
     <w:rPr>
-      <w:rFonts w:asciiTheme="majorHAnsi" w:cstheme="majorBidi" w:eastAsiaTheme="majorEastAsia" w:hAnsiTheme="majorHAnsi"/>
+      <w:rFonts w:asciiTheme="majorHAnsi" w:cstheme="majorBidi" w:hAnsiTheme="majorHAnsi" w:eastAsia="黑体"/>
       <w:color w:themeColor="text1" w:val="000000"/>
     </w:rPr>
     <w:tblPr>
@@ -9352,6 +9809,7 @@
     </w:tblPr>
     <w:tblStylePr w:type="firstRow">
       <w:rPr>
+        <w:rFonts w:eastAsia="黑体"/>
         <w:sz w:val="24"/>
         <w:szCs w:val="24"/>
       </w:rPr>
@@ -9458,7 +9916,7 @@
       <w:spacing w:after="0" w:line="240" w:lineRule="auto"/>
     </w:pPr>
     <w:rPr>
-      <w:rFonts w:asciiTheme="majorHAnsi" w:cstheme="majorBidi" w:eastAsiaTheme="majorEastAsia" w:hAnsiTheme="majorHAnsi"/>
+      <w:rFonts w:asciiTheme="majorHAnsi" w:cstheme="majorBidi" w:hAnsiTheme="majorHAnsi" w:eastAsia="黑体"/>
       <w:color w:themeColor="text1" w:val="000000"/>
     </w:rPr>
     <w:tblPr>
@@ -9480,6 +9938,7 @@
     </w:tblPr>
     <w:tblStylePr w:type="firstRow">
       <w:rPr>
+        <w:rFonts w:eastAsia="黑体"/>
         <w:sz w:val="24"/>
         <w:szCs w:val="24"/>
       </w:rPr>
@@ -9586,7 +10045,7 @@
       <w:spacing w:after="0" w:line="240" w:lineRule="auto"/>
     </w:pPr>
     <w:rPr>
-      <w:rFonts w:asciiTheme="majorHAnsi" w:cstheme="majorBidi" w:eastAsiaTheme="majorEastAsia" w:hAnsiTheme="majorHAnsi"/>
+      <w:rFonts w:asciiTheme="majorHAnsi" w:cstheme="majorBidi" w:hAnsiTheme="majorHAnsi" w:eastAsia="黑体"/>
       <w:color w:themeColor="text1" w:val="000000"/>
     </w:rPr>
     <w:tblPr>
@@ -9608,6 +10067,7 @@
     </w:tblPr>
     <w:tblStylePr w:type="firstRow">
       <w:rPr>
+        <w:rFonts w:eastAsia="黑体"/>
         <w:sz w:val="24"/>
         <w:szCs w:val="24"/>
       </w:rPr>
@@ -9714,7 +10174,7 @@
       <w:spacing w:after="0" w:line="240" w:lineRule="auto"/>
     </w:pPr>
     <w:rPr>
-      <w:rFonts w:asciiTheme="majorHAnsi" w:cstheme="majorBidi" w:eastAsiaTheme="majorEastAsia" w:hAnsiTheme="majorHAnsi"/>
+      <w:rFonts w:asciiTheme="majorHAnsi" w:cstheme="majorBidi" w:hAnsiTheme="majorHAnsi" w:eastAsia="黑体"/>
       <w:color w:themeColor="text1" w:val="000000"/>
     </w:rPr>
     <w:tblPr>
@@ -9736,6 +10196,7 @@
     </w:tblPr>
     <w:tblStylePr w:type="firstRow">
       <w:rPr>
+        <w:rFonts w:eastAsia="黑体"/>
         <w:sz w:val="24"/>
         <w:szCs w:val="24"/>
       </w:rPr>
@@ -9842,7 +10303,7 @@
       <w:spacing w:after="0" w:line="240" w:lineRule="auto"/>
     </w:pPr>
     <w:rPr>
-      <w:rFonts w:asciiTheme="majorHAnsi" w:cstheme="majorBidi" w:eastAsiaTheme="majorEastAsia" w:hAnsiTheme="majorHAnsi"/>
+      <w:rFonts w:asciiTheme="majorHAnsi" w:cstheme="majorBidi" w:hAnsiTheme="majorHAnsi" w:eastAsia="黑体"/>
       <w:color w:themeColor="text1" w:val="000000"/>
     </w:rPr>
     <w:tblPr>
@@ -9864,6 +10325,7 @@
     </w:tblPr>
     <w:tblStylePr w:type="firstRow">
       <w:rPr>
+        <w:rFonts w:eastAsia="黑体"/>
         <w:sz w:val="24"/>
         <w:szCs w:val="24"/>
       </w:rPr>
@@ -9970,7 +10432,7 @@
       <w:spacing w:after="0" w:line="240" w:lineRule="auto"/>
     </w:pPr>
     <w:rPr>
-      <w:rFonts w:asciiTheme="majorHAnsi" w:cstheme="majorBidi" w:eastAsiaTheme="majorEastAsia" w:hAnsiTheme="majorHAnsi"/>
+      <w:rFonts w:asciiTheme="majorHAnsi" w:cstheme="majorBidi" w:hAnsiTheme="majorHAnsi" w:eastAsia="黑体"/>
       <w:color w:themeColor="text1" w:val="000000"/>
     </w:rPr>
     <w:tblPr>
@@ -9992,6 +10454,7 @@
     </w:tblPr>
     <w:tblStylePr w:type="firstRow">
       <w:rPr>
+        <w:rFonts w:eastAsia="黑体"/>
         <w:sz w:val="24"/>
         <w:szCs w:val="24"/>
       </w:rPr>
@@ -10121,12 +10584,14 @@
     </w:tcPr>
     <w:tblStylePr w:type="firstRow">
       <w:rPr>
+        <w:rFonts w:eastAsia="黑体"/>
         <w:b/>
         <w:bCs/>
       </w:rPr>
     </w:tblStylePr>
     <w:tblStylePr w:type="lastRow">
       <w:rPr>
+        <w:rFonts w:eastAsia="黑体"/>
         <w:b/>
         <w:bCs/>
       </w:rPr>
@@ -10139,12 +10604,14 @@
     </w:tblStylePr>
     <w:tblStylePr w:type="firstCol">
       <w:rPr>
+        <w:rFonts w:eastAsia="黑体"/>
         <w:b/>
         <w:bCs/>
       </w:rPr>
     </w:tblStylePr>
     <w:tblStylePr w:type="lastCol">
       <w:rPr>
+        <w:rFonts w:eastAsia="黑体"/>
         <w:b/>
         <w:bCs/>
       </w:rPr>
@@ -10194,12 +10661,14 @@
     </w:tcPr>
     <w:tblStylePr w:type="firstRow">
       <w:rPr>
+        <w:rFonts w:eastAsia="黑体"/>
         <w:b/>
         <w:bCs/>
       </w:rPr>
     </w:tblStylePr>
     <w:tblStylePr w:type="lastRow">
       <w:rPr>
+        <w:rFonts w:eastAsia="黑体"/>
         <w:b/>
         <w:bCs/>
       </w:rPr>
@@ -10212,12 +10681,14 @@
     </w:tblStylePr>
     <w:tblStylePr w:type="firstCol">
       <w:rPr>
+        <w:rFonts w:eastAsia="黑体"/>
         <w:b/>
         <w:bCs/>
       </w:rPr>
     </w:tblStylePr>
     <w:tblStylePr w:type="lastCol">
       <w:rPr>
+        <w:rFonts w:eastAsia="黑体"/>
         <w:b/>
         <w:bCs/>
       </w:rPr>
@@ -10267,12 +10738,14 @@
     </w:tcPr>
     <w:tblStylePr w:type="firstRow">
       <w:rPr>
+        <w:rFonts w:eastAsia="黑体"/>
         <w:b/>
         <w:bCs/>
       </w:rPr>
     </w:tblStylePr>
     <w:tblStylePr w:type="lastRow">
       <w:rPr>
+        <w:rFonts w:eastAsia="黑体"/>
         <w:b/>
         <w:bCs/>
       </w:rPr>
@@ -10285,12 +10758,14 @@
     </w:tblStylePr>
     <w:tblStylePr w:type="firstCol">
       <w:rPr>
+        <w:rFonts w:eastAsia="黑体"/>
         <w:b/>
         <w:bCs/>
       </w:rPr>
     </w:tblStylePr>
     <w:tblStylePr w:type="lastCol">
       <w:rPr>
+        <w:rFonts w:eastAsia="黑体"/>
         <w:b/>
         <w:bCs/>
       </w:rPr>
@@ -10340,12 +10815,14 @@
     </w:tcPr>
     <w:tblStylePr w:type="firstRow">
       <w:rPr>
+        <w:rFonts w:eastAsia="黑体"/>
         <w:b/>
         <w:bCs/>
       </w:rPr>
     </w:tblStylePr>
     <w:tblStylePr w:type="lastRow">
       <w:rPr>
+        <w:rFonts w:eastAsia="黑体"/>
         <w:b/>
         <w:bCs/>
       </w:rPr>
@@ -10358,12 +10835,14 @@
     </w:tblStylePr>
     <w:tblStylePr w:type="firstCol">
       <w:rPr>
+        <w:rFonts w:eastAsia="黑体"/>
         <w:b/>
         <w:bCs/>
       </w:rPr>
     </w:tblStylePr>
     <w:tblStylePr w:type="lastCol">
       <w:rPr>
+        <w:rFonts w:eastAsia="黑体"/>
         <w:b/>
         <w:bCs/>
       </w:rPr>
@@ -10413,12 +10892,14 @@
     </w:tcPr>
     <w:tblStylePr w:type="firstRow">
       <w:rPr>
+        <w:rFonts w:eastAsia="黑体"/>
         <w:b/>
         <w:bCs/>
       </w:rPr>
     </w:tblStylePr>
     <w:tblStylePr w:type="lastRow">
       <w:rPr>
+        <w:rFonts w:eastAsia="黑体"/>
         <w:b/>
         <w:bCs/>
       </w:rPr>
@@ -10431,12 +10912,14 @@
     </w:tblStylePr>
     <w:tblStylePr w:type="firstCol">
       <w:rPr>
+        <w:rFonts w:eastAsia="黑体"/>
         <w:b/>
         <w:bCs/>
       </w:rPr>
     </w:tblStylePr>
     <w:tblStylePr w:type="lastCol">
       <w:rPr>
+        <w:rFonts w:eastAsia="黑体"/>
         <w:b/>
         <w:bCs/>
       </w:rPr>
@@ -10486,12 +10969,14 @@
     </w:tcPr>
     <w:tblStylePr w:type="firstRow">
       <w:rPr>
+        <w:rFonts w:eastAsia="黑体"/>
         <w:b/>
         <w:bCs/>
       </w:rPr>
     </w:tblStylePr>
     <w:tblStylePr w:type="lastRow">
       <w:rPr>
+        <w:rFonts w:eastAsia="黑体"/>
         <w:b/>
         <w:bCs/>
       </w:rPr>
@@ -10504,12 +10989,14 @@
     </w:tblStylePr>
     <w:tblStylePr w:type="firstCol">
       <w:rPr>
+        <w:rFonts w:eastAsia="黑体"/>
         <w:b/>
         <w:bCs/>
       </w:rPr>
     </w:tblStylePr>
     <w:tblStylePr w:type="lastCol">
       <w:rPr>
+        <w:rFonts w:eastAsia="黑体"/>
         <w:b/>
         <w:bCs/>
       </w:rPr>
@@ -10559,12 +11046,14 @@
     </w:tcPr>
     <w:tblStylePr w:type="firstRow">
       <w:rPr>
+        <w:rFonts w:eastAsia="黑体"/>
         <w:b/>
         <w:bCs/>
       </w:rPr>
     </w:tblStylePr>
     <w:tblStylePr w:type="lastRow">
       <w:rPr>
+        <w:rFonts w:eastAsia="黑体"/>
         <w:b/>
         <w:bCs/>
       </w:rPr>
@@ -10577,12 +11066,14 @@
     </w:tblStylePr>
     <w:tblStylePr w:type="firstCol">
       <w:rPr>
+        <w:rFonts w:eastAsia="黑体"/>
         <w:b/>
         <w:bCs/>
       </w:rPr>
     </w:tblStylePr>
     <w:tblStylePr w:type="lastCol">
       <w:rPr>
+        <w:rFonts w:eastAsia="黑体"/>
         <w:b/>
         <w:bCs/>
       </w:rPr>
@@ -10609,7 +11100,7 @@
       <w:spacing w:after="0" w:line="240" w:lineRule="auto"/>
     </w:pPr>
     <w:rPr>
-      <w:rFonts w:asciiTheme="majorHAnsi" w:cstheme="majorBidi" w:eastAsiaTheme="majorEastAsia" w:hAnsiTheme="majorHAnsi"/>
+      <w:rFonts w:asciiTheme="majorHAnsi" w:cstheme="majorBidi" w:hAnsiTheme="majorHAnsi" w:eastAsia="黑体"/>
       <w:color w:themeColor="text1" w:val="000000"/>
     </w:rPr>
     <w:tblPr>
@@ -10636,6 +11127,7 @@
     </w:tcPr>
     <w:tblStylePr w:type="firstRow">
       <w:rPr>
+        <w:rFonts w:eastAsia="黑体"/>
         <w:b/>
         <w:bCs/>
         <w:color w:themeColor="text1" w:val="000000"/>
@@ -10647,6 +11139,7 @@
     </w:tblStylePr>
     <w:tblStylePr w:type="lastRow">
       <w:rPr>
+        <w:rFonts w:eastAsia="黑体"/>
         <w:b/>
         <w:bCs/>
         <w:color w:themeColor="text1" w:val="000000"/>
@@ -10666,6 +11159,7 @@
     </w:tblStylePr>
     <w:tblStylePr w:type="firstCol">
       <w:rPr>
+        <w:rFonts w:eastAsia="黑体"/>
         <w:b/>
         <w:bCs/>
         <w:color w:themeColor="text1" w:val="000000"/>
@@ -10685,6 +11179,7 @@
     </w:tblStylePr>
     <w:tblStylePr w:type="lastCol">
       <w:rPr>
+        <w:rFonts w:eastAsia="黑体"/>
         <w:b w:val="0"/>
         <w:bCs w:val="0"/>
         <w:color w:themeColor="text1" w:val="000000"/>
@@ -10734,7 +11229,7 @@
       <w:spacing w:after="0" w:line="240" w:lineRule="auto"/>
     </w:pPr>
     <w:rPr>
-      <w:rFonts w:asciiTheme="majorHAnsi" w:cstheme="majorBidi" w:eastAsiaTheme="majorEastAsia" w:hAnsiTheme="majorHAnsi"/>
+      <w:rFonts w:asciiTheme="majorHAnsi" w:cstheme="majorBidi" w:hAnsiTheme="majorHAnsi" w:eastAsia="黑体"/>
       <w:color w:themeColor="text1" w:val="000000"/>
     </w:rPr>
     <w:tblPr>
@@ -10761,6 +11256,7 @@
     </w:tcPr>
     <w:tblStylePr w:type="firstRow">
       <w:rPr>
+        <w:rFonts w:eastAsia="黑体"/>
         <w:b/>
         <w:bCs/>
         <w:color w:themeColor="text1" w:val="000000"/>
@@ -10772,6 +11268,7 @@
     </w:tblStylePr>
     <w:tblStylePr w:type="lastRow">
       <w:rPr>
+        <w:rFonts w:eastAsia="黑体"/>
         <w:b/>
         <w:bCs/>
         <w:color w:themeColor="text1" w:val="000000"/>
@@ -10791,6 +11288,7 @@
     </w:tblStylePr>
     <w:tblStylePr w:type="firstCol">
       <w:rPr>
+        <w:rFonts w:eastAsia="黑体"/>
         <w:b/>
         <w:bCs/>
         <w:color w:themeColor="text1" w:val="000000"/>
@@ -10810,6 +11308,7 @@
     </w:tblStylePr>
     <w:tblStylePr w:type="lastCol">
       <w:rPr>
+        <w:rFonts w:eastAsia="黑体"/>
         <w:b w:val="0"/>
         <w:bCs w:val="0"/>
         <w:color w:themeColor="text1" w:val="000000"/>
@@ -10859,7 +11358,7 @@
       <w:spacing w:after="0" w:line="240" w:lineRule="auto"/>
     </w:pPr>
     <w:rPr>
-      <w:rFonts w:asciiTheme="majorHAnsi" w:cstheme="majorBidi" w:eastAsiaTheme="majorEastAsia" w:hAnsiTheme="majorHAnsi"/>
+      <w:rFonts w:asciiTheme="majorHAnsi" w:cstheme="majorBidi" w:hAnsiTheme="majorHAnsi" w:eastAsia="黑体"/>
       <w:color w:themeColor="text1" w:val="000000"/>
     </w:rPr>
     <w:tblPr>
@@ -10886,6 +11385,7 @@
     </w:tcPr>
     <w:tblStylePr w:type="firstRow">
       <w:rPr>
+        <w:rFonts w:eastAsia="黑体"/>
         <w:b/>
         <w:bCs/>
         <w:color w:themeColor="text1" w:val="000000"/>
@@ -10897,6 +11397,7 @@
     </w:tblStylePr>
     <w:tblStylePr w:type="lastRow">
       <w:rPr>
+        <w:rFonts w:eastAsia="黑体"/>
         <w:b/>
         <w:bCs/>
         <w:color w:themeColor="text1" w:val="000000"/>
@@ -10916,6 +11417,7 @@
     </w:tblStylePr>
     <w:tblStylePr w:type="firstCol">
       <w:rPr>
+        <w:rFonts w:eastAsia="黑体"/>
         <w:b/>
         <w:bCs/>
         <w:color w:themeColor="text1" w:val="000000"/>
@@ -10935,6 +11437,7 @@
     </w:tblStylePr>
     <w:tblStylePr w:type="lastCol">
       <w:rPr>
+        <w:rFonts w:eastAsia="黑体"/>
         <w:b w:val="0"/>
         <w:bCs w:val="0"/>
         <w:color w:themeColor="text1" w:val="000000"/>
@@ -10984,7 +11487,7 @@
       <w:spacing w:after="0" w:line="240" w:lineRule="auto"/>
     </w:pPr>
     <w:rPr>
-      <w:rFonts w:asciiTheme="majorHAnsi" w:cstheme="majorBidi" w:eastAsiaTheme="majorEastAsia" w:hAnsiTheme="majorHAnsi"/>
+      <w:rFonts w:asciiTheme="majorHAnsi" w:cstheme="majorBidi" w:hAnsiTheme="majorHAnsi" w:eastAsia="黑体"/>
       <w:color w:themeColor="text1" w:val="000000"/>
     </w:rPr>
     <w:tblPr>
@@ -11011,6 +11514,7 @@
     </w:tcPr>
     <w:tblStylePr w:type="firstRow">
       <w:rPr>
+        <w:rFonts w:eastAsia="黑体"/>
         <w:b/>
         <w:bCs/>
         <w:color w:themeColor="text1" w:val="000000"/>
@@ -11022,6 +11526,7 @@
     </w:tblStylePr>
     <w:tblStylePr w:type="lastRow">
       <w:rPr>
+        <w:rFonts w:eastAsia="黑体"/>
         <w:b/>
         <w:bCs/>
         <w:color w:themeColor="text1" w:val="000000"/>
@@ -11041,6 +11546,7 @@
     </w:tblStylePr>
     <w:tblStylePr w:type="firstCol">
       <w:rPr>
+        <w:rFonts w:eastAsia="黑体"/>
         <w:b/>
         <w:bCs/>
         <w:color w:themeColor="text1" w:val="000000"/>
@@ -11060,6 +11566,7 @@
     </w:tblStylePr>
     <w:tblStylePr w:type="lastCol">
       <w:rPr>
+        <w:rFonts w:eastAsia="黑体"/>
         <w:b w:val="0"/>
         <w:bCs w:val="0"/>
         <w:color w:themeColor="text1" w:val="000000"/>
@@ -11109,7 +11616,7 @@
       <w:spacing w:after="0" w:line="240" w:lineRule="auto"/>
     </w:pPr>
     <w:rPr>
-      <w:rFonts w:asciiTheme="majorHAnsi" w:cstheme="majorBidi" w:eastAsiaTheme="majorEastAsia" w:hAnsiTheme="majorHAnsi"/>
+      <w:rFonts w:asciiTheme="majorHAnsi" w:cstheme="majorBidi" w:hAnsiTheme="majorHAnsi" w:eastAsia="黑体"/>
       <w:color w:themeColor="text1" w:val="000000"/>
     </w:rPr>
     <w:tblPr>
@@ -11136,6 +11643,7 @@
     </w:tcPr>
     <w:tblStylePr w:type="firstRow">
       <w:rPr>
+        <w:rFonts w:eastAsia="黑体"/>
         <w:b/>
         <w:bCs/>
         <w:color w:themeColor="text1" w:val="000000"/>
@@ -11147,6 +11655,7 @@
     </w:tblStylePr>
     <w:tblStylePr w:type="lastRow">
       <w:rPr>
+        <w:rFonts w:eastAsia="黑体"/>
         <w:b/>
         <w:bCs/>
         <w:color w:themeColor="text1" w:val="000000"/>
@@ -11166,6 +11675,7 @@
     </w:tblStylePr>
     <w:tblStylePr w:type="firstCol">
       <w:rPr>
+        <w:rFonts w:eastAsia="黑体"/>
         <w:b/>
         <w:bCs/>
         <w:color w:themeColor="text1" w:val="000000"/>
@@ -11185,6 +11695,7 @@
     </w:tblStylePr>
     <w:tblStylePr w:type="lastCol">
       <w:rPr>
+        <w:rFonts w:eastAsia="黑体"/>
         <w:b w:val="0"/>
         <w:bCs w:val="0"/>
         <w:color w:themeColor="text1" w:val="000000"/>
@@ -11234,7 +11745,7 @@
       <w:spacing w:after="0" w:line="240" w:lineRule="auto"/>
     </w:pPr>
     <w:rPr>
-      <w:rFonts w:asciiTheme="majorHAnsi" w:cstheme="majorBidi" w:eastAsiaTheme="majorEastAsia" w:hAnsiTheme="majorHAnsi"/>
+      <w:rFonts w:asciiTheme="majorHAnsi" w:cstheme="majorBidi" w:hAnsiTheme="majorHAnsi" w:eastAsia="黑体"/>
       <w:color w:themeColor="text1" w:val="000000"/>
     </w:rPr>
     <w:tblPr>
@@ -11261,6 +11772,7 @@
     </w:tcPr>
     <w:tblStylePr w:type="firstRow">
       <w:rPr>
+        <w:rFonts w:eastAsia="黑体"/>
         <w:b/>
         <w:bCs/>
         <w:color w:themeColor="text1" w:val="000000"/>
@@ -11272,6 +11784,7 @@
     </w:tblStylePr>
     <w:tblStylePr w:type="lastRow">
       <w:rPr>
+        <w:rFonts w:eastAsia="黑体"/>
         <w:b/>
         <w:bCs/>
         <w:color w:themeColor="text1" w:val="000000"/>
@@ -11291,6 +11804,7 @@
     </w:tblStylePr>
     <w:tblStylePr w:type="firstCol">
       <w:rPr>
+        <w:rFonts w:eastAsia="黑体"/>
         <w:b/>
         <w:bCs/>
         <w:color w:themeColor="text1" w:val="000000"/>
@@ -11310,6 +11824,7 @@
     </w:tblStylePr>
     <w:tblStylePr w:type="lastCol">
       <w:rPr>
+        <w:rFonts w:eastAsia="黑体"/>
         <w:b w:val="0"/>
         <w:bCs w:val="0"/>
         <w:color w:themeColor="text1" w:val="000000"/>
@@ -11359,7 +11874,7 @@
       <w:spacing w:after="0" w:line="240" w:lineRule="auto"/>
     </w:pPr>
     <w:rPr>
-      <w:rFonts w:asciiTheme="majorHAnsi" w:cstheme="majorBidi" w:eastAsiaTheme="majorEastAsia" w:hAnsiTheme="majorHAnsi"/>
+      <w:rFonts w:asciiTheme="majorHAnsi" w:cstheme="majorBidi" w:hAnsiTheme="majorHAnsi" w:eastAsia="黑体"/>
       <w:color w:themeColor="text1" w:val="000000"/>
     </w:rPr>
     <w:tblPr>
@@ -11386,6 +11901,7 @@
     </w:tcPr>
     <w:tblStylePr w:type="firstRow">
       <w:rPr>
+        <w:rFonts w:eastAsia="黑体"/>
         <w:b/>
         <w:bCs/>
         <w:color w:themeColor="text1" w:val="000000"/>
@@ -11397,6 +11913,7 @@
     </w:tblStylePr>
     <w:tblStylePr w:type="lastRow">
       <w:rPr>
+        <w:rFonts w:eastAsia="黑体"/>
         <w:b/>
         <w:bCs/>
         <w:color w:themeColor="text1" w:val="000000"/>
@@ -11416,6 +11933,7 @@
     </w:tblStylePr>
     <w:tblStylePr w:type="firstCol">
       <w:rPr>
+        <w:rFonts w:eastAsia="黑体"/>
         <w:b/>
         <w:bCs/>
         <w:color w:themeColor="text1" w:val="000000"/>
@@ -11435,6 +11953,7 @@
     </w:tblStylePr>
     <w:tblStylePr w:type="lastCol">
       <w:rPr>
+        <w:rFonts w:eastAsia="黑体"/>
         <w:b w:val="0"/>
         <w:bCs w:val="0"/>
         <w:color w:themeColor="text1" w:val="000000"/>
@@ -11507,6 +12026,7 @@
     </w:tcPr>
     <w:tblStylePr w:type="firstRow">
       <w:rPr>
+        <w:rFonts w:eastAsia="黑体"/>
         <w:b/>
         <w:bCs/>
         <w:i w:val="0"/>
@@ -11528,6 +12048,7 @@
     </w:tblStylePr>
     <w:tblStylePr w:type="lastRow">
       <w:rPr>
+        <w:rFonts w:eastAsia="黑体"/>
         <w:b/>
         <w:bCs/>
         <w:i w:val="0"/>
@@ -11549,6 +12070,7 @@
     </w:tblStylePr>
     <w:tblStylePr w:type="firstCol">
       <w:rPr>
+        <w:rFonts w:eastAsia="黑体"/>
         <w:b/>
         <w:bCs/>
         <w:i w:val="0"/>
@@ -11568,6 +12090,7 @@
     </w:tblStylePr>
     <w:tblStylePr w:type="lastCol">
       <w:rPr>
+        <w:rFonts w:eastAsia="黑体"/>
         <w:b/>
         <w:bCs/>
         <w:i w:val="0"/>
@@ -11648,6 +12171,7 @@
     </w:tcPr>
     <w:tblStylePr w:type="firstRow">
       <w:rPr>
+        <w:rFonts w:eastAsia="黑体"/>
         <w:b/>
         <w:bCs/>
         <w:i w:val="0"/>
@@ -11669,6 +12193,7 @@
     </w:tblStylePr>
     <w:tblStylePr w:type="lastRow">
       <w:rPr>
+        <w:rFonts w:eastAsia="黑体"/>
         <w:b/>
         <w:bCs/>
         <w:i w:val="0"/>
@@ -11690,6 +12215,7 @@
     </w:tblStylePr>
     <w:tblStylePr w:type="firstCol">
       <w:rPr>
+        <w:rFonts w:eastAsia="黑体"/>
         <w:b/>
         <w:bCs/>
         <w:i w:val="0"/>
@@ -11709,6 +12235,7 @@
     </w:tblStylePr>
     <w:tblStylePr w:type="lastCol">
       <w:rPr>
+        <w:rFonts w:eastAsia="黑体"/>
         <w:b/>
         <w:bCs/>
         <w:i w:val="0"/>
@@ -11789,6 +12316,7 @@
     </w:tcPr>
     <w:tblStylePr w:type="firstRow">
       <w:rPr>
+        <w:rFonts w:eastAsia="黑体"/>
         <w:b/>
         <w:bCs/>
         <w:i w:val="0"/>
@@ -11810,6 +12338,7 @@
     </w:tblStylePr>
     <w:tblStylePr w:type="lastRow">
       <w:rPr>
+        <w:rFonts w:eastAsia="黑体"/>
         <w:b/>
         <w:bCs/>
         <w:i w:val="0"/>
@@ -11831,6 +12360,7 @@
     </w:tblStylePr>
     <w:tblStylePr w:type="firstCol">
       <w:rPr>
+        <w:rFonts w:eastAsia="黑体"/>
         <w:b/>
         <w:bCs/>
         <w:i w:val="0"/>
@@ -11850,6 +12380,7 @@
     </w:tblStylePr>
     <w:tblStylePr w:type="lastCol">
       <w:rPr>
+        <w:rFonts w:eastAsia="黑体"/>
         <w:b/>
         <w:bCs/>
         <w:i w:val="0"/>
@@ -11930,6 +12461,7 @@
     </w:tcPr>
     <w:tblStylePr w:type="firstRow">
       <w:rPr>
+        <w:rFonts w:eastAsia="黑体"/>
         <w:b/>
         <w:bCs/>
         <w:i w:val="0"/>
@@ -11951,6 +12483,7 @@
     </w:tblStylePr>
     <w:tblStylePr w:type="lastRow">
       <w:rPr>
+        <w:rFonts w:eastAsia="黑体"/>
         <w:b/>
         <w:bCs/>
         <w:i w:val="0"/>
@@ -11972,6 +12505,7 @@
     </w:tblStylePr>
     <w:tblStylePr w:type="firstCol">
       <w:rPr>
+        <w:rFonts w:eastAsia="黑体"/>
         <w:b/>
         <w:bCs/>
         <w:i w:val="0"/>
@@ -11991,6 +12525,7 @@
     </w:tblStylePr>
     <w:tblStylePr w:type="lastCol">
       <w:rPr>
+        <w:rFonts w:eastAsia="黑体"/>
         <w:b/>
         <w:bCs/>
         <w:i w:val="0"/>
@@ -12071,6 +12606,7 @@
     </w:tcPr>
     <w:tblStylePr w:type="firstRow">
       <w:rPr>
+        <w:rFonts w:eastAsia="黑体"/>
         <w:b/>
         <w:bCs/>
         <w:i w:val="0"/>
@@ -12092,6 +12628,7 @@
     </w:tblStylePr>
     <w:tblStylePr w:type="lastRow">
       <w:rPr>
+        <w:rFonts w:eastAsia="黑体"/>
         <w:b/>
         <w:bCs/>
         <w:i w:val="0"/>
@@ -12113,6 +12650,7 @@
     </w:tblStylePr>
     <w:tblStylePr w:type="firstCol">
       <w:rPr>
+        <w:rFonts w:eastAsia="黑体"/>
         <w:b/>
         <w:bCs/>
         <w:i w:val="0"/>
@@ -12132,6 +12670,7 @@
     </w:tblStylePr>
     <w:tblStylePr w:type="lastCol">
       <w:rPr>
+        <w:rFonts w:eastAsia="黑体"/>
         <w:b/>
         <w:bCs/>
         <w:i w:val="0"/>
@@ -12212,6 +12751,7 @@
     </w:tcPr>
     <w:tblStylePr w:type="firstRow">
       <w:rPr>
+        <w:rFonts w:eastAsia="黑体"/>
         <w:b/>
         <w:bCs/>
         <w:i w:val="0"/>
@@ -12233,6 +12773,7 @@
     </w:tblStylePr>
     <w:tblStylePr w:type="lastRow">
       <w:rPr>
+        <w:rFonts w:eastAsia="黑体"/>
         <w:b/>
         <w:bCs/>
         <w:i w:val="0"/>
@@ -12254,6 +12795,7 @@
     </w:tblStylePr>
     <w:tblStylePr w:type="firstCol">
       <w:rPr>
+        <w:rFonts w:eastAsia="黑体"/>
         <w:b/>
         <w:bCs/>
         <w:i w:val="0"/>
@@ -12273,6 +12815,7 @@
     </w:tblStylePr>
     <w:tblStylePr w:type="lastCol">
       <w:rPr>
+        <w:rFonts w:eastAsia="黑体"/>
         <w:b/>
         <w:bCs/>
         <w:i w:val="0"/>
@@ -12353,6 +12896,7 @@
     </w:tcPr>
     <w:tblStylePr w:type="firstRow">
       <w:rPr>
+        <w:rFonts w:eastAsia="黑体"/>
         <w:b/>
         <w:bCs/>
         <w:i w:val="0"/>
@@ -12374,6 +12918,7 @@
     </w:tblStylePr>
     <w:tblStylePr w:type="lastRow">
       <w:rPr>
+        <w:rFonts w:eastAsia="黑体"/>
         <w:b/>
         <w:bCs/>
         <w:i w:val="0"/>
@@ -12395,6 +12940,7 @@
     </w:tblStylePr>
     <w:tblStylePr w:type="firstCol">
       <w:rPr>
+        <w:rFonts w:eastAsia="黑体"/>
         <w:b/>
         <w:bCs/>
         <w:i w:val="0"/>
@@ -12414,6 +12960,7 @@
     </w:tblStylePr>
     <w:tblStylePr w:type="lastCol">
       <w:rPr>
+        <w:rFonts w:eastAsia="黑体"/>
         <w:b/>
         <w:bCs/>
         <w:i w:val="0"/>
@@ -12471,6 +13018,7 @@
       <w:spacing w:after="0" w:line="240" w:lineRule="auto"/>
     </w:pPr>
     <w:rPr>
+      <w:rFonts w:eastAsia="黑体"/>
       <w:color w:themeColor="background1" w:val="FFFFFF"/>
     </w:rPr>
     <w:tblPr>
@@ -12489,6 +13037,7 @@
     </w:tcPr>
     <w:tblStylePr w:type="firstRow">
       <w:rPr>
+        <w:rFonts w:eastAsia="黑体"/>
         <w:b/>
         <w:bCs/>
       </w:rPr>
@@ -12585,6 +13134,7 @@
       <w:spacing w:after="0" w:line="240" w:lineRule="auto"/>
     </w:pPr>
     <w:rPr>
+      <w:rFonts w:eastAsia="黑体"/>
       <w:color w:themeColor="background1" w:val="FFFFFF"/>
     </w:rPr>
     <w:tblPr>
@@ -12603,6 +13153,7 @@
     </w:tcPr>
     <w:tblStylePr w:type="firstRow">
       <w:rPr>
+        <w:rFonts w:eastAsia="黑体"/>
         <w:b/>
         <w:bCs/>
       </w:rPr>
@@ -12699,6 +13250,7 @@
       <w:spacing w:after="0" w:line="240" w:lineRule="auto"/>
     </w:pPr>
     <w:rPr>
+      <w:rFonts w:eastAsia="黑体"/>
       <w:color w:themeColor="background1" w:val="FFFFFF"/>
     </w:rPr>
     <w:tblPr>
@@ -12717,6 +13269,7 @@
     </w:tcPr>
     <w:tblStylePr w:type="firstRow">
       <w:rPr>
+        <w:rFonts w:eastAsia="黑体"/>
         <w:b/>
         <w:bCs/>
       </w:rPr>
@@ -12813,6 +13366,7 @@
       <w:spacing w:after="0" w:line="240" w:lineRule="auto"/>
     </w:pPr>
     <w:rPr>
+      <w:rFonts w:eastAsia="黑体"/>
       <w:color w:themeColor="background1" w:val="FFFFFF"/>
     </w:rPr>
     <w:tblPr>
@@ -12831,6 +13385,7 @@
     </w:tcPr>
     <w:tblStylePr w:type="firstRow">
       <w:rPr>
+        <w:rFonts w:eastAsia="黑体"/>
         <w:b/>
         <w:bCs/>
       </w:rPr>
@@ -12927,6 +13482,7 @@
       <w:spacing w:after="0" w:line="240" w:lineRule="auto"/>
     </w:pPr>
     <w:rPr>
+      <w:rFonts w:eastAsia="黑体"/>
       <w:color w:themeColor="background1" w:val="FFFFFF"/>
     </w:rPr>
     <w:tblPr>
@@ -12945,6 +13501,7 @@
     </w:tcPr>
     <w:tblStylePr w:type="firstRow">
       <w:rPr>
+        <w:rFonts w:eastAsia="黑体"/>
         <w:b/>
         <w:bCs/>
       </w:rPr>
@@ -13041,6 +13598,7 @@
       <w:spacing w:after="0" w:line="240" w:lineRule="auto"/>
     </w:pPr>
     <w:rPr>
+      <w:rFonts w:eastAsia="黑体"/>
       <w:color w:themeColor="background1" w:val="FFFFFF"/>
     </w:rPr>
     <w:tblPr>
@@ -13059,6 +13617,7 @@
     </w:tcPr>
     <w:tblStylePr w:type="firstRow">
       <w:rPr>
+        <w:rFonts w:eastAsia="黑体"/>
         <w:b/>
         <w:bCs/>
       </w:rPr>
@@ -13155,6 +13714,7 @@
       <w:spacing w:after="0" w:line="240" w:lineRule="auto"/>
     </w:pPr>
     <w:rPr>
+      <w:rFonts w:eastAsia="黑体"/>
       <w:color w:themeColor="background1" w:val="FFFFFF"/>
     </w:rPr>
     <w:tblPr>
@@ -13173,6 +13733,7 @@
     </w:tcPr>
     <w:tblStylePr w:type="firstRow">
       <w:rPr>
+        <w:rFonts w:eastAsia="黑体"/>
         <w:b/>
         <w:bCs/>
       </w:rPr>
@@ -13269,6 +13830,7 @@
       <w:spacing w:after="0" w:line="240" w:lineRule="auto"/>
     </w:pPr>
     <w:rPr>
+      <w:rFonts w:eastAsia="黑体"/>
       <w:color w:themeColor="text1" w:val="000000"/>
     </w:rPr>
     <w:tblPr>
@@ -13295,6 +13857,7 @@
     </w:tcPr>
     <w:tblStylePr w:type="firstRow">
       <w:rPr>
+        <w:rFonts w:eastAsia="黑体"/>
         <w:b/>
         <w:bCs/>
       </w:rPr>
@@ -13313,6 +13876,7 @@
     </w:tblStylePr>
     <w:tblStylePr w:type="lastRow">
       <w:rPr>
+        <w:rFonts w:eastAsia="黑体"/>
         <w:b/>
         <w:bCs/>
         <w:color w:themeColor="background1" w:val="FFFFFF"/>
@@ -13327,6 +13891,7 @@
     </w:tblStylePr>
     <w:tblStylePr w:type="firstCol">
       <w:rPr>
+        <w:rFonts w:eastAsia="黑体"/>
         <w:color w:themeColor="background1" w:val="FFFFFF"/>
       </w:rPr>
       <w:tblPr/>
@@ -13344,6 +13909,7 @@
     </w:tblStylePr>
     <w:tblStylePr w:type="lastCol">
       <w:rPr>
+        <w:rFonts w:eastAsia="黑体"/>
         <w:color w:themeColor="background1" w:val="FFFFFF"/>
       </w:rPr>
       <w:tblPr/>
@@ -13373,11 +13939,13 @@
     </w:tblStylePr>
     <w:tblStylePr w:type="neCell">
       <w:rPr>
+        <w:rFonts w:eastAsia="黑体"/>
         <w:color w:themeColor="text1" w:val="000000"/>
       </w:rPr>
     </w:tblStylePr>
     <w:tblStylePr w:type="nwCell">
       <w:rPr>
+        <w:rFonts w:eastAsia="黑体"/>
         <w:color w:themeColor="text1" w:val="000000"/>
       </w:rPr>
     </w:tblStylePr>
@@ -13391,6 +13959,7 @@
       <w:spacing w:after="0" w:line="240" w:lineRule="auto"/>
     </w:pPr>
     <w:rPr>
+      <w:rFonts w:eastAsia="黑体"/>
       <w:color w:themeColor="text1" w:val="000000"/>
     </w:rPr>
     <w:tblPr>
@@ -13417,6 +13986,7 @@
     </w:tcPr>
     <w:tblStylePr w:type="firstRow">
       <w:rPr>
+        <w:rFonts w:eastAsia="黑体"/>
         <w:b/>
         <w:bCs/>
       </w:rPr>
@@ -13435,6 +14005,7 @@
     </w:tblStylePr>
     <w:tblStylePr w:type="lastRow">
       <w:rPr>
+        <w:rFonts w:eastAsia="黑体"/>
         <w:b/>
         <w:bCs/>
         <w:color w:themeColor="background1" w:val="FFFFFF"/>
@@ -13449,6 +14020,7 @@
     </w:tblStylePr>
     <w:tblStylePr w:type="firstCol">
       <w:rPr>
+        <w:rFonts w:eastAsia="黑体"/>
         <w:color w:themeColor="background1" w:val="FFFFFF"/>
       </w:rPr>
       <w:tblPr/>
@@ -13466,6 +14038,7 @@
     </w:tblStylePr>
     <w:tblStylePr w:type="lastCol">
       <w:rPr>
+        <w:rFonts w:eastAsia="黑体"/>
         <w:color w:themeColor="background1" w:val="FFFFFF"/>
       </w:rPr>
       <w:tblPr/>
@@ -13495,11 +14068,13 @@
     </w:tblStylePr>
     <w:tblStylePr w:type="neCell">
       <w:rPr>
+        <w:rFonts w:eastAsia="黑体"/>
         <w:color w:themeColor="text1" w:val="000000"/>
       </w:rPr>
     </w:tblStylePr>
     <w:tblStylePr w:type="nwCell">
       <w:rPr>
+        <w:rFonts w:eastAsia="黑体"/>
         <w:color w:themeColor="text1" w:val="000000"/>
       </w:rPr>
     </w:tblStylePr>
@@ -13513,6 +14088,7 @@
       <w:spacing w:after="0" w:line="240" w:lineRule="auto"/>
     </w:pPr>
     <w:rPr>
+      <w:rFonts w:eastAsia="黑体"/>
       <w:color w:themeColor="text1" w:val="000000"/>
     </w:rPr>
     <w:tblPr>
@@ -13539,6 +14115,7 @@
     </w:tcPr>
     <w:tblStylePr w:type="firstRow">
       <w:rPr>
+        <w:rFonts w:eastAsia="黑体"/>
         <w:b/>
         <w:bCs/>
       </w:rPr>
@@ -13557,6 +14134,7 @@
     </w:tblStylePr>
     <w:tblStylePr w:type="lastRow">
       <w:rPr>
+        <w:rFonts w:eastAsia="黑体"/>
         <w:b/>
         <w:bCs/>
         <w:color w:themeColor="background1" w:val="FFFFFF"/>
@@ -13571,6 +14149,7 @@
     </w:tblStylePr>
     <w:tblStylePr w:type="firstCol">
       <w:rPr>
+        <w:rFonts w:eastAsia="黑体"/>
         <w:color w:themeColor="background1" w:val="FFFFFF"/>
       </w:rPr>
       <w:tblPr/>
@@ -13588,6 +14167,7 @@
     </w:tblStylePr>
     <w:tblStylePr w:type="lastCol">
       <w:rPr>
+        <w:rFonts w:eastAsia="黑体"/>
         <w:color w:themeColor="background1" w:val="FFFFFF"/>
       </w:rPr>
       <w:tblPr/>
@@ -13617,11 +14197,13 @@
     </w:tblStylePr>
     <w:tblStylePr w:type="neCell">
       <w:rPr>
+        <w:rFonts w:eastAsia="黑体"/>
         <w:color w:themeColor="text1" w:val="000000"/>
       </w:rPr>
     </w:tblStylePr>
     <w:tblStylePr w:type="nwCell">
       <w:rPr>
+        <w:rFonts w:eastAsia="黑体"/>
         <w:color w:themeColor="text1" w:val="000000"/>
       </w:rPr>
     </w:tblStylePr>
@@ -13635,6 +14217,7 @@
       <w:spacing w:after="0" w:line="240" w:lineRule="auto"/>
     </w:pPr>
     <w:rPr>
+      <w:rFonts w:eastAsia="黑体"/>
       <w:color w:themeColor="text1" w:val="000000"/>
     </w:rPr>
     <w:tblPr>
@@ -13661,6 +14244,7 @@
     </w:tcPr>
     <w:tblStylePr w:type="firstRow">
       <w:rPr>
+        <w:rFonts w:eastAsia="黑体"/>
         <w:b/>
         <w:bCs/>
       </w:rPr>
@@ -13679,6 +14263,7 @@
     </w:tblStylePr>
     <w:tblStylePr w:type="lastRow">
       <w:rPr>
+        <w:rFonts w:eastAsia="黑体"/>
         <w:b/>
         <w:bCs/>
         <w:color w:themeColor="background1" w:val="FFFFFF"/>
@@ -13693,6 +14278,7 @@
     </w:tblStylePr>
     <w:tblStylePr w:type="firstCol">
       <w:rPr>
+        <w:rFonts w:eastAsia="黑体"/>
         <w:color w:themeColor="background1" w:val="FFFFFF"/>
       </w:rPr>
       <w:tblPr/>
@@ -13710,6 +14296,7 @@
     </w:tblStylePr>
     <w:tblStylePr w:type="lastCol">
       <w:rPr>
+        <w:rFonts w:eastAsia="黑体"/>
         <w:color w:themeColor="background1" w:val="FFFFFF"/>
       </w:rPr>
       <w:tblPr/>
@@ -13747,6 +14334,7 @@
       <w:spacing w:after="0" w:line="240" w:lineRule="auto"/>
     </w:pPr>
     <w:rPr>
+      <w:rFonts w:eastAsia="黑体"/>
       <w:color w:themeColor="text1" w:val="000000"/>
     </w:rPr>
     <w:tblPr>
@@ -13773,6 +14361,7 @@
     </w:tcPr>
     <w:tblStylePr w:type="firstRow">
       <w:rPr>
+        <w:rFonts w:eastAsia="黑体"/>
         <w:b/>
         <w:bCs/>
       </w:rPr>
@@ -13791,6 +14380,7 @@
     </w:tblStylePr>
     <w:tblStylePr w:type="lastRow">
       <w:rPr>
+        <w:rFonts w:eastAsia="黑体"/>
         <w:b/>
         <w:bCs/>
         <w:color w:themeColor="background1" w:val="FFFFFF"/>
@@ -13805,6 +14395,7 @@
     </w:tblStylePr>
     <w:tblStylePr w:type="firstCol">
       <w:rPr>
+        <w:rFonts w:eastAsia="黑体"/>
         <w:color w:themeColor="background1" w:val="FFFFFF"/>
       </w:rPr>
       <w:tblPr/>
@@ -13822,6 +14413,7 @@
     </w:tblStylePr>
     <w:tblStylePr w:type="lastCol">
       <w:rPr>
+        <w:rFonts w:eastAsia="黑体"/>
         <w:color w:themeColor="background1" w:val="FFFFFF"/>
       </w:rPr>
       <w:tblPr/>
@@ -13851,11 +14443,13 @@
     </w:tblStylePr>
     <w:tblStylePr w:type="neCell">
       <w:rPr>
+        <w:rFonts w:eastAsia="黑体"/>
         <w:color w:themeColor="text1" w:val="000000"/>
       </w:rPr>
     </w:tblStylePr>
     <w:tblStylePr w:type="nwCell">
       <w:rPr>
+        <w:rFonts w:eastAsia="黑体"/>
         <w:color w:themeColor="text1" w:val="000000"/>
       </w:rPr>
     </w:tblStylePr>
@@ -13869,6 +14463,7 @@
       <w:spacing w:after="0" w:line="240" w:lineRule="auto"/>
     </w:pPr>
     <w:rPr>
+      <w:rFonts w:eastAsia="黑体"/>
       <w:color w:themeColor="text1" w:val="000000"/>
     </w:rPr>
     <w:tblPr>
@@ -13895,6 +14490,7 @@
     </w:tcPr>
     <w:tblStylePr w:type="firstRow">
       <w:rPr>
+        <w:rFonts w:eastAsia="黑体"/>
         <w:b/>
         <w:bCs/>
       </w:rPr>
@@ -13913,6 +14509,7 @@
     </w:tblStylePr>
     <w:tblStylePr w:type="lastRow">
       <w:rPr>
+        <w:rFonts w:eastAsia="黑体"/>
         <w:b/>
         <w:bCs/>
         <w:color w:themeColor="background1" w:val="FFFFFF"/>
@@ -13927,6 +14524,7 @@
     </w:tblStylePr>
     <w:tblStylePr w:type="firstCol">
       <w:rPr>
+        <w:rFonts w:eastAsia="黑体"/>
         <w:color w:themeColor="background1" w:val="FFFFFF"/>
       </w:rPr>
       <w:tblPr/>
@@ -13944,6 +14542,7 @@
     </w:tblStylePr>
     <w:tblStylePr w:type="lastCol">
       <w:rPr>
+        <w:rFonts w:eastAsia="黑体"/>
         <w:color w:themeColor="background1" w:val="FFFFFF"/>
       </w:rPr>
       <w:tblPr/>
@@ -13973,11 +14572,13 @@
     </w:tblStylePr>
     <w:tblStylePr w:type="neCell">
       <w:rPr>
+        <w:rFonts w:eastAsia="黑体"/>
         <w:color w:themeColor="text1" w:val="000000"/>
       </w:rPr>
     </w:tblStylePr>
     <w:tblStylePr w:type="nwCell">
       <w:rPr>
+        <w:rFonts w:eastAsia="黑体"/>
         <w:color w:themeColor="text1" w:val="000000"/>
       </w:rPr>
     </w:tblStylePr>
@@ -13991,6 +14592,7 @@
       <w:spacing w:after="0" w:line="240" w:lineRule="auto"/>
     </w:pPr>
     <w:rPr>
+      <w:rFonts w:eastAsia="黑体"/>
       <w:color w:themeColor="text1" w:val="000000"/>
     </w:rPr>
     <w:tblPr>
@@ -14017,6 +14619,7 @@
     </w:tcPr>
     <w:tblStylePr w:type="firstRow">
       <w:rPr>
+        <w:rFonts w:eastAsia="黑体"/>
         <w:b/>
         <w:bCs/>
       </w:rPr>
@@ -14035,6 +14638,7 @@
     </w:tblStylePr>
     <w:tblStylePr w:type="lastRow">
       <w:rPr>
+        <w:rFonts w:eastAsia="黑体"/>
         <w:b/>
         <w:bCs/>
         <w:color w:themeColor="background1" w:val="FFFFFF"/>
@@ -14049,6 +14653,7 @@
     </w:tblStylePr>
     <w:tblStylePr w:type="firstCol">
       <w:rPr>
+        <w:rFonts w:eastAsia="黑体"/>
         <w:color w:themeColor="background1" w:val="FFFFFF"/>
       </w:rPr>
       <w:tblPr/>
@@ -14066,6 +14671,7 @@
     </w:tblStylePr>
     <w:tblStylePr w:type="lastCol">
       <w:rPr>
+        <w:rFonts w:eastAsia="黑体"/>
         <w:color w:themeColor="background1" w:val="FFFFFF"/>
       </w:rPr>
       <w:tblPr/>
@@ -14095,11 +14701,13 @@
     </w:tblStylePr>
     <w:tblStylePr w:type="neCell">
       <w:rPr>
+        <w:rFonts w:eastAsia="黑体"/>
         <w:color w:themeColor="text1" w:val="000000"/>
       </w:rPr>
     </w:tblStylePr>
     <w:tblStylePr w:type="nwCell">
       <w:rPr>
+        <w:rFonts w:eastAsia="黑体"/>
         <w:color w:themeColor="text1" w:val="000000"/>
       </w:rPr>
     </w:tblStylePr>
@@ -14113,6 +14721,7 @@
       <w:spacing w:after="0" w:line="240" w:lineRule="auto"/>
     </w:pPr>
     <w:rPr>
+      <w:rFonts w:eastAsia="黑体"/>
       <w:color w:themeColor="text1" w:val="000000"/>
     </w:rPr>
     <w:tblPr>
@@ -14131,6 +14740,7 @@
     </w:tcPr>
     <w:tblStylePr w:type="firstRow">
       <w:rPr>
+        <w:rFonts w:eastAsia="黑体"/>
         <w:b/>
         <w:bCs/>
         <w:color w:themeColor="background1" w:val="FFFFFF"/>
@@ -14145,6 +14755,7 @@
     </w:tblStylePr>
     <w:tblStylePr w:type="lastRow">
       <w:rPr>
+        <w:rFonts w:eastAsia="黑体"/>
         <w:b/>
         <w:bCs/>
         <w:color w:themeColor="accent2" w:themeShade="CC" w:val="9E3A38"/>
@@ -14159,12 +14770,14 @@
     </w:tblStylePr>
     <w:tblStylePr w:type="firstCol">
       <w:rPr>
+        <w:rFonts w:eastAsia="黑体"/>
         <w:b/>
         <w:bCs/>
       </w:rPr>
     </w:tblStylePr>
     <w:tblStylePr w:type="lastCol">
       <w:rPr>
+        <w:rFonts w:eastAsia="黑体"/>
         <w:b/>
         <w:bCs/>
       </w:rPr>
@@ -14199,6 +14812,7 @@
       <w:spacing w:after="0" w:line="240" w:lineRule="auto"/>
     </w:pPr>
     <w:rPr>
+      <w:rFonts w:eastAsia="黑体"/>
       <w:color w:themeColor="text1" w:val="000000"/>
     </w:rPr>
     <w:tblPr>
@@ -14217,6 +14831,7 @@
     </w:tcPr>
     <w:tblStylePr w:type="firstRow">
       <w:rPr>
+        <w:rFonts w:eastAsia="黑体"/>
         <w:b/>
         <w:bCs/>
         <w:color w:themeColor="background1" w:val="FFFFFF"/>
@@ -14231,6 +14846,7 @@
     </w:tblStylePr>
     <w:tblStylePr w:type="lastRow">
       <w:rPr>
+        <w:rFonts w:eastAsia="黑体"/>
         <w:b/>
         <w:bCs/>
         <w:color w:themeColor="accent2" w:themeShade="CC" w:val="9E3A38"/>
@@ -14245,12 +14861,14 @@
     </w:tblStylePr>
     <w:tblStylePr w:type="firstCol">
       <w:rPr>
+        <w:rFonts w:eastAsia="黑体"/>
         <w:b/>
         <w:bCs/>
       </w:rPr>
     </w:tblStylePr>
     <w:tblStylePr w:type="lastCol">
       <w:rPr>
+        <w:rFonts w:eastAsia="黑体"/>
         <w:b/>
         <w:bCs/>
       </w:rPr>
@@ -14285,6 +14903,7 @@
       <w:spacing w:after="0" w:line="240" w:lineRule="auto"/>
     </w:pPr>
     <w:rPr>
+      <w:rFonts w:eastAsia="黑体"/>
       <w:color w:themeColor="text1" w:val="000000"/>
     </w:rPr>
     <w:tblPr>
@@ -14303,6 +14922,7 @@
     </w:tcPr>
     <w:tblStylePr w:type="firstRow">
       <w:rPr>
+        <w:rFonts w:eastAsia="黑体"/>
         <w:b/>
         <w:bCs/>
         <w:color w:themeColor="background1" w:val="FFFFFF"/>
@@ -14317,6 +14937,7 @@
     </w:tblStylePr>
     <w:tblStylePr w:type="lastRow">
       <w:rPr>
+        <w:rFonts w:eastAsia="黑体"/>
         <w:b/>
         <w:bCs/>
         <w:color w:themeColor="accent2" w:themeShade="CC" w:val="9E3A38"/>
@@ -14331,12 +14952,14 @@
     </w:tblStylePr>
     <w:tblStylePr w:type="firstCol">
       <w:rPr>
+        <w:rFonts w:eastAsia="黑体"/>
         <w:b/>
         <w:bCs/>
       </w:rPr>
     </w:tblStylePr>
     <w:tblStylePr w:type="lastCol">
       <w:rPr>
+        <w:rFonts w:eastAsia="黑体"/>
         <w:b/>
         <w:bCs/>
       </w:rPr>
@@ -14371,6 +14994,7 @@
       <w:spacing w:after="0" w:line="240" w:lineRule="auto"/>
     </w:pPr>
     <w:rPr>
+      <w:rFonts w:eastAsia="黑体"/>
       <w:color w:themeColor="text1" w:val="000000"/>
     </w:rPr>
     <w:tblPr>
@@ -14389,6 +15013,7 @@
     </w:tcPr>
     <w:tblStylePr w:type="firstRow">
       <w:rPr>
+        <w:rFonts w:eastAsia="黑体"/>
         <w:b/>
         <w:bCs/>
         <w:color w:themeColor="background1" w:val="FFFFFF"/>
@@ -14403,6 +15028,7 @@
     </w:tblStylePr>
     <w:tblStylePr w:type="lastRow">
       <w:rPr>
+        <w:rFonts w:eastAsia="黑体"/>
         <w:b/>
         <w:bCs/>
         <w:color w:themeColor="accent4" w:themeShade="CC" w:val="664E82"/>
@@ -14417,12 +15043,14 @@
     </w:tblStylePr>
     <w:tblStylePr w:type="firstCol">
       <w:rPr>
+        <w:rFonts w:eastAsia="黑体"/>
         <w:b/>
         <w:bCs/>
       </w:rPr>
     </w:tblStylePr>
     <w:tblStylePr w:type="lastCol">
       <w:rPr>
+        <w:rFonts w:eastAsia="黑体"/>
         <w:b/>
         <w:bCs/>
       </w:rPr>
@@ -14457,6 +15085,7 @@
       <w:spacing w:after="0" w:line="240" w:lineRule="auto"/>
     </w:pPr>
     <w:rPr>
+      <w:rFonts w:eastAsia="黑体"/>
       <w:color w:themeColor="text1" w:val="000000"/>
     </w:rPr>
     <w:tblPr>
@@ -14475,6 +15104,7 @@
     </w:tcPr>
     <w:tblStylePr w:type="firstRow">
       <w:rPr>
+        <w:rFonts w:eastAsia="黑体"/>
         <w:b/>
         <w:bCs/>
         <w:color w:themeColor="background1" w:val="FFFFFF"/>
@@ -14489,6 +15119,7 @@
     </w:tblStylePr>
     <w:tblStylePr w:type="lastRow">
       <w:rPr>
+        <w:rFonts w:eastAsia="黑体"/>
         <w:b/>
         <w:bCs/>
         <w:color w:themeColor="accent3" w:themeShade="CC" w:val="7E9C40"/>
@@ -14503,12 +15134,14 @@
     </w:tblStylePr>
     <w:tblStylePr w:type="firstCol">
       <w:rPr>
+        <w:rFonts w:eastAsia="黑体"/>
         <w:b/>
         <w:bCs/>
       </w:rPr>
     </w:tblStylePr>
     <w:tblStylePr w:type="lastCol">
       <w:rPr>
+        <w:rFonts w:eastAsia="黑体"/>
         <w:b/>
         <w:bCs/>
       </w:rPr>
@@ -14543,6 +15176,7 @@
       <w:spacing w:after="0" w:line="240" w:lineRule="auto"/>
     </w:pPr>
     <w:rPr>
+      <w:rFonts w:eastAsia="黑体"/>
       <w:color w:themeColor="text1" w:val="000000"/>
     </w:rPr>
     <w:tblPr>
@@ -14561,6 +15195,7 @@
     </w:tcPr>
     <w:tblStylePr w:type="firstRow">
       <w:rPr>
+        <w:rFonts w:eastAsia="黑体"/>
         <w:b/>
         <w:bCs/>
         <w:color w:themeColor="background1" w:val="FFFFFF"/>
@@ -14575,6 +15210,7 @@
     </w:tblStylePr>
     <w:tblStylePr w:type="lastRow">
       <w:rPr>
+        <w:rFonts w:eastAsia="黑体"/>
         <w:b/>
         <w:bCs/>
         <w:color w:themeColor="accent6" w:themeShade="CC" w:val="F2730A"/>
@@ -14589,12 +15225,14 @@
     </w:tblStylePr>
     <w:tblStylePr w:type="firstCol">
       <w:rPr>
+        <w:rFonts w:eastAsia="黑体"/>
         <w:b/>
         <w:bCs/>
       </w:rPr>
     </w:tblStylePr>
     <w:tblStylePr w:type="lastCol">
       <w:rPr>
+        <w:rFonts w:eastAsia="黑体"/>
         <w:b/>
         <w:bCs/>
       </w:rPr>
@@ -14629,6 +15267,7 @@
       <w:spacing w:after="0" w:line="240" w:lineRule="auto"/>
     </w:pPr>
     <w:rPr>
+      <w:rFonts w:eastAsia="黑体"/>
       <w:color w:themeColor="text1" w:val="000000"/>
     </w:rPr>
     <w:tblPr>
@@ -14647,6 +15286,7 @@
     </w:tcPr>
     <w:tblStylePr w:type="firstRow">
       <w:rPr>
+        <w:rFonts w:eastAsia="黑体"/>
         <w:b/>
         <w:bCs/>
         <w:color w:themeColor="background1" w:val="FFFFFF"/>
@@ -14661,6 +15301,7 @@
     </w:tblStylePr>
     <w:tblStylePr w:type="lastRow">
       <w:rPr>
+        <w:rFonts w:eastAsia="黑体"/>
         <w:b/>
         <w:bCs/>
         <w:color w:themeColor="accent5" w:themeShade="CC" w:val="348DA5"/>
@@ -14675,12 +15316,14 @@
     </w:tblStylePr>
     <w:tblStylePr w:type="firstCol">
       <w:rPr>
+        <w:rFonts w:eastAsia="黑体"/>
         <w:b/>
         <w:bCs/>
       </w:rPr>
     </w:tblStylePr>
     <w:tblStylePr w:type="lastCol">
       <w:rPr>
+        <w:rFonts w:eastAsia="黑体"/>
         <w:b/>
         <w:bCs/>
       </w:rPr>
@@ -14715,6 +15358,7 @@
       <w:spacing w:after="0" w:line="240" w:lineRule="auto"/>
     </w:pPr>
     <w:rPr>
+      <w:rFonts w:eastAsia="黑体"/>
       <w:color w:themeColor="text1" w:val="000000"/>
     </w:rPr>
     <w:tblPr>
@@ -14736,6 +15380,7 @@
     </w:tcPr>
     <w:tblStylePr w:type="firstRow">
       <w:rPr>
+        <w:rFonts w:eastAsia="黑体"/>
         <w:b/>
         <w:bCs/>
       </w:rPr>
@@ -14746,6 +15391,7 @@
     </w:tblStylePr>
     <w:tblStylePr w:type="lastRow">
       <w:rPr>
+        <w:rFonts w:eastAsia="黑体"/>
         <w:b/>
         <w:bCs/>
         <w:color w:themeColor="text1" w:val="000000"/>
@@ -14757,6 +15403,7 @@
     </w:tblStylePr>
     <w:tblStylePr w:type="firstCol">
       <w:rPr>
+        <w:rFonts w:eastAsia="黑体"/>
         <w:color w:themeColor="background1" w:val="FFFFFF"/>
       </w:rPr>
       <w:tblPr/>
@@ -14766,6 +15413,7 @@
     </w:tblStylePr>
     <w:tblStylePr w:type="lastCol">
       <w:rPr>
+        <w:rFonts w:eastAsia="黑体"/>
         <w:color w:themeColor="background1" w:val="FFFFFF"/>
       </w:rPr>
       <w:tblPr/>
@@ -14795,6 +15443,7 @@
       <w:spacing w:after="0" w:line="240" w:lineRule="auto"/>
     </w:pPr>
     <w:rPr>
+      <w:rFonts w:eastAsia="黑体"/>
       <w:color w:themeColor="text1" w:val="000000"/>
     </w:rPr>
     <w:tblPr>
@@ -14816,6 +15465,7 @@
     </w:tcPr>
     <w:tblStylePr w:type="firstRow">
       <w:rPr>
+        <w:rFonts w:eastAsia="黑体"/>
         <w:b/>
         <w:bCs/>
       </w:rPr>
@@ -14826,6 +15476,7 @@
     </w:tblStylePr>
     <w:tblStylePr w:type="lastRow">
       <w:rPr>
+        <w:rFonts w:eastAsia="黑体"/>
         <w:b/>
         <w:bCs/>
         <w:color w:themeColor="text1" w:val="000000"/>
@@ -14837,6 +15488,7 @@
     </w:tblStylePr>
     <w:tblStylePr w:type="firstCol">
       <w:rPr>
+        <w:rFonts w:eastAsia="黑体"/>
         <w:color w:themeColor="background1" w:val="FFFFFF"/>
       </w:rPr>
       <w:tblPr/>
@@ -14846,6 +15498,7 @@
     </w:tblStylePr>
     <w:tblStylePr w:type="lastCol">
       <w:rPr>
+        <w:rFonts w:eastAsia="黑体"/>
         <w:color w:themeColor="background1" w:val="FFFFFF"/>
       </w:rPr>
       <w:tblPr/>
@@ -14875,6 +15528,7 @@
       <w:spacing w:after="0" w:line="240" w:lineRule="auto"/>
     </w:pPr>
     <w:rPr>
+      <w:rFonts w:eastAsia="黑体"/>
       <w:color w:themeColor="text1" w:val="000000"/>
     </w:rPr>
     <w:tblPr>
@@ -14896,6 +15550,7 @@
     </w:tcPr>
     <w:tblStylePr w:type="firstRow">
       <w:rPr>
+        <w:rFonts w:eastAsia="黑体"/>
         <w:b/>
         <w:bCs/>
       </w:rPr>
@@ -14906,6 +15561,7 @@
     </w:tblStylePr>
     <w:tblStylePr w:type="lastRow">
       <w:rPr>
+        <w:rFonts w:eastAsia="黑体"/>
         <w:b/>
         <w:bCs/>
         <w:color w:themeColor="text1" w:val="000000"/>
@@ -14917,6 +15573,7 @@
     </w:tblStylePr>
     <w:tblStylePr w:type="firstCol">
       <w:rPr>
+        <w:rFonts w:eastAsia="黑体"/>
         <w:color w:themeColor="background1" w:val="FFFFFF"/>
       </w:rPr>
       <w:tblPr/>
@@ -14926,6 +15583,7 @@
     </w:tblStylePr>
     <w:tblStylePr w:type="lastCol">
       <w:rPr>
+        <w:rFonts w:eastAsia="黑体"/>
         <w:color w:themeColor="background1" w:val="FFFFFF"/>
       </w:rPr>
       <w:tblPr/>
@@ -14955,6 +15613,7 @@
       <w:spacing w:after="0" w:line="240" w:lineRule="auto"/>
     </w:pPr>
     <w:rPr>
+      <w:rFonts w:eastAsia="黑体"/>
       <w:color w:themeColor="text1" w:val="000000"/>
     </w:rPr>
     <w:tblPr>
@@ -14976,6 +15635,7 @@
     </w:tcPr>
     <w:tblStylePr w:type="firstRow">
       <w:rPr>
+        <w:rFonts w:eastAsia="黑体"/>
         <w:b/>
         <w:bCs/>
       </w:rPr>
@@ -14986,6 +15646,7 @@
     </w:tblStylePr>
     <w:tblStylePr w:type="lastRow">
       <w:rPr>
+        <w:rFonts w:eastAsia="黑体"/>
         <w:b/>
         <w:bCs/>
         <w:color w:themeColor="text1" w:val="000000"/>
@@ -14997,6 +15658,7 @@
     </w:tblStylePr>
     <w:tblStylePr w:type="firstCol">
       <w:rPr>
+        <w:rFonts w:eastAsia="黑体"/>
         <w:color w:themeColor="background1" w:val="FFFFFF"/>
       </w:rPr>
       <w:tblPr/>
@@ -15006,6 +15668,7 @@
     </w:tblStylePr>
     <w:tblStylePr w:type="lastCol">
       <w:rPr>
+        <w:rFonts w:eastAsia="黑体"/>
         <w:color w:themeColor="background1" w:val="FFFFFF"/>
       </w:rPr>
       <w:tblPr/>
@@ -15035,6 +15698,7 @@
       <w:spacing w:after="0" w:line="240" w:lineRule="auto"/>
     </w:pPr>
     <w:rPr>
+      <w:rFonts w:eastAsia="黑体"/>
       <w:color w:themeColor="text1" w:val="000000"/>
     </w:rPr>
     <w:tblPr>
@@ -15056,6 +15720,7 @@
     </w:tcPr>
     <w:tblStylePr w:type="firstRow">
       <w:rPr>
+        <w:rFonts w:eastAsia="黑体"/>
         <w:b/>
         <w:bCs/>
       </w:rPr>
@@ -15066,6 +15731,7 @@
     </w:tblStylePr>
     <w:tblStylePr w:type="lastRow">
       <w:rPr>
+        <w:rFonts w:eastAsia="黑体"/>
         <w:b/>
         <w:bCs/>
         <w:color w:themeColor="text1" w:val="000000"/>
@@ -15077,6 +15743,7 @@
     </w:tblStylePr>
     <w:tblStylePr w:type="firstCol">
       <w:rPr>
+        <w:rFonts w:eastAsia="黑体"/>
         <w:color w:themeColor="background1" w:val="FFFFFF"/>
       </w:rPr>
       <w:tblPr/>
@@ -15086,6 +15753,7 @@
     </w:tblStylePr>
     <w:tblStylePr w:type="lastCol">
       <w:rPr>
+        <w:rFonts w:eastAsia="黑体"/>
         <w:color w:themeColor="background1" w:val="FFFFFF"/>
       </w:rPr>
       <w:tblPr/>
@@ -15115,6 +15783,7 @@
       <w:spacing w:after="0" w:line="240" w:lineRule="auto"/>
     </w:pPr>
     <w:rPr>
+      <w:rFonts w:eastAsia="黑体"/>
       <w:color w:themeColor="text1" w:val="000000"/>
     </w:rPr>
     <w:tblPr>
@@ -15136,6 +15805,7 @@
     </w:tcPr>
     <w:tblStylePr w:type="firstRow">
       <w:rPr>
+        <w:rFonts w:eastAsia="黑体"/>
         <w:b/>
         <w:bCs/>
       </w:rPr>
@@ -15146,6 +15816,7 @@
     </w:tblStylePr>
     <w:tblStylePr w:type="lastRow">
       <w:rPr>
+        <w:rFonts w:eastAsia="黑体"/>
         <w:b/>
         <w:bCs/>
         <w:color w:themeColor="text1" w:val="000000"/>
@@ -15157,6 +15828,7 @@
     </w:tblStylePr>
     <w:tblStylePr w:type="firstCol">
       <w:rPr>
+        <w:rFonts w:eastAsia="黑体"/>
         <w:color w:themeColor="background1" w:val="FFFFFF"/>
       </w:rPr>
       <w:tblPr/>
@@ -15166,6 +15838,7 @@
     </w:tblStylePr>
     <w:tblStylePr w:type="lastCol">
       <w:rPr>
+        <w:rFonts w:eastAsia="黑体"/>
         <w:color w:themeColor="background1" w:val="FFFFFF"/>
       </w:rPr>
       <w:tblPr/>
@@ -15195,6 +15868,7 @@
       <w:spacing w:after="0" w:line="240" w:lineRule="auto"/>
     </w:pPr>
     <w:rPr>
+      <w:rFonts w:eastAsia="黑体"/>
       <w:color w:themeColor="text1" w:val="000000"/>
     </w:rPr>
     <w:tblPr>
@@ -15216,6 +15890,7 @@
     </w:tcPr>
     <w:tblStylePr w:type="firstRow">
       <w:rPr>
+        <w:rFonts w:eastAsia="黑体"/>
         <w:b/>
         <w:bCs/>
       </w:rPr>
@@ -15226,6 +15901,7 @@
     </w:tblStylePr>
     <w:tblStylePr w:type="lastRow">
       <w:rPr>
+        <w:rFonts w:eastAsia="黑体"/>
         <w:b/>
         <w:bCs/>
         <w:color w:themeColor="text1" w:val="000000"/>
@@ -15237,6 +15913,7 @@
     </w:tblStylePr>
     <w:tblStylePr w:type="firstCol">
       <w:rPr>
+        <w:rFonts w:eastAsia="黑体"/>
         <w:color w:themeColor="background1" w:val="FFFFFF"/>
       </w:rPr>
       <w:tblPr/>
@@ -15246,6 +15923,7 @@
     </w:tblStylePr>
     <w:tblStylePr w:type="lastCol">
       <w:rPr>
+        <w:rFonts w:eastAsia="黑体"/>
         <w:color w:themeColor="background1" w:val="FFFFFF"/>
       </w:rPr>
       <w:tblPr/>
@@ -15278,6 +15956,7 @@
     <w:name w:val="KeywordTok"/>
     <w:basedOn w:val="VerbatimChar"/>
     <w:rPr>
+      <w:rFonts w:eastAsia="黑体"/>
       <w:b/>
       <w:color w:val="007020"/>
     </w:rPr>
@@ -15286,6 +15965,7 @@
     <w:name w:val="DataTypeTok"/>
     <w:basedOn w:val="VerbatimChar"/>
     <w:rPr>
+      <w:rFonts w:eastAsia="黑体"/>
       <w:color w:val="902000"/>
     </w:rPr>
   </w:style>
@@ -15293,6 +15973,7 @@
     <w:name w:val="DecValTok"/>
     <w:basedOn w:val="VerbatimChar"/>
     <w:rPr>
+      <w:rFonts w:eastAsia="黑体"/>
       <w:color w:val="40a070"/>
     </w:rPr>
   </w:style>
@@ -15300,6 +15981,7 @@
     <w:name w:val="BaseNTok"/>
     <w:basedOn w:val="VerbatimChar"/>
     <w:rPr>
+      <w:rFonts w:eastAsia="黑体"/>
       <w:color w:val="40a070"/>
     </w:rPr>
   </w:style>
@@ -15307,6 +15989,7 @@
     <w:name w:val="FloatTok"/>
     <w:basedOn w:val="VerbatimChar"/>
     <w:rPr>
+      <w:rFonts w:eastAsia="黑体"/>
       <w:color w:val="40a070"/>
     </w:rPr>
   </w:style>
@@ -15314,6 +15997,7 @@
     <w:name w:val="ConstantTok"/>
     <w:basedOn w:val="VerbatimChar"/>
     <w:rPr>
+      <w:rFonts w:eastAsia="黑体"/>
       <w:color w:val="880000"/>
     </w:rPr>
   </w:style>
@@ -15321,6 +16005,7 @@
     <w:name w:val="CharTok"/>
     <w:basedOn w:val="VerbatimChar"/>
     <w:rPr>
+      <w:rFonts w:eastAsia="黑体"/>
       <w:color w:val="4070a0"/>
     </w:rPr>
   </w:style>
@@ -15328,6 +16013,7 @@
     <w:name w:val="SpecialCharTok"/>
     <w:basedOn w:val="VerbatimChar"/>
     <w:rPr>
+      <w:rFonts w:eastAsia="黑体"/>
       <w:color w:val="4070a0"/>
     </w:rPr>
   </w:style>
@@ -15335,6 +16021,7 @@
     <w:name w:val="StringTok"/>
     <w:basedOn w:val="VerbatimChar"/>
     <w:rPr>
+      <w:rFonts w:eastAsia="黑体"/>
       <w:color w:val="4070a0"/>
     </w:rPr>
   </w:style>
@@ -15342,6 +16029,7 @@
     <w:name w:val="VerbatimStringTok"/>
     <w:basedOn w:val="VerbatimChar"/>
     <w:rPr>
+      <w:rFonts w:eastAsia="黑体"/>
       <w:color w:val="4070a0"/>
     </w:rPr>
   </w:style>
@@ -15349,6 +16037,7 @@
     <w:name w:val="SpecialStringTok"/>
     <w:basedOn w:val="VerbatimChar"/>
     <w:rPr>
+      <w:rFonts w:eastAsia="黑体"/>
       <w:color w:val="bb6688"/>
     </w:rPr>
   </w:style>
@@ -15356,6 +16045,7 @@
     <w:name w:val="ImportTok"/>
     <w:basedOn w:val="VerbatimChar"/>
     <w:rPr>
+      <w:rFonts w:eastAsia="黑体"/>
       <w:b/>
       <w:color w:val="008000"/>
     </w:rPr>
@@ -15364,6 +16054,7 @@
     <w:name w:val="CommentTok"/>
     <w:basedOn w:val="VerbatimChar"/>
     <w:rPr>
+      <w:rFonts w:eastAsia="黑体"/>
       <w:i/>
       <w:color w:val="60a0b0"/>
     </w:rPr>
@@ -15372,6 +16063,7 @@
     <w:name w:val="DocumentationTok"/>
     <w:basedOn w:val="VerbatimChar"/>
     <w:rPr>
+      <w:rFonts w:eastAsia="黑体"/>
       <w:i/>
       <w:color w:val="ba2121"/>
     </w:rPr>
@@ -15380,6 +16072,7 @@
     <w:name w:val="AnnotationTok"/>
     <w:basedOn w:val="VerbatimChar"/>
     <w:rPr>
+      <w:rFonts w:eastAsia="黑体"/>
       <w:b/>
       <w:i/>
       <w:color w:val="60a0b0"/>
@@ -15389,6 +16082,7 @@
     <w:name w:val="CommentVarTok"/>
     <w:basedOn w:val="VerbatimChar"/>
     <w:rPr>
+      <w:rFonts w:eastAsia="黑体"/>
       <w:b/>
       <w:i/>
       <w:color w:val="60a0b0"/>
@@ -15398,6 +16092,7 @@
     <w:name w:val="OtherTok"/>
     <w:basedOn w:val="VerbatimChar"/>
     <w:rPr>
+      <w:rFonts w:eastAsia="黑体"/>
       <w:color w:val="007020"/>
     </w:rPr>
   </w:style>
@@ -15405,6 +16100,7 @@
     <w:name w:val="FunctionTok"/>
     <w:basedOn w:val="VerbatimChar"/>
     <w:rPr>
+      <w:rFonts w:eastAsia="黑体"/>
       <w:color w:val="06287e"/>
     </w:rPr>
   </w:style>
@@ -15412,6 +16108,7 @@
     <w:name w:val="VariableTok"/>
     <w:basedOn w:val="VerbatimChar"/>
     <w:rPr>
+      <w:rFonts w:eastAsia="黑体"/>
       <w:color w:val="19177c"/>
     </w:rPr>
   </w:style>
@@ -15419,6 +16116,7 @@
     <w:name w:val="ControlFlowTok"/>
     <w:basedOn w:val="VerbatimChar"/>
     <w:rPr>
+      <w:rFonts w:eastAsia="黑体"/>
       <w:b/>
       <w:color w:val="007020"/>
     </w:rPr>
@@ -15427,6 +16125,7 @@
     <w:name w:val="OperatorTok"/>
     <w:basedOn w:val="VerbatimChar"/>
     <w:rPr>
+      <w:rFonts w:eastAsia="黑体"/>
       <w:color w:val="666666"/>
     </w:rPr>
   </w:style>
@@ -15434,18 +16133,22 @@
     <w:name w:val="BuiltInTok"/>
     <w:basedOn w:val="VerbatimChar"/>
     <w:rPr>
+      <w:rFonts w:eastAsia="黑体"/>
       <w:color w:val="008000"/>
     </w:rPr>
   </w:style>
   <w:style w:type="character" w:customStyle="1" w:styleId="ExtensionTok">
     <w:name w:val="ExtensionTok"/>
     <w:basedOn w:val="VerbatimChar"/>
-    <w:rPr/>
+    <w:rPr>
+      <w:rFonts w:eastAsia="黑体"/>
+    </w:rPr>
   </w:style>
   <w:style w:type="character" w:customStyle="1" w:styleId="PreprocessorTok">
     <w:name w:val="PreprocessorTok"/>
     <w:basedOn w:val="VerbatimChar"/>
     <w:rPr>
+      <w:rFonts w:eastAsia="黑体"/>
       <w:color w:val="bc7a00"/>
     </w:rPr>
   </w:style>
@@ -15453,18 +16156,22 @@
     <w:name w:val="AttributeTok"/>
     <w:basedOn w:val="VerbatimChar"/>
     <w:rPr>
+      <w:rFonts w:eastAsia="黑体"/>
       <w:color w:val="7d9029"/>
     </w:rPr>
   </w:style>
   <w:style w:type="character" w:customStyle="1" w:styleId="RegionMarkerTok">
     <w:name w:val="RegionMarkerTok"/>
     <w:basedOn w:val="VerbatimChar"/>
-    <w:rPr/>
+    <w:rPr>
+      <w:rFonts w:eastAsia="黑体"/>
+    </w:rPr>
   </w:style>
   <w:style w:type="character" w:customStyle="1" w:styleId="InformationTok">
     <w:name w:val="InformationTok"/>
     <w:basedOn w:val="VerbatimChar"/>
     <w:rPr>
+      <w:rFonts w:eastAsia="黑体"/>
       <w:b/>
       <w:i/>
       <w:color w:val="60a0b0"/>
@@ -15474,6 +16181,7 @@
     <w:name w:val="WarningTok"/>
     <w:basedOn w:val="VerbatimChar"/>
     <w:rPr>
+      <w:rFonts w:eastAsia="黑体"/>
       <w:b/>
       <w:i/>
       <w:color w:val="60a0b0"/>
@@ -15483,6 +16191,7 @@
     <w:name w:val="AlertTok"/>
     <w:basedOn w:val="VerbatimChar"/>
     <w:rPr>
+      <w:rFonts w:eastAsia="黑体"/>
       <w:b/>
       <w:color w:val="ff0000"/>
     </w:rPr>
@@ -15491,6 +16200,7 @@
     <w:name w:val="ErrorTok"/>
     <w:basedOn w:val="VerbatimChar"/>
     <w:rPr>
+      <w:rFonts w:eastAsia="黑体"/>
       <w:b/>
       <w:color w:val="ff0000"/>
     </w:rPr>
@@ -15498,7 +16208,9 @@
   <w:style w:type="character" w:customStyle="1" w:styleId="NormalTok">
     <w:name w:val="NormalTok"/>
     <w:basedOn w:val="VerbatimChar"/>
-    <w:rPr/>
+    <w:rPr>
+      <w:rFonts w:eastAsia="黑体"/>
+    </w:rPr>
   </w:style>
 </w:styles>
 </file>
@@ -15547,12 +16259,12 @@
     <a:fontScheme name="Office">
       <a:majorFont>
         <a:latin typeface="Calibri"/>
-        <a:ea typeface=""/>
+        <a:ea typeface="黑体"/>
         <a:cs typeface=""/>
         <a:font script="Jpan" typeface="ＭＳ ゴシック"/>
         <a:font script="Hang" typeface="맑은 고딕"/>
-        <a:font script="Hans" typeface="宋体"/>
-        <a:font script="Hant" typeface="新細明體"/>
+        <a:font script="Hans" typeface="黑体"/>
+        <a:font script="Hant" typeface="黑体"/>
         <a:font script="Arab" typeface="Times New Roman"/>
         <a:font script="Hebr" typeface="Times New Roman"/>
         <a:font script="Thai" typeface="Angsana New"/>
@@ -15582,12 +16294,12 @@
       </a:majorFont>
       <a:minorFont>
         <a:latin typeface="Cambria"/>
-        <a:ea typeface=""/>
+        <a:ea typeface="黑体"/>
         <a:cs typeface=""/>
         <a:font script="Jpan" typeface="ＭＳ 明朝"/>
         <a:font script="Hang" typeface="맑은 고딕"/>
-        <a:font script="Hans" typeface="宋体"/>
-        <a:font script="Hant" typeface="新細明體"/>
+        <a:font script="Hans" typeface="黑体"/>
+        <a:font script="Hant" typeface="黑体"/>
         <a:font script="Arab" typeface="Arial"/>
         <a:font script="Hebr" typeface="Arial"/>
         <a:font script="Thai" typeface="Cordia New"/>

--- a/04-滤波电路/05-其他滤波器/自适应滤波器/自适应滤波器.docx
+++ b/04-滤波电路/05-其他滤波器/自适应滤波器/自适应滤波器.docx
@@ -3188,7 +3188,7 @@
           <w:color w:val="555555"/>
           <w:sz w:val="21"/>
         </w:rPr>
-        <w:t>材料收集者：杜文杰，WX手机：19519196569，QQ:3478827729</w:t>
+        <w:t>材料收集者：杜文杰，微信/手机：19519196569，QQ:3478827729</w:t>
       </w:r>
     </w:p>
     <w:sectPr>
